--- a/manuales_ce/mejoras/Mejoras_Nomina_PE_Community.docx
+++ b/manuales_ce/mejoras/Mejoras_Nomina_PE_Community.docx
@@ -655,10 +655,28 @@
     </w:p>
     <w:p>
       <w:pPr>
+        <w:spacing w:after="20" w:before="0"/>
+        <w:ind w:left="400"/>
+      </w:pPr>
+      <w:hyperlink w:history="1" w:anchor="t15">
+        <w:r>
+          <w:rPr>
+            <w:b w:val="false"/>
+            <w:bCs w:val="false"/>
+            <w:color w:val="333333"/>
+            <w:sz w:val="20"/>
+            <w:szCs w:val="20"/>
+          </w:rPr>
+          <w:t xml:space="preserve">C-13 · La opción Scotiabank genera el TXT con formato de Interbank</w:t>
+        </w:r>
+      </w:hyperlink>
+    </w:p>
+    <w:p>
+      <w:pPr>
         <w:spacing w:after="40" w:before="120"/>
         <w:ind w:left="0"/>
       </w:pPr>
-      <w:hyperlink w:history="1" w:anchor="t15">
+      <w:hyperlink w:history="1" w:anchor="t16">
         <w:r>
           <w:rPr>
             <w:b/>
@@ -676,7 +694,7 @@
         <w:spacing w:after="20" w:before="0"/>
         <w:ind w:left="400"/>
       </w:pPr>
-      <w:hyperlink w:history="1" w:anchor="t16">
+      <w:hyperlink w:history="1" w:anchor="t17">
         <w:r>
           <w:rPr>
             <w:b w:val="false"/>
@@ -694,7 +712,7 @@
         <w:spacing w:after="20" w:before="0"/>
         <w:ind w:left="400"/>
       </w:pPr>
-      <w:hyperlink w:history="1" w:anchor="t17">
+      <w:hyperlink w:history="1" w:anchor="t18">
         <w:r>
           <w:rPr>
             <w:b w:val="false"/>
@@ -712,7 +730,7 @@
         <w:spacing w:after="20" w:before="0"/>
         <w:ind w:left="400"/>
       </w:pPr>
-      <w:hyperlink w:history="1" w:anchor="t18">
+      <w:hyperlink w:history="1" w:anchor="t19">
         <w:r>
           <w:rPr>
             <w:b w:val="false"/>
@@ -730,7 +748,7 @@
         <w:spacing w:after="20" w:before="0"/>
         <w:ind w:left="400"/>
       </w:pPr>
-      <w:hyperlink w:history="1" w:anchor="t19">
+      <w:hyperlink w:history="1" w:anchor="t20">
         <w:r>
           <w:rPr>
             <w:b w:val="false"/>
@@ -748,7 +766,7 @@
         <w:spacing w:after="20" w:before="0"/>
         <w:ind w:left="400"/>
       </w:pPr>
-      <w:hyperlink w:history="1" w:anchor="t20">
+      <w:hyperlink w:history="1" w:anchor="t21">
         <w:r>
           <w:rPr>
             <w:b w:val="false"/>
@@ -766,7 +784,7 @@
         <w:spacing w:after="20" w:before="0"/>
         <w:ind w:left="400"/>
       </w:pPr>
-      <w:hyperlink w:history="1" w:anchor="t21">
+      <w:hyperlink w:history="1" w:anchor="t22">
         <w:r>
           <w:rPr>
             <w:b w:val="false"/>
@@ -784,7 +802,7 @@
         <w:spacing w:after="20" w:before="0"/>
         <w:ind w:left="400"/>
       </w:pPr>
-      <w:hyperlink w:history="1" w:anchor="t22">
+      <w:hyperlink w:history="1" w:anchor="t23">
         <w:r>
           <w:rPr>
             <w:b w:val="false"/>
@@ -802,7 +820,7 @@
         <w:spacing w:after="20" w:before="0"/>
         <w:ind w:left="400"/>
       </w:pPr>
-      <w:hyperlink w:history="1" w:anchor="t23">
+      <w:hyperlink w:history="1" w:anchor="t24">
         <w:r>
           <w:rPr>
             <w:b w:val="false"/>
@@ -820,7 +838,7 @@
         <w:spacing w:after="20" w:before="0"/>
         <w:ind w:left="400"/>
       </w:pPr>
-      <w:hyperlink w:history="1" w:anchor="t24">
+      <w:hyperlink w:history="1" w:anchor="t25">
         <w:r>
           <w:rPr>
             <w:b w:val="false"/>
@@ -838,7 +856,7 @@
         <w:spacing w:after="40" w:before="120"/>
         <w:ind w:left="0"/>
       </w:pPr>
-      <w:hyperlink w:history="1" w:anchor="t25">
+      <w:hyperlink w:history="1" w:anchor="t26">
         <w:r>
           <w:rPr>
             <w:b/>
@@ -856,7 +874,7 @@
         <w:spacing w:after="20" w:before="0"/>
         <w:ind w:left="400"/>
       </w:pPr>
-      <w:hyperlink w:history="1" w:anchor="t26">
+      <w:hyperlink w:history="1" w:anchor="t27">
         <w:r>
           <w:rPr>
             <w:b w:val="false"/>
@@ -874,7 +892,7 @@
         <w:spacing w:after="20" w:before="0"/>
         <w:ind w:left="400"/>
       </w:pPr>
-      <w:hyperlink w:history="1" w:anchor="t27">
+      <w:hyperlink w:history="1" w:anchor="t28">
         <w:r>
           <w:rPr>
             <w:b w:val="false"/>
@@ -892,7 +910,7 @@
         <w:spacing w:after="20" w:before="0"/>
         <w:ind w:left="400"/>
       </w:pPr>
-      <w:hyperlink w:history="1" w:anchor="t28">
+      <w:hyperlink w:history="1" w:anchor="t29">
         <w:r>
           <w:rPr>
             <w:b w:val="false"/>
@@ -910,7 +928,7 @@
         <w:spacing w:after="40" w:before="120"/>
         <w:ind w:left="0"/>
       </w:pPr>
-      <w:hyperlink w:history="1" w:anchor="t29">
+      <w:hyperlink w:history="1" w:anchor="t30">
         <w:r>
           <w:rPr>
             <w:b/>
@@ -928,7 +946,7 @@
         <w:spacing w:after="20" w:before="0"/>
         <w:ind w:left="400"/>
       </w:pPr>
-      <w:hyperlink w:history="1" w:anchor="t30">
+      <w:hyperlink w:history="1" w:anchor="t31">
         <w:r>
           <w:rPr>
             <w:b w:val="false"/>
@@ -946,7 +964,7 @@
         <w:spacing w:after="20" w:before="0"/>
         <w:ind w:left="400"/>
       </w:pPr>
-      <w:hyperlink w:history="1" w:anchor="t31">
+      <w:hyperlink w:history="1" w:anchor="t32">
         <w:r>
           <w:rPr>
             <w:b w:val="false"/>
@@ -964,7 +982,7 @@
         <w:spacing w:after="20" w:before="0"/>
         <w:ind w:left="400"/>
       </w:pPr>
-      <w:hyperlink w:history="1" w:anchor="t32">
+      <w:hyperlink w:history="1" w:anchor="t33">
         <w:r>
           <w:rPr>
             <w:b w:val="false"/>
@@ -982,7 +1000,7 @@
         <w:spacing w:after="20" w:before="0"/>
         <w:ind w:left="400"/>
       </w:pPr>
-      <w:hyperlink w:history="1" w:anchor="t33">
+      <w:hyperlink w:history="1" w:anchor="t34">
         <w:r>
           <w:rPr>
             <w:b w:val="false"/>
@@ -1000,7 +1018,7 @@
         <w:spacing w:after="40" w:before="120"/>
         <w:ind w:left="0"/>
       </w:pPr>
-      <w:hyperlink w:history="1" w:anchor="t34">
+      <w:hyperlink w:history="1" w:anchor="t35">
         <w:r>
           <w:rPr>
             <w:b/>
@@ -1010,6 +1028,186 @@
             <w:szCs w:val="22"/>
           </w:rPr>
           <w:t xml:space="preserve">5. Funcionalidades nuevas (cobertura)</w:t>
+        </w:r>
+      </w:hyperlink>
+    </w:p>
+    <w:p>
+      <w:pPr>
+        <w:spacing w:after="20" w:before="0"/>
+        <w:ind w:left="400"/>
+      </w:pPr>
+      <w:hyperlink w:history="1" w:anchor="t36">
+        <w:r>
+          <w:rPr>
+            <w:b w:val="false"/>
+            <w:bCs w:val="false"/>
+            <w:color w:val="333333"/>
+            <w:sz w:val="20"/>
+            <w:szCs w:val="20"/>
+          </w:rPr>
+          <w:t xml:space="preserve">N-01 · Subsidios (incapacidad temporal y maternidad)</w:t>
+        </w:r>
+      </w:hyperlink>
+    </w:p>
+    <w:p>
+      <w:pPr>
+        <w:spacing w:after="20" w:before="0"/>
+        <w:ind w:left="400"/>
+      </w:pPr>
+      <w:hyperlink w:history="1" w:anchor="t37">
+        <w:r>
+          <w:rPr>
+            <w:b w:val="false"/>
+            <w:bCs w:val="false"/>
+            <w:color w:val="333333"/>
+            <w:sz w:val="20"/>
+            <w:szCs w:val="20"/>
+          </w:rPr>
+          <w:t xml:space="preserve">N-02 · Exportación del T-Registro</w:t>
+        </w:r>
+      </w:hyperlink>
+    </w:p>
+    <w:p>
+      <w:pPr>
+        <w:spacing w:after="20" w:before="0"/>
+        <w:ind w:left="400"/>
+      </w:pPr>
+      <w:hyperlink w:history="1" w:anchor="t38">
+        <w:r>
+          <w:rPr>
+            <w:b w:val="false"/>
+            <w:bCs w:val="false"/>
+            <w:color w:val="333333"/>
+            <w:sz w:val="20"/>
+            <w:szCs w:val="20"/>
+          </w:rPr>
+          <w:t xml:space="preserve">N-03 · Indemnización por despido arbitrario</w:t>
+        </w:r>
+      </w:hyperlink>
+    </w:p>
+    <w:p>
+      <w:pPr>
+        <w:spacing w:after="20" w:before="0"/>
+        <w:ind w:left="400"/>
+      </w:pPr>
+      <w:hyperlink w:history="1" w:anchor="t39">
+        <w:r>
+          <w:rPr>
+            <w:b w:val="false"/>
+            <w:bCs w:val="false"/>
+            <w:color w:val="333333"/>
+            <w:sz w:val="20"/>
+            <w:szCs w:val="20"/>
+          </w:rPr>
+          <w:t xml:space="preserve">N-04 · Regularización de la renta de 5.ª al cese</w:t>
+        </w:r>
+      </w:hyperlink>
+    </w:p>
+    <w:p>
+      <w:pPr>
+        <w:spacing w:after="20" w:before="0"/>
+        <w:ind w:left="400"/>
+      </w:pPr>
+      <w:hyperlink w:history="1" w:anchor="t40">
+        <w:r>
+          <w:rPr>
+            <w:b w:val="false"/>
+            <w:bCs w:val="false"/>
+            <w:color w:val="333333"/>
+            <w:sz w:val="20"/>
+            <w:szCs w:val="20"/>
+          </w:rPr>
+          <w:t xml:space="preserve">N-05 · Prima de Vida Ley</w:t>
+        </w:r>
+      </w:hyperlink>
+    </w:p>
+    <w:p>
+      <w:pPr>
+        <w:spacing w:after="20" w:before="0"/>
+        <w:ind w:left="400"/>
+      </w:pPr>
+      <w:hyperlink w:history="1" w:anchor="t41">
+        <w:r>
+          <w:rPr>
+            <w:b w:val="false"/>
+            <w:bCs w:val="false"/>
+            <w:color w:val="333333"/>
+            <w:sz w:val="20"/>
+            <w:szCs w:val="20"/>
+          </w:rPr>
+          <w:t xml:space="preserve">N-06 · TXT de Scotiabank y Banco de la Nación</w:t>
+        </w:r>
+      </w:hyperlink>
+    </w:p>
+    <w:p>
+      <w:pPr>
+        <w:spacing w:after="20" w:before="0"/>
+        <w:ind w:left="400"/>
+      </w:pPr>
+      <w:hyperlink w:history="1" w:anchor="t42">
+        <w:r>
+          <w:rPr>
+            <w:b w:val="false"/>
+            <w:bCs w:val="false"/>
+            <w:color w:val="333333"/>
+            <w:sz w:val="20"/>
+            <w:szCs w:val="20"/>
+          </w:rPr>
+          <w:t xml:space="preserve">N-07 · Pago de la planilla</w:t>
+        </w:r>
+      </w:hyperlink>
+    </w:p>
+    <w:p>
+      <w:pPr>
+        <w:spacing w:after="20" w:before="0"/>
+        <w:ind w:left="400"/>
+      </w:pPr>
+      <w:hyperlink w:history="1" w:anchor="t43">
+        <w:r>
+          <w:rPr>
+            <w:b w:val="false"/>
+            <w:bCs w:val="false"/>
+            <w:color w:val="333333"/>
+            <w:sz w:val="20"/>
+            <w:szCs w:val="20"/>
+          </w:rPr>
+          <w:t xml:space="preserve">N-08 · Envío masivo de boletas y constancias</w:t>
+        </w:r>
+      </w:hyperlink>
+    </w:p>
+    <w:p>
+      <w:pPr>
+        <w:spacing w:after="20" w:before="0"/>
+        <w:ind w:left="400"/>
+      </w:pPr>
+      <w:hyperlink w:history="1" w:anchor="t44">
+        <w:r>
+          <w:rPr>
+            <w:b w:val="false"/>
+            <w:bCs w:val="false"/>
+            <w:color w:val="333333"/>
+            <w:sz w:val="20"/>
+            <w:szCs w:val="20"/>
+          </w:rPr>
+          <w:t xml:space="preserve">Q-05 · Cobertura pendiente de medición</w:t>
+        </w:r>
+      </w:hyperlink>
+    </w:p>
+    <w:p>
+      <w:pPr>
+        <w:spacing w:after="40" w:before="120"/>
+        <w:ind w:left="0"/>
+      </w:pPr>
+      <w:hyperlink w:history="1" w:anchor="t45">
+        <w:r>
+          <w:rPr>
+            <w:b/>
+            <w:bCs/>
+            <w:color w:val="714B67"/>
+            <w:sz w:val="22"/>
+            <w:szCs w:val="22"/>
+          </w:rPr>
+          <w:t xml:space="preserve">6. Al confirmar los cambios: qué se vuelve a correr</w:t>
         </w:r>
       </w:hyperlink>
     </w:p>
@@ -3734,6 +3932,112 @@
                 <w:sz w:val="19"/>
                 <w:szCs w:val="19"/>
               </w:rPr>
+              <w:t xml:space="preserve">C-13</w:t>
+            </w:r>
+          </w:p>
+        </w:tc>
+        <w:tc>
+          <w:tcPr>
+            <w:tcW w:type="dxa" w:w="5600"/>
+            <w:tcBorders>
+              <w:top w:val="single" w:color="BFBFBF" w:sz="4"/>
+              <w:left w:val="single" w:color="BFBFBF" w:sz="4"/>
+              <w:bottom w:val="single" w:color="BFBFBF" w:sz="4"/>
+              <w:right w:val="single" w:color="BFBFBF" w:sz="4"/>
+            </w:tcBorders>
+            <w:tcMar>
+              <w:top w:type="dxa" w:w="60"/>
+              <w:left w:type="dxa" w:w="100"/>
+              <w:bottom w:type="dxa" w:w="60"/>
+              <w:right w:type="dxa" w:w="100"/>
+            </w:tcMar>
+          </w:tcPr>
+          <w:p>
+            <w:r>
+              <w:rPr>
+                <w:sz w:val="19"/>
+                <w:szCs w:val="19"/>
+              </w:rPr>
+              <w:t xml:space="preserve">Opción Scotiabank genera el formato de Interbank</w:t>
+            </w:r>
+          </w:p>
+        </w:tc>
+        <w:tc>
+          <w:tcPr>
+            <w:tcW w:type="dxa" w:w="1500"/>
+            <w:tcBorders>
+              <w:top w:val="single" w:color="BFBFBF" w:sz="4"/>
+              <w:left w:val="single" w:color="BFBFBF" w:sz="4"/>
+              <w:bottom w:val="single" w:color="BFBFBF" w:sz="4"/>
+              <w:right w:val="single" w:color="BFBFBF" w:sz="4"/>
+            </w:tcBorders>
+            <w:tcMar>
+              <w:top w:type="dxa" w:w="60"/>
+              <w:left w:type="dxa" w:w="100"/>
+              <w:bottom w:type="dxa" w:w="60"/>
+              <w:right w:type="dxa" w:w="100"/>
+            </w:tcMar>
+          </w:tcPr>
+          <w:p>
+            <w:r>
+              <w:rPr>
+                <w:sz w:val="19"/>
+                <w:szCs w:val="19"/>
+              </w:rPr>
+              <w:t xml:space="preserve">Alta</w:t>
+            </w:r>
+          </w:p>
+        </w:tc>
+        <w:tc>
+          <w:tcPr>
+            <w:tcW w:type="dxa" w:w="1338"/>
+            <w:tcBorders>
+              <w:top w:val="single" w:color="BFBFBF" w:sz="4"/>
+              <w:left w:val="single" w:color="BFBFBF" w:sz="4"/>
+              <w:bottom w:val="single" w:color="BFBFBF" w:sz="4"/>
+              <w:right w:val="single" w:color="BFBFBF" w:sz="4"/>
+            </w:tcBorders>
+            <w:tcMar>
+              <w:top w:type="dxa" w:w="60"/>
+              <w:left w:type="dxa" w:w="100"/>
+              <w:bottom w:type="dxa" w:w="60"/>
+              <w:right w:type="dxa" w:w="100"/>
+            </w:tcMar>
+          </w:tcPr>
+          <w:p>
+            <w:r>
+              <w:rPr>
+                <w:sz w:val="19"/>
+                <w:szCs w:val="19"/>
+              </w:rPr>
+              <w:t xml:space="preserve">Corrección</w:t>
+            </w:r>
+          </w:p>
+        </w:tc>
+      </w:tr>
+      <w:tr>
+        <w:tc>
+          <w:tcPr>
+            <w:tcW w:type="dxa" w:w="1200"/>
+            <w:tcBorders>
+              <w:top w:val="single" w:color="BFBFBF" w:sz="4"/>
+              <w:left w:val="single" w:color="BFBFBF" w:sz="4"/>
+              <w:bottom w:val="single" w:color="BFBFBF" w:sz="4"/>
+              <w:right w:val="single" w:color="BFBFBF" w:sz="4"/>
+            </w:tcBorders>
+            <w:tcMar>
+              <w:top w:type="dxa" w:w="60"/>
+              <w:left w:type="dxa" w:w="100"/>
+              <w:bottom w:type="dxa" w:w="60"/>
+              <w:right w:type="dxa" w:w="100"/>
+            </w:tcMar>
+          </w:tcPr>
+          <w:p>
+            <w:r>
+              <w:rPr>
+                <w:sz w:val="19"/>
+                <w:szCs w:val="19"/>
+              </w:rPr>
               <w:t xml:space="preserve">Q-01</w:t>
             </w:r>
           </w:p>
@@ -4079,6 +4383,112 @@
                 <w:szCs w:val="19"/>
               </w:rPr>
               <w:t xml:space="preserve">Pruebas automáticas de las salidas (TXT, AFPnet)</w:t>
+            </w:r>
+          </w:p>
+        </w:tc>
+        <w:tc>
+          <w:tcPr>
+            <w:tcW w:type="dxa" w:w="1500"/>
+            <w:tcBorders>
+              <w:top w:val="single" w:color="BFBFBF" w:sz="4"/>
+              <w:left w:val="single" w:color="BFBFBF" w:sz="4"/>
+              <w:bottom w:val="single" w:color="BFBFBF" w:sz="4"/>
+              <w:right w:val="single" w:color="BFBFBF" w:sz="4"/>
+            </w:tcBorders>
+            <w:tcMar>
+              <w:top w:type="dxa" w:w="60"/>
+              <w:left w:type="dxa" w:w="100"/>
+              <w:bottom w:type="dxa" w:w="60"/>
+              <w:right w:type="dxa" w:w="100"/>
+            </w:tcMar>
+          </w:tcPr>
+          <w:p>
+            <w:r>
+              <w:rPr>
+                <w:sz w:val="19"/>
+                <w:szCs w:val="19"/>
+              </w:rPr>
+              <w:t xml:space="preserve">Media</w:t>
+            </w:r>
+          </w:p>
+        </w:tc>
+        <w:tc>
+          <w:tcPr>
+            <w:tcW w:type="dxa" w:w="1338"/>
+            <w:tcBorders>
+              <w:top w:val="single" w:color="BFBFBF" w:sz="4"/>
+              <w:left w:val="single" w:color="BFBFBF" w:sz="4"/>
+              <w:bottom w:val="single" w:color="BFBFBF" w:sz="4"/>
+              <w:right w:val="single" w:color="BFBFBF" w:sz="4"/>
+            </w:tcBorders>
+            <w:tcMar>
+              <w:top w:type="dxa" w:w="60"/>
+              <w:left w:type="dxa" w:w="100"/>
+              <w:bottom w:type="dxa" w:w="60"/>
+              <w:right w:type="dxa" w:w="100"/>
+            </w:tcMar>
+          </w:tcPr>
+          <w:p>
+            <w:r>
+              <w:rPr>
+                <w:sz w:val="19"/>
+                <w:szCs w:val="19"/>
+              </w:rPr>
+              <w:t xml:space="preserve">Calidad</w:t>
+            </w:r>
+          </w:p>
+        </w:tc>
+      </w:tr>
+      <w:tr>
+        <w:tc>
+          <w:tcPr>
+            <w:tcW w:type="dxa" w:w="1200"/>
+            <w:tcBorders>
+              <w:top w:val="single" w:color="BFBFBF" w:sz="4"/>
+              <w:left w:val="single" w:color="BFBFBF" w:sz="4"/>
+              <w:bottom w:val="single" w:color="BFBFBF" w:sz="4"/>
+              <w:right w:val="single" w:color="BFBFBF" w:sz="4"/>
+            </w:tcBorders>
+            <w:tcMar>
+              <w:top w:type="dxa" w:w="60"/>
+              <w:left w:type="dxa" w:w="100"/>
+              <w:bottom w:type="dxa" w:w="60"/>
+              <w:right w:type="dxa" w:w="100"/>
+            </w:tcMar>
+          </w:tcPr>
+          <w:p>
+            <w:r>
+              <w:rPr>
+                <w:sz w:val="19"/>
+                <w:szCs w:val="19"/>
+              </w:rPr>
+              <w:t xml:space="preserve">Q-05</w:t>
+            </w:r>
+          </w:p>
+        </w:tc>
+        <w:tc>
+          <w:tcPr>
+            <w:tcW w:type="dxa" w:w="5600"/>
+            <w:tcBorders>
+              <w:top w:val="single" w:color="BFBFBF" w:sz="4"/>
+              <w:left w:val="single" w:color="BFBFBF" w:sz="4"/>
+              <w:bottom w:val="single" w:color="BFBFBF" w:sz="4"/>
+              <w:right w:val="single" w:color="BFBFBF" w:sz="4"/>
+            </w:tcBorders>
+            <w:tcMar>
+              <w:top w:type="dxa" w:w="60"/>
+              <w:left w:type="dxa" w:w="100"/>
+              <w:bottom w:type="dxa" w:w="60"/>
+              <w:right w:type="dxa" w:w="100"/>
+            </w:tcMar>
+          </w:tcPr>
+          <w:p>
+            <w:r>
+              <w:rPr>
+                <w:sz w:val="19"/>
+                <w:szCs w:val="19"/>
+              </w:rPr>
+              <w:t xml:space="preserve">Cobertura pendiente de medición (utilidades, microempresa, alerta RMA…)</w:t>
             </w:r>
           </w:p>
         </w:tc>
@@ -4254,7 +4664,7 @@
         <w:t xml:space="preserve">Orden sugerido</w:t>
       </w:r>
       <w:r>
-        <w:t xml:space="preserve">: C-01, C-02 y V-01 (afectan dinero o bloquean la planilla), luego U-01 a U-03 (lo primero que ve el cliente), después C-03 a C-08 y el resto. Los marcados «consultar» necesitan respuesta de la contadora antes de programar.</w:t>
+        <w:t xml:space="preserve">: C-01, C-13, C-02 y V-01 (afectan dinero o bloquean la planilla), luego U-01 a U-03 (lo primero que ve el cliente), después C-03 a C-08 y el resto. Los marcados «consultar» necesitan respuesta de la contadora antes de programar.</w:t>
       </w:r>
     </w:p>
     <w:p>
@@ -9146,10 +9556,484 @@
     </w:p>
     <w:p>
       <w:pPr>
+        <w:pStyle w:val="Heading2"/>
+      </w:pPr>
+      <w:bookmarkStart w:name="t15" w:id="1"/>
+      <w:r>
+        <w:t xml:space="preserve">C-13 · La opción Scotiabank genera el TXT con formato de Interbank</w:t>
+      </w:r>
+      <w:bookmarkEnd w:id="1"/>
+    </w:p>
+    <w:tbl>
+      <w:tblPr>
+        <w:tblW w:type="dxa" w:w="9638"/>
+        <w:tblBorders>
+          <w:top w:val="single" w:color="auto" w:sz="4"/>
+          <w:left w:val="single" w:color="auto" w:sz="4"/>
+          <w:bottom w:val="single" w:color="auto" w:sz="4"/>
+          <w:right w:val="single" w:color="auto" w:sz="4"/>
+          <w:insideH w:val="single" w:color="auto" w:sz="4"/>
+          <w:insideV w:val="single" w:color="auto" w:sz="4"/>
+        </w:tblBorders>
+      </w:tblPr>
+      <w:tblGrid>
+        <w:gridCol w:w="2200"/>
+        <w:gridCol w:w="7438"/>
+      </w:tblGrid>
+      <w:tr>
+        <w:trPr>
+          <w:tblHeader/>
+        </w:trPr>
+        <w:tc>
+          <w:tcPr>
+            <w:tcW w:type="dxa" w:w="2200"/>
+            <w:tcBorders>
+              <w:top w:val="single" w:color="BFBFBF" w:sz="4"/>
+              <w:left w:val="single" w:color="BFBFBF" w:sz="4"/>
+              <w:bottom w:val="single" w:color="BFBFBF" w:sz="4"/>
+              <w:right w:val="single" w:color="BFBFBF" w:sz="4"/>
+            </w:tcBorders>
+            <w:shd w:fill="714B67" w:color="auto" w:val="clear"/>
+            <w:tcMar>
+              <w:top w:type="dxa" w:w="60"/>
+              <w:left w:type="dxa" w:w="100"/>
+              <w:bottom w:type="dxa" w:w="60"/>
+              <w:right w:type="dxa" w:w="100"/>
+            </w:tcMar>
+          </w:tcPr>
+          <w:p>
+            <w:r>
+              <w:rPr>
+                <w:b/>
+                <w:bCs/>
+                <w:color w:val="FFFFFF"/>
+                <w:sz w:val="19"/>
+                <w:szCs w:val="19"/>
+              </w:rPr>
+              <w:t xml:space="preserve">Campo</w:t>
+            </w:r>
+          </w:p>
+        </w:tc>
+        <w:tc>
+          <w:tcPr>
+            <w:tcW w:type="dxa" w:w="7438"/>
+            <w:tcBorders>
+              <w:top w:val="single" w:color="BFBFBF" w:sz="4"/>
+              <w:left w:val="single" w:color="BFBFBF" w:sz="4"/>
+              <w:bottom w:val="single" w:color="BFBFBF" w:sz="4"/>
+              <w:right w:val="single" w:color="BFBFBF" w:sz="4"/>
+            </w:tcBorders>
+            <w:shd w:fill="714B67" w:color="auto" w:val="clear"/>
+            <w:tcMar>
+              <w:top w:type="dxa" w:w="60"/>
+              <w:left w:type="dxa" w:w="100"/>
+              <w:bottom w:type="dxa" w:w="60"/>
+              <w:right w:type="dxa" w:w="100"/>
+            </w:tcMar>
+          </w:tcPr>
+          <w:p>
+            <w:r>
+              <w:rPr>
+                <w:b/>
+                <w:bCs/>
+                <w:color w:val="FFFFFF"/>
+                <w:sz w:val="19"/>
+                <w:szCs w:val="19"/>
+              </w:rPr>
+              <w:t xml:space="preserve">Detalle</w:t>
+            </w:r>
+          </w:p>
+        </w:tc>
+      </w:tr>
+      <w:tr>
+        <w:tc>
+          <w:tcPr>
+            <w:tcW w:type="dxa" w:w="2200"/>
+            <w:tcBorders>
+              <w:top w:val="single" w:color="BFBFBF" w:sz="4"/>
+              <w:left w:val="single" w:color="BFBFBF" w:sz="4"/>
+              <w:bottom w:val="single" w:color="BFBFBF" w:sz="4"/>
+              <w:right w:val="single" w:color="BFBFBF" w:sz="4"/>
+            </w:tcBorders>
+            <w:tcMar>
+              <w:top w:type="dxa" w:w="60"/>
+              <w:left w:type="dxa" w:w="100"/>
+              <w:bottom w:type="dxa" w:w="60"/>
+              <w:right w:type="dxa" w:w="100"/>
+            </w:tcMar>
+          </w:tcPr>
+          <w:p>
+            <w:r>
+              <w:rPr>
+                <w:sz w:val="19"/>
+                <w:szCs w:val="19"/>
+              </w:rPr>
+              <w:t xml:space="preserve">Prioridad</w:t>
+            </w:r>
+          </w:p>
+        </w:tc>
+        <w:tc>
+          <w:tcPr>
+            <w:tcW w:type="dxa" w:w="7438"/>
+            <w:tcBorders>
+              <w:top w:val="single" w:color="BFBFBF" w:sz="4"/>
+              <w:left w:val="single" w:color="BFBFBF" w:sz="4"/>
+              <w:bottom w:val="single" w:color="BFBFBF" w:sz="4"/>
+              <w:right w:val="single" w:color="BFBFBF" w:sz="4"/>
+            </w:tcBorders>
+            <w:tcMar>
+              <w:top w:type="dxa" w:w="60"/>
+              <w:left w:type="dxa" w:w="100"/>
+              <w:bottom w:type="dxa" w:w="60"/>
+              <w:right w:type="dxa" w:w="100"/>
+            </w:tcMar>
+          </w:tcPr>
+          <w:p>
+            <w:r>
+              <w:rPr>
+                <w:b/>
+                <w:bCs/>
+                <w:sz w:val="19"/>
+                <w:szCs w:val="19"/>
+              </w:rPr>
+              <w:t xml:space="preserve">Alta</w:t>
+            </w:r>
+          </w:p>
+        </w:tc>
+      </w:tr>
+      <w:tr>
+        <w:tc>
+          <w:tcPr>
+            <w:tcW w:type="dxa" w:w="2200"/>
+            <w:tcBorders>
+              <w:top w:val="single" w:color="BFBFBF" w:sz="4"/>
+              <w:left w:val="single" w:color="BFBFBF" w:sz="4"/>
+              <w:bottom w:val="single" w:color="BFBFBF" w:sz="4"/>
+              <w:right w:val="single" w:color="BFBFBF" w:sz="4"/>
+            </w:tcBorders>
+            <w:tcMar>
+              <w:top w:type="dxa" w:w="60"/>
+              <w:left w:type="dxa" w:w="100"/>
+              <w:bottom w:type="dxa" w:w="60"/>
+              <w:right w:type="dxa" w:w="100"/>
+            </w:tcMar>
+          </w:tcPr>
+          <w:p>
+            <w:r>
+              <w:rPr>
+                <w:sz w:val="19"/>
+                <w:szCs w:val="19"/>
+              </w:rPr>
+              <w:t xml:space="preserve">Módulo / archivo</w:t>
+            </w:r>
+          </w:p>
+        </w:tc>
+        <w:tc>
+          <w:tcPr>
+            <w:tcW w:type="dxa" w:w="7438"/>
+            <w:tcBorders>
+              <w:top w:val="single" w:color="BFBFBF" w:sz="4"/>
+              <w:left w:val="single" w:color="BFBFBF" w:sz="4"/>
+              <w:bottom w:val="single" w:color="BFBFBF" w:sz="4"/>
+              <w:right w:val="single" w:color="BFBFBF" w:sz="4"/>
+            </w:tcBorders>
+            <w:tcMar>
+              <w:top w:type="dxa" w:w="60"/>
+              <w:left w:type="dxa" w:w="100"/>
+              <w:bottom w:type="dxa" w:w="60"/>
+              <w:right w:type="dxa" w:w="100"/>
+            </w:tcMar>
+          </w:tcPr>
+          <w:p>
+            <w:r>
+              <w:rPr>
+                <w:rFonts w:ascii="Consolas" w:cs="Consolas" w:eastAsia="Consolas" w:hAnsi="Consolas"/>
+                <w:color w:val="444444"/>
+                <w:sz w:val="20"/>
+                <w:szCs w:val="20"/>
+              </w:rPr>
+              <w:t xml:space="preserve">solse_pe_payroll_ce/wizard/bancos.py</w:t>
+            </w:r>
+            <w:r>
+              <w:rPr>
+                <w:sz w:val="19"/>
+                <w:szCs w:val="19"/>
+              </w:rPr>
+              <w:t xml:space="preserve"> · </w:t>
+            </w:r>
+            <w:r>
+              <w:rPr>
+                <w:rFonts w:ascii="Consolas" w:cs="Consolas" w:eastAsia="Consolas" w:hAnsi="Consolas"/>
+                <w:color w:val="444444"/>
+                <w:sz w:val="20"/>
+                <w:szCs w:val="20"/>
+              </w:rPr>
+              <w:t xml:space="preserve">action_generar</w:t>
+            </w:r>
+            <w:r>
+              <w:rPr>
+                <w:sz w:val="19"/>
+                <w:szCs w:val="19"/>
+              </w:rPr>
+              <w:t xml:space="preserve"> (l. 150-162)</w:t>
+            </w:r>
+          </w:p>
+        </w:tc>
+      </w:tr>
+      <w:tr>
+        <w:tc>
+          <w:tcPr>
+            <w:tcW w:type="dxa" w:w="2200"/>
+            <w:tcBorders>
+              <w:top w:val="single" w:color="BFBFBF" w:sz="4"/>
+              <w:left w:val="single" w:color="BFBFBF" w:sz="4"/>
+              <w:bottom w:val="single" w:color="BFBFBF" w:sz="4"/>
+              <w:right w:val="single" w:color="BFBFBF" w:sz="4"/>
+            </w:tcBorders>
+            <w:tcMar>
+              <w:top w:type="dxa" w:w="60"/>
+              <w:left w:type="dxa" w:w="100"/>
+              <w:bottom w:type="dxa" w:w="60"/>
+              <w:right w:type="dxa" w:w="100"/>
+            </w:tcMar>
+          </w:tcPr>
+          <w:p>
+            <w:r>
+              <w:rPr>
+                <w:sz w:val="19"/>
+                <w:szCs w:val="19"/>
+              </w:rPr>
+              <w:t xml:space="preserve">Problema (medido)</w:t>
+            </w:r>
+          </w:p>
+        </w:tc>
+        <w:tc>
+          <w:tcPr>
+            <w:tcW w:type="dxa" w:w="7438"/>
+            <w:tcBorders>
+              <w:top w:val="single" w:color="BFBFBF" w:sz="4"/>
+              <w:left w:val="single" w:color="BFBFBF" w:sz="4"/>
+              <w:bottom w:val="single" w:color="BFBFBF" w:sz="4"/>
+              <w:right w:val="single" w:color="BFBFBF" w:sz="4"/>
+            </w:tcBorders>
+            <w:tcMar>
+              <w:top w:type="dxa" w:w="60"/>
+              <w:left w:type="dxa" w:w="100"/>
+              <w:bottom w:type="dxa" w:w="60"/>
+              <w:right w:type="dxa" w:w="100"/>
+            </w:tcMar>
+          </w:tcPr>
+          <w:p>
+            <w:r>
+              <w:rPr>
+                <w:sz w:val="19"/>
+                <w:szCs w:val="19"/>
+              </w:rPr>
+              <w:t xml:space="preserve">Verificado en el código: el campo </w:t>
+            </w:r>
+            <w:r>
+              <w:rPr>
+                <w:rFonts w:ascii="Consolas" w:cs="Consolas" w:eastAsia="Consolas" w:hAnsi="Consolas"/>
+                <w:color w:val="444444"/>
+                <w:sz w:val="20"/>
+                <w:szCs w:val="20"/>
+              </w:rPr>
+              <w:t xml:space="preserve">banco</w:t>
+            </w:r>
+            <w:r>
+              <w:rPr>
+                <w:sz w:val="19"/>
+                <w:szCs w:val="19"/>
+              </w:rPr>
+              <w:t xml:space="preserve"> ofrece BCP, Interbank y </w:t>
+            </w:r>
+            <w:r>
+              <w:rPr>
+                <w:b/>
+                <w:bCs/>
+                <w:sz w:val="19"/>
+                <w:szCs w:val="19"/>
+              </w:rPr>
+              <w:t xml:space="preserve">Scotiabank</w:t>
+            </w:r>
+            <w:r>
+              <w:rPr>
+                <w:sz w:val="19"/>
+                <w:szCs w:val="19"/>
+              </w:rPr>
+              <w:t xml:space="preserve"> (l. 80-83), pero </w:t>
+            </w:r>
+            <w:r>
+              <w:rPr>
+                <w:rFonts w:ascii="Consolas" w:cs="Consolas" w:eastAsia="Consolas" w:hAnsi="Consolas"/>
+                <w:color w:val="444444"/>
+                <w:sz w:val="20"/>
+                <w:szCs w:val="20"/>
+              </w:rPr>
+              <w:t xml:space="preserve">action_generar</w:t>
+            </w:r>
+            <w:r>
+              <w:rPr>
+                <w:sz w:val="19"/>
+                <w:szCs w:val="19"/>
+              </w:rPr>
+              <w:t xml:space="preserve"> hace </w:t>
+            </w:r>
+            <w:r>
+              <w:rPr>
+                <w:rFonts w:ascii="Consolas" w:cs="Consolas" w:eastAsia="Consolas" w:hAnsi="Consolas"/>
+                <w:color w:val="444444"/>
+                <w:sz w:val="20"/>
+                <w:szCs w:val="20"/>
+              </w:rPr>
+              <w:t xml:space="preserve">if self.banco == 'bcp': _generar_bcp(...) else: _generar_interbank(...)</w:t>
+            </w:r>
+            <w:r>
+              <w:rPr>
+                <w:sz w:val="19"/>
+                <w:szCs w:val="19"/>
+              </w:rPr>
+              <w:t xml:space="preserve">. Elegir Scotiabank produce un archivo con formato Interbank y nombre «ABONO_SCOTIABANK_…», sin aviso; </w:t>
+            </w:r>
+            <w:r>
+              <w:rPr>
+                <w:rFonts w:ascii="Consolas" w:cs="Consolas" w:eastAsia="Consolas" w:hAnsi="Consolas"/>
+                <w:color w:val="444444"/>
+                <w:sz w:val="20"/>
+                <w:szCs w:val="20"/>
+              </w:rPr>
+              <w:t xml:space="preserve">_generar_scotiabank</w:t>
+            </w:r>
+            <w:r>
+              <w:rPr>
+                <w:sz w:val="19"/>
+                <w:szCs w:val="19"/>
+              </w:rPr>
+              <w:t xml:space="preserve"> (l. 272) nunca se llama.</w:t>
+            </w:r>
+          </w:p>
+        </w:tc>
+      </w:tr>
+      <w:tr>
+        <w:tc>
+          <w:tcPr>
+            <w:tcW w:type="dxa" w:w="2200"/>
+            <w:tcBorders>
+              <w:top w:val="single" w:color="BFBFBF" w:sz="4"/>
+              <w:left w:val="single" w:color="BFBFBF" w:sz="4"/>
+              <w:bottom w:val="single" w:color="BFBFBF" w:sz="4"/>
+              <w:right w:val="single" w:color="BFBFBF" w:sz="4"/>
+            </w:tcBorders>
+            <w:tcMar>
+              <w:top w:type="dxa" w:w="60"/>
+              <w:left w:type="dxa" w:w="100"/>
+              <w:bottom w:type="dxa" w:w="60"/>
+              <w:right w:type="dxa" w:w="100"/>
+            </w:tcMar>
+          </w:tcPr>
+          <w:p>
+            <w:r>
+              <w:rPr>
+                <w:sz w:val="19"/>
+                <w:szCs w:val="19"/>
+              </w:rPr>
+              <w:t xml:space="preserve">Propuesta</w:t>
+            </w:r>
+          </w:p>
+        </w:tc>
+        <w:tc>
+          <w:tcPr>
+            <w:tcW w:type="dxa" w:w="7438"/>
+            <w:tcBorders>
+              <w:top w:val="single" w:color="BFBFBF" w:sz="4"/>
+              <w:left w:val="single" w:color="BFBFBF" w:sz="4"/>
+              <w:bottom w:val="single" w:color="BFBFBF" w:sz="4"/>
+              <w:right w:val="single" w:color="BFBFBF" w:sz="4"/>
+            </w:tcBorders>
+            <w:tcMar>
+              <w:top w:type="dxa" w:w="60"/>
+              <w:left w:type="dxa" w:w="100"/>
+              <w:bottom w:type="dxa" w:w="60"/>
+              <w:right w:type="dxa" w:w="100"/>
+            </w:tcMar>
+          </w:tcPr>
+          <w:p>
+            <w:r>
+              <w:rPr>
+                <w:sz w:val="19"/>
+                <w:szCs w:val="19"/>
+              </w:rPr>
+              <w:t xml:space="preserve">Despachar por banco (bcp / interbank / scotiabank) y, mientras un formato no esté validado, ocultarlo del selector o bloquearlo con un mensaje claro.</w:t>
+            </w:r>
+          </w:p>
+        </w:tc>
+      </w:tr>
+      <w:tr>
+        <w:tc>
+          <w:tcPr>
+            <w:tcW w:type="dxa" w:w="2200"/>
+            <w:tcBorders>
+              <w:top w:val="single" w:color="BFBFBF" w:sz="4"/>
+              <w:left w:val="single" w:color="BFBFBF" w:sz="4"/>
+              <w:bottom w:val="single" w:color="BFBFBF" w:sz="4"/>
+              <w:right w:val="single" w:color="BFBFBF" w:sz="4"/>
+            </w:tcBorders>
+            <w:tcMar>
+              <w:top w:type="dxa" w:w="60"/>
+              <w:left w:type="dxa" w:w="100"/>
+              <w:bottom w:type="dxa" w:w="60"/>
+              <w:right w:type="dxa" w:w="100"/>
+            </w:tcMar>
+          </w:tcPr>
+          <w:p>
+            <w:r>
+              <w:rPr>
+                <w:sz w:val="19"/>
+                <w:szCs w:val="19"/>
+              </w:rPr>
+              <w:t xml:space="preserve">Criterio de aceptación</w:t>
+            </w:r>
+          </w:p>
+        </w:tc>
+        <w:tc>
+          <w:tcPr>
+            <w:tcW w:type="dxa" w:w="7438"/>
+            <w:tcBorders>
+              <w:top w:val="single" w:color="BFBFBF" w:sz="4"/>
+              <w:left w:val="single" w:color="BFBFBF" w:sz="4"/>
+              <w:bottom w:val="single" w:color="BFBFBF" w:sz="4"/>
+              <w:right w:val="single" w:color="BFBFBF" w:sz="4"/>
+            </w:tcBorders>
+            <w:tcMar>
+              <w:top w:type="dxa" w:w="60"/>
+              <w:left w:type="dxa" w:w="100"/>
+              <w:bottom w:type="dxa" w:w="60"/>
+              <w:right w:type="dxa" w:w="100"/>
+            </w:tcMar>
+          </w:tcPr>
+          <w:p>
+            <w:r>
+              <w:rPr>
+                <w:sz w:val="19"/>
+                <w:szCs w:val="19"/>
+              </w:rPr>
+              <w:t xml:space="preserve">Elegir Scotiabank genera el formato de Scotiabank (o un aviso de «no disponible»), nunca el de Interbank.</w:t>
+            </w:r>
+          </w:p>
+        </w:tc>
+      </w:tr>
+    </w:tbl>
+    <w:p>
+      <w:pPr>
+        <w:spacing w:after="120"/>
+      </w:pPr>
+    </w:p>
+    <w:p>
+      <w:pPr>
         <w:pStyle w:val="Heading1"/>
         <w:pageBreakBefore/>
       </w:pPr>
-      <w:bookmarkStart w:name="t15" w:id="1"/>
+      <w:bookmarkStart w:name="t16" w:id="1"/>
       <w:r>
         <w:t xml:space="preserve">2. Mejoras de interfaz</w:t>
       </w:r>
@@ -9159,7 +10043,7 @@
       <w:pPr>
         <w:pStyle w:val="Heading2"/>
       </w:pPr>
-      <w:bookmarkStart w:name="t16" w:id="1"/>
+      <w:bookmarkStart w:name="t17" w:id="1"/>
       <w:r>
         <w:t xml:space="preserve">U-01 · Planes EPS: la lista solo muestra el ID</w:t>
       </w:r>
@@ -9594,7 +10478,7 @@
       <w:pPr>
         <w:pStyle w:val="Heading2"/>
       </w:pPr>
-      <w:bookmarkStart w:name="t17" w:id="1"/>
+      <w:bookmarkStart w:name="t18" w:id="1"/>
       <w:r>
         <w:t xml:space="preserve">U-02 · Contratos: la lista no muestra al trabajador</w:t>
       </w:r>
@@ -9979,7 +10863,7 @@
       <w:pPr>
         <w:pStyle w:val="Heading2"/>
       </w:pPr>
-      <w:bookmarkStart w:name="t18" w:id="1"/>
+      <w:bookmarkStart w:name="t19" w:id="1"/>
       <w:r>
         <w:t xml:space="preserve">U-03 · Reglas salariales: filas repetidas, sin estructura, con reglas de India</w:t>
       </w:r>
@@ -10348,7 +11232,7 @@
       <w:pPr>
         <w:pStyle w:val="Heading2"/>
       </w:pPr>
-      <w:bookmarkStart w:name="t19" w:id="1"/>
+      <w:bookmarkStart w:name="t20" w:id="1"/>
       <w:r>
         <w:t xml:space="preserve">U-04 · Maestros SUNAT: solo la abreviatura</w:t>
       </w:r>
@@ -10763,7 +11647,7 @@
       <w:pPr>
         <w:pStyle w:val="Heading2"/>
       </w:pPr>
-      <w:bookmarkStart w:name="t20" w:id="1"/>
+      <w:bookmarkStart w:name="t21" w:id="1"/>
       <w:r>
         <w:t xml:space="preserve">U-05 · Registros que se muestran como «modelo,id»</w:t>
       </w:r>
@@ -11196,7 +12080,7 @@
       <w:pPr>
         <w:pStyle w:val="Heading2"/>
       </w:pPr>
-      <w:bookmarkStart w:name="t21" w:id="1"/>
+      <w:bookmarkStart w:name="t22" w:id="1"/>
       <w:r>
         <w:t xml:space="preserve">U-06 · Textos en inglés y traducciones erróneas</w:t>
       </w:r>
@@ -11595,7 +12479,7 @@
       <w:pPr>
         <w:pStyle w:val="Heading2"/>
       </w:pPr>
-      <w:bookmarkStart w:name="t22" w:id="1"/>
+      <w:bookmarkStart w:name="t23" w:id="1"/>
       <w:r>
         <w:t xml:space="preserve">U-07 · Campos de India en el contrato</w:t>
       </w:r>
@@ -11962,7 +12846,7 @@
       <w:pPr>
         <w:pStyle w:val="Heading2"/>
       </w:pPr>
-      <w:bookmarkStart w:name="t23" w:id="1"/>
+      <w:bookmarkStart w:name="t24" w:id="1"/>
       <w:r>
         <w:t xml:space="preserve">U-08 · Editor de parámetros estructurados</w:t>
       </w:r>
@@ -12345,7 +13229,7 @@
       <w:pPr>
         <w:pStyle w:val="Heading2"/>
       </w:pPr>
-      <w:bookmarkStart w:name="t24" w:id="1"/>
+      <w:bookmarkStart w:name="t25" w:id="1"/>
       <w:r>
         <w:t xml:space="preserve">U-09 · Menú de parámetros duplicado</w:t>
       </w:r>
@@ -12770,7 +13654,7 @@
         <w:pStyle w:val="Heading1"/>
         <w:pageBreakBefore/>
       </w:pPr>
-      <w:bookmarkStart w:name="t25" w:id="1"/>
+      <w:bookmarkStart w:name="t26" w:id="1"/>
       <w:r>
         <w:t xml:space="preserve">3. Validaciones y controles</w:t>
       </w:r>
@@ -12780,7 +13664,7 @@
       <w:pPr>
         <w:pStyle w:val="Heading2"/>
       </w:pPr>
-      <w:bookmarkStart w:name="t26" w:id="1"/>
+      <w:bookmarkStart w:name="t27" w:id="1"/>
       <w:r>
         <w:t xml:space="preserve">V-01 · Validar el valor de los parámetros al guardar</w:t>
       </w:r>
@@ -13222,7 +14106,7 @@
       <w:pPr>
         <w:pStyle w:val="Heading2"/>
       </w:pPr>
-      <w:bookmarkStart w:name="t27" w:id="1"/>
+      <w:bookmarkStart w:name="t28" w:id="1"/>
       <w:r>
         <w:t xml:space="preserve">V-02 · Aviso previo de vigencias faltantes</w:t>
       </w:r>
@@ -13605,7 +14489,7 @@
       <w:pPr>
         <w:pStyle w:val="Heading2"/>
       </w:pPr>
-      <w:bookmarkStart w:name="t28" w:id="1"/>
+      <w:bookmarkStart w:name="t29" w:id="1"/>
       <w:r>
         <w:t xml:space="preserve">V-03 · Alertas de RMA y RMV visibles</w:t>
       </w:r>
@@ -13973,7 +14857,7 @@
         <w:pStyle w:val="Heading1"/>
         <w:pageBreakBefore/>
       </w:pPr>
-      <w:bookmarkStart w:name="t29" w:id="1"/>
+      <w:bookmarkStart w:name="t30" w:id="1"/>
       <w:r>
         <w:t xml:space="preserve">4. Calidad, datos y demo</w:t>
       </w:r>
@@ -13983,7 +14867,7 @@
       <w:pPr>
         <w:pStyle w:val="Heading2"/>
       </w:pPr>
-      <w:bookmarkStart w:name="t30" w:id="1"/>
+      <w:bookmarkStart w:name="t31" w:id="1"/>
       <w:r>
         <w:t xml:space="preserve">Q-01 · La demo activa SENATI en la compañía donde corre</w:t>
       </w:r>
@@ -14400,7 +15284,7 @@
       <w:pPr>
         <w:pStyle w:val="Heading2"/>
       </w:pPr>
-      <w:bookmarkStart w:name="t31" w:id="1"/>
+      <w:bookmarkStart w:name="t32" w:id="1"/>
       <w:r>
         <w:t xml:space="preserve">Q-02 · Maestro T12 sin datos</w:t>
       </w:r>
@@ -14792,7 +15676,7 @@
       <w:pPr>
         <w:pStyle w:val="Heading2"/>
       </w:pPr>
-      <w:bookmarkStart w:name="t32" w:id="1"/>
+      <w:bookmarkStart w:name="t33" w:id="1"/>
       <w:r>
         <w:t xml:space="preserve">Q-03 · Estructuras con compañía fija</w:t>
       </w:r>
@@ -15175,7 +16059,7 @@
       <w:pPr>
         <w:pStyle w:val="Heading2"/>
       </w:pPr>
-      <w:bookmarkStart w:name="t33" w:id="1"/>
+      <w:bookmarkStart w:name="t34" w:id="1"/>
       <w:r>
         <w:t xml:space="preserve">Q-04 · Casos QA para las salidas sin cobertura</w:t>
       </w:r>
@@ -15559,7 +16443,7 @@
         <w:pStyle w:val="Heading1"/>
         <w:pageBreakBefore/>
       </w:pPr>
-      <w:bookmarkStart w:name="t34" w:id="1"/>
+      <w:bookmarkStart w:name="t35" w:id="1"/>
       <w:r>
         <w:t xml:space="preserve">5. Funcionalidades nuevas (cobertura)</w:t>
       </w:r>
@@ -15580,7 +16464,3781 @@
         <w:t xml:space="preserve">no existe en el código</w:t>
       </w:r>
       <w:r>
-        <w:t xml:space="preserve"> y el manual declara «no cubierto». Útil para la hoja de ruta comercial.</w:t>
+        <w:t xml:space="preserve"> y el manual (capítulo 23) y el video resumen (tarjeta «Lo que hoy no cubre la localización») declaran como no cubierto. Cada ficha indica qué se verificó en el código para afirmar que falta.</w:t>
+      </w:r>
+    </w:p>
+    <w:p>
+      <w:pPr>
+        <w:pStyle w:val="Heading2"/>
+      </w:pPr>
+      <w:bookmarkStart w:name="t36" w:id="1"/>
+      <w:r>
+        <w:t xml:space="preserve">N-01 · Subsidios (incapacidad temporal y maternidad)</w:t>
+      </w:r>
+      <w:bookmarkEnd w:id="1"/>
+    </w:p>
+    <w:tbl>
+      <w:tblPr>
+        <w:tblW w:type="dxa" w:w="9638"/>
+        <w:tblBorders>
+          <w:top w:val="single" w:color="auto" w:sz="4"/>
+          <w:left w:val="single" w:color="auto" w:sz="4"/>
+          <w:bottom w:val="single" w:color="auto" w:sz="4"/>
+          <w:right w:val="single" w:color="auto" w:sz="4"/>
+          <w:insideH w:val="single" w:color="auto" w:sz="4"/>
+          <w:insideV w:val="single" w:color="auto" w:sz="4"/>
+        </w:tblBorders>
+      </w:tblPr>
+      <w:tblGrid>
+        <w:gridCol w:w="2200"/>
+        <w:gridCol w:w="7438"/>
+      </w:tblGrid>
+      <w:tr>
+        <w:trPr>
+          <w:tblHeader/>
+        </w:trPr>
+        <w:tc>
+          <w:tcPr>
+            <w:tcW w:type="dxa" w:w="2200"/>
+            <w:tcBorders>
+              <w:top w:val="single" w:color="BFBFBF" w:sz="4"/>
+              <w:left w:val="single" w:color="BFBFBF" w:sz="4"/>
+              <w:bottom w:val="single" w:color="BFBFBF" w:sz="4"/>
+              <w:right w:val="single" w:color="BFBFBF" w:sz="4"/>
+            </w:tcBorders>
+            <w:shd w:fill="714B67" w:color="auto" w:val="clear"/>
+            <w:tcMar>
+              <w:top w:type="dxa" w:w="60"/>
+              <w:left w:type="dxa" w:w="100"/>
+              <w:bottom w:type="dxa" w:w="60"/>
+              <w:right w:type="dxa" w:w="100"/>
+            </w:tcMar>
+          </w:tcPr>
+          <w:p>
+            <w:r>
+              <w:rPr>
+                <w:b/>
+                <w:bCs/>
+                <w:color w:val="FFFFFF"/>
+                <w:sz w:val="19"/>
+                <w:szCs w:val="19"/>
+              </w:rPr>
+              <w:t xml:space="preserve">Campo</w:t>
+            </w:r>
+          </w:p>
+        </w:tc>
+        <w:tc>
+          <w:tcPr>
+            <w:tcW w:type="dxa" w:w="7438"/>
+            <w:tcBorders>
+              <w:top w:val="single" w:color="BFBFBF" w:sz="4"/>
+              <w:left w:val="single" w:color="BFBFBF" w:sz="4"/>
+              <w:bottom w:val="single" w:color="BFBFBF" w:sz="4"/>
+              <w:right w:val="single" w:color="BFBFBF" w:sz="4"/>
+            </w:tcBorders>
+            <w:shd w:fill="714B67" w:color="auto" w:val="clear"/>
+            <w:tcMar>
+              <w:top w:type="dxa" w:w="60"/>
+              <w:left w:type="dxa" w:w="100"/>
+              <w:bottom w:type="dxa" w:w="60"/>
+              <w:right w:type="dxa" w:w="100"/>
+            </w:tcMar>
+          </w:tcPr>
+          <w:p>
+            <w:r>
+              <w:rPr>
+                <w:b/>
+                <w:bCs/>
+                <w:color w:val="FFFFFF"/>
+                <w:sz w:val="19"/>
+                <w:szCs w:val="19"/>
+              </w:rPr>
+              <w:t xml:space="preserve">Detalle</w:t>
+            </w:r>
+          </w:p>
+        </w:tc>
+      </w:tr>
+      <w:tr>
+        <w:tc>
+          <w:tcPr>
+            <w:tcW w:type="dxa" w:w="2200"/>
+            <w:tcBorders>
+              <w:top w:val="single" w:color="BFBFBF" w:sz="4"/>
+              <w:left w:val="single" w:color="BFBFBF" w:sz="4"/>
+              <w:bottom w:val="single" w:color="BFBFBF" w:sz="4"/>
+              <w:right w:val="single" w:color="BFBFBF" w:sz="4"/>
+            </w:tcBorders>
+            <w:tcMar>
+              <w:top w:type="dxa" w:w="60"/>
+              <w:left w:type="dxa" w:w="100"/>
+              <w:bottom w:type="dxa" w:w="60"/>
+              <w:right w:type="dxa" w:w="100"/>
+            </w:tcMar>
+          </w:tcPr>
+          <w:p>
+            <w:r>
+              <w:rPr>
+                <w:sz w:val="19"/>
+                <w:szCs w:val="19"/>
+              </w:rPr>
+              <w:t xml:space="preserve">Prioridad</w:t>
+            </w:r>
+          </w:p>
+        </w:tc>
+        <w:tc>
+          <w:tcPr>
+            <w:tcW w:type="dxa" w:w="7438"/>
+            <w:tcBorders>
+              <w:top w:val="single" w:color="BFBFBF" w:sz="4"/>
+              <w:left w:val="single" w:color="BFBFBF" w:sz="4"/>
+              <w:bottom w:val="single" w:color="BFBFBF" w:sz="4"/>
+              <w:right w:val="single" w:color="BFBFBF" w:sz="4"/>
+            </w:tcBorders>
+            <w:tcMar>
+              <w:top w:type="dxa" w:w="60"/>
+              <w:left w:type="dxa" w:w="100"/>
+              <w:bottom w:type="dxa" w:w="60"/>
+              <w:right w:type="dxa" w:w="100"/>
+            </w:tcMar>
+          </w:tcPr>
+          <w:p>
+            <w:r>
+              <w:rPr>
+                <w:sz w:val="19"/>
+                <w:szCs w:val="19"/>
+              </w:rPr>
+              <w:t xml:space="preserve">Alta (aparece en el video y el manual)</w:t>
+            </w:r>
+          </w:p>
+        </w:tc>
+      </w:tr>
+      <w:tr>
+        <w:tc>
+          <w:tcPr>
+            <w:tcW w:type="dxa" w:w="2200"/>
+            <w:tcBorders>
+              <w:top w:val="single" w:color="BFBFBF" w:sz="4"/>
+              <w:left w:val="single" w:color="BFBFBF" w:sz="4"/>
+              <w:bottom w:val="single" w:color="BFBFBF" w:sz="4"/>
+              <w:right w:val="single" w:color="BFBFBF" w:sz="4"/>
+            </w:tcBorders>
+            <w:tcMar>
+              <w:top w:type="dxa" w:w="60"/>
+              <w:left w:type="dxa" w:w="100"/>
+              <w:bottom w:type="dxa" w:w="60"/>
+              <w:right w:type="dxa" w:w="100"/>
+            </w:tcMar>
+          </w:tcPr>
+          <w:p>
+            <w:r>
+              <w:rPr>
+                <w:sz w:val="19"/>
+                <w:szCs w:val="19"/>
+              </w:rPr>
+              <w:t xml:space="preserve">Módulo / archivo</w:t>
+            </w:r>
+          </w:p>
+        </w:tc>
+        <w:tc>
+          <w:tcPr>
+            <w:tcW w:type="dxa" w:w="7438"/>
+            <w:tcBorders>
+              <w:top w:val="single" w:color="BFBFBF" w:sz="4"/>
+              <w:left w:val="single" w:color="BFBFBF" w:sz="4"/>
+              <w:bottom w:val="single" w:color="BFBFBF" w:sz="4"/>
+              <w:right w:val="single" w:color="BFBFBF" w:sz="4"/>
+            </w:tcBorders>
+            <w:tcMar>
+              <w:top w:type="dxa" w:w="60"/>
+              <w:left w:type="dxa" w:w="100"/>
+              <w:bottom w:type="dxa" w:w="60"/>
+              <w:right w:type="dxa" w:w="100"/>
+            </w:tcMar>
+          </w:tcPr>
+          <w:p>
+            <w:r>
+              <w:rPr>
+                <w:rFonts w:ascii="Consolas" w:cs="Consolas" w:eastAsia="Consolas" w:hAnsi="Consolas"/>
+                <w:color w:val="444444"/>
+                <w:sz w:val="20"/>
+                <w:szCs w:val="20"/>
+              </w:rPr>
+              <w:t xml:space="preserve">solse_pe_payroll_ce</w:t>
+            </w:r>
+            <w:r>
+              <w:rPr>
+                <w:sz w:val="19"/>
+                <w:szCs w:val="19"/>
+              </w:rPr>
+              <w:t xml:space="preserve">: reglas, </w:t>
+            </w:r>
+            <w:r>
+              <w:rPr>
+                <w:rFonts w:ascii="Consolas" w:cs="Consolas" w:eastAsia="Consolas" w:hAnsi="Consolas"/>
+                <w:color w:val="444444"/>
+                <w:sz w:val="20"/>
+                <w:szCs w:val="20"/>
+              </w:rPr>
+              <w:t xml:space="preserve">wizard/plame.py</w:t>
+            </w:r>
+            <w:r>
+              <w:rPr>
+                <w:sz w:val="19"/>
+                <w:szCs w:val="19"/>
+              </w:rPr>
+              <w:t xml:space="preserve"> (.snl), tipos de ausencia</w:t>
+            </w:r>
+          </w:p>
+        </w:tc>
+      </w:tr>
+      <w:tr>
+        <w:tc>
+          <w:tcPr>
+            <w:tcW w:type="dxa" w:w="2200"/>
+            <w:tcBorders>
+              <w:top w:val="single" w:color="BFBFBF" w:sz="4"/>
+              <w:left w:val="single" w:color="BFBFBF" w:sz="4"/>
+              <w:bottom w:val="single" w:color="BFBFBF" w:sz="4"/>
+              <w:right w:val="single" w:color="BFBFBF" w:sz="4"/>
+            </w:tcBorders>
+            <w:tcMar>
+              <w:top w:type="dxa" w:w="60"/>
+              <w:left w:type="dxa" w:w="100"/>
+              <w:bottom w:type="dxa" w:w="60"/>
+              <w:right w:type="dxa" w:w="100"/>
+            </w:tcMar>
+          </w:tcPr>
+          <w:p>
+            <w:r>
+              <w:rPr>
+                <w:sz w:val="19"/>
+                <w:szCs w:val="19"/>
+              </w:rPr>
+              <w:t xml:space="preserve">Problema (medido)</w:t>
+            </w:r>
+          </w:p>
+        </w:tc>
+        <w:tc>
+          <w:tcPr>
+            <w:tcW w:type="dxa" w:w="7438"/>
+            <w:tcBorders>
+              <w:top w:val="single" w:color="BFBFBF" w:sz="4"/>
+              <w:left w:val="single" w:color="BFBFBF" w:sz="4"/>
+              <w:bottom w:val="single" w:color="BFBFBF" w:sz="4"/>
+              <w:right w:val="single" w:color="BFBFBF" w:sz="4"/>
+            </w:tcBorders>
+            <w:tcMar>
+              <w:top w:type="dxa" w:w="60"/>
+              <w:left w:type="dxa" w:w="100"/>
+              <w:bottom w:type="dxa" w:w="60"/>
+              <w:right w:type="dxa" w:w="100"/>
+            </w:tcMar>
+          </w:tcPr>
+          <w:p>
+            <w:r>
+              <w:rPr>
+                <w:sz w:val="19"/>
+                <w:szCs w:val="19"/>
+              </w:rPr>
+              <w:t xml:space="preserve">Verificado en el código: no hay reglas de subsidio; la categoría BSM_001 (subsidios) existe pero ninguna regla la usa; </w:t>
+            </w:r>
+            <w:r>
+              <w:rPr>
+                <w:rFonts w:ascii="Consolas" w:cs="Consolas" w:eastAsia="Consolas" w:hAnsi="Consolas"/>
+                <w:color w:val="444444"/>
+                <w:sz w:val="20"/>
+                <w:szCs w:val="20"/>
+              </w:rPr>
+              <w:t xml:space="preserve">plame.py</w:t>
+            </w:r>
+            <w:r>
+              <w:rPr>
+                <w:sz w:val="19"/>
+                <w:szCs w:val="19"/>
+              </w:rPr>
+              <w:t xml:space="preserve"> escribe el </w:t>
+            </w:r>
+            <w:r>
+              <w:rPr>
+                <w:rFonts w:ascii="Consolas" w:cs="Consolas" w:eastAsia="Consolas" w:hAnsi="Consolas"/>
+                <w:color w:val="444444"/>
+                <w:sz w:val="20"/>
+                <w:szCs w:val="20"/>
+              </w:rPr>
+              <w:t xml:space="preserve">.snl</w:t>
+            </w:r>
+            <w:r>
+              <w:rPr>
+                <w:sz w:val="19"/>
+                <w:szCs w:val="19"/>
+              </w:rPr>
+              <w:t xml:space="preserve"> vacío con el comentario «suspensiones aún no gestionadas» (l. 14-16 y 156). Medido: el </w:t>
+            </w:r>
+            <w:r>
+              <w:rPr>
+                <w:rFonts w:ascii="Consolas" w:cs="Consolas" w:eastAsia="Consolas" w:hAnsi="Consolas"/>
+                <w:color w:val="444444"/>
+                <w:sz w:val="20"/>
+                <w:szCs w:val="20"/>
+              </w:rPr>
+              <w:t xml:space="preserve">.snl</w:t>
+            </w:r>
+            <w:r>
+              <w:rPr>
+                <w:sz w:val="19"/>
+                <w:szCs w:val="19"/>
+              </w:rPr>
+              <w:t xml:space="preserve"> de diciembre 2026 sale vacío.</w:t>
+            </w:r>
+          </w:p>
+        </w:tc>
+      </w:tr>
+      <w:tr>
+        <w:tc>
+          <w:tcPr>
+            <w:tcW w:type="dxa" w:w="2200"/>
+            <w:tcBorders>
+              <w:top w:val="single" w:color="BFBFBF" w:sz="4"/>
+              <w:left w:val="single" w:color="BFBFBF" w:sz="4"/>
+              <w:bottom w:val="single" w:color="BFBFBF" w:sz="4"/>
+              <w:right w:val="single" w:color="BFBFBF" w:sz="4"/>
+            </w:tcBorders>
+            <w:tcMar>
+              <w:top w:type="dxa" w:w="60"/>
+              <w:left w:type="dxa" w:w="100"/>
+              <w:bottom w:type="dxa" w:w="60"/>
+              <w:right w:type="dxa" w:w="100"/>
+            </w:tcMar>
+          </w:tcPr>
+          <w:p>
+            <w:r>
+              <w:rPr>
+                <w:sz w:val="19"/>
+                <w:szCs w:val="19"/>
+              </w:rPr>
+              <w:t xml:space="preserve">Propuesta</w:t>
+            </w:r>
+          </w:p>
+        </w:tc>
+        <w:tc>
+          <w:tcPr>
+            <w:tcW w:type="dxa" w:w="7438"/>
+            <w:tcBorders>
+              <w:top w:val="single" w:color="BFBFBF" w:sz="4"/>
+              <w:left w:val="single" w:color="BFBFBF" w:sz="4"/>
+              <w:bottom w:val="single" w:color="BFBFBF" w:sz="4"/>
+              <w:right w:val="single" w:color="BFBFBF" w:sz="4"/>
+            </w:tcBorders>
+            <w:tcMar>
+              <w:top w:type="dxa" w:w="60"/>
+              <w:left w:type="dxa" w:w="100"/>
+              <w:bottom w:type="dxa" w:w="60"/>
+              <w:right w:type="dxa" w:w="100"/>
+            </w:tcMar>
+          </w:tcPr>
+          <w:p>
+            <w:r>
+              <w:rPr>
+                <w:sz w:val="19"/>
+                <w:szCs w:val="19"/>
+              </w:rPr>
+              <w:t xml:space="preserve">Tipos de ausencia subsidiada con su código de suspensión (tabla 21: 21 incapacidad temporal, 22 maternidad, etc.); los días subsidiados no pagados en la mensual; regla de subsidio (pagado por el empleador y recuperable de EsSalud) en BSM_001; el </w:t>
+            </w:r>
+            <w:r>
+              <w:rPr>
+                <w:rFonts w:ascii="Consolas" w:cs="Consolas" w:eastAsia="Consolas" w:hAnsi="Consolas"/>
+                <w:color w:val="444444"/>
+                <w:sz w:val="20"/>
+                <w:szCs w:val="20"/>
+              </w:rPr>
+              <w:t xml:space="preserve">.snl</w:t>
+            </w:r>
+            <w:r>
+              <w:rPr>
+                <w:sz w:val="19"/>
+                <w:szCs w:val="19"/>
+              </w:rPr>
+              <w:t xml:space="preserve"> con tipo de documento, documento, código de suspensión y días.</w:t>
+            </w:r>
+          </w:p>
+        </w:tc>
+      </w:tr>
+      <w:tr>
+        <w:tc>
+          <w:tcPr>
+            <w:tcW w:type="dxa" w:w="2200"/>
+            <w:tcBorders>
+              <w:top w:val="single" w:color="BFBFBF" w:sz="4"/>
+              <w:left w:val="single" w:color="BFBFBF" w:sz="4"/>
+              <w:bottom w:val="single" w:color="BFBFBF" w:sz="4"/>
+              <w:right w:val="single" w:color="BFBFBF" w:sz="4"/>
+            </w:tcBorders>
+            <w:tcMar>
+              <w:top w:type="dxa" w:w="60"/>
+              <w:left w:type="dxa" w:w="100"/>
+              <w:bottom w:type="dxa" w:w="60"/>
+              <w:right w:type="dxa" w:w="100"/>
+            </w:tcMar>
+          </w:tcPr>
+          <w:p>
+            <w:r>
+              <w:rPr>
+                <w:sz w:val="19"/>
+                <w:szCs w:val="19"/>
+              </w:rPr>
+              <w:t xml:space="preserve">Criterio de aceptación</w:t>
+            </w:r>
+          </w:p>
+        </w:tc>
+        <w:tc>
+          <w:tcPr>
+            <w:tcW w:type="dxa" w:w="7438"/>
+            <w:tcBorders>
+              <w:top w:val="single" w:color="BFBFBF" w:sz="4"/>
+              <w:left w:val="single" w:color="BFBFBF" w:sz="4"/>
+              <w:bottom w:val="single" w:color="BFBFBF" w:sz="4"/>
+              <w:right w:val="single" w:color="BFBFBF" w:sz="4"/>
+            </w:tcBorders>
+            <w:tcMar>
+              <w:top w:type="dxa" w:w="60"/>
+              <w:left w:type="dxa" w:w="100"/>
+              <w:bottom w:type="dxa" w:w="60"/>
+              <w:right w:type="dxa" w:w="100"/>
+            </w:tcMar>
+          </w:tcPr>
+          <w:p>
+            <w:r>
+              <w:rPr>
+                <w:sz w:val="19"/>
+                <w:szCs w:val="19"/>
+              </w:rPr>
+              <w:t xml:space="preserve">Trabajador con 10 días de descanso médico: la mensual paga 20 días + subsidio de 10, el </w:t>
+            </w:r>
+            <w:r>
+              <w:rPr>
+                <w:rFonts w:ascii="Consolas" w:cs="Consolas" w:eastAsia="Consolas" w:hAnsi="Consolas"/>
+                <w:color w:val="444444"/>
+                <w:sz w:val="20"/>
+                <w:szCs w:val="20"/>
+              </w:rPr>
+              <w:t xml:space="preserve">.snl</w:t>
+            </w:r>
+            <w:r>
+              <w:rPr>
+                <w:sz w:val="19"/>
+                <w:szCs w:val="19"/>
+              </w:rPr>
+              <w:t xml:space="preserve"> trae la línea con el código de suspensión y 10 días, y el </w:t>
+            </w:r>
+            <w:r>
+              <w:rPr>
+                <w:rFonts w:ascii="Consolas" w:cs="Consolas" w:eastAsia="Consolas" w:hAnsi="Consolas"/>
+                <w:color w:val="444444"/>
+                <w:sz w:val="20"/>
+                <w:szCs w:val="20"/>
+              </w:rPr>
+              <w:t xml:space="preserve">.jor</w:t>
+            </w:r>
+            <w:r>
+              <w:rPr>
+                <w:sz w:val="19"/>
+                <w:szCs w:val="19"/>
+              </w:rPr>
+              <w:t xml:space="preserve"> declara 20 días.</w:t>
+            </w:r>
+          </w:p>
+        </w:tc>
+      </w:tr>
+    </w:tbl>
+    <w:p>
+      <w:pPr>
+        <w:spacing w:after="120"/>
+      </w:pPr>
+    </w:p>
+    <w:p>
+      <w:pPr>
+        <w:pStyle w:val="Heading2"/>
+      </w:pPr>
+      <w:bookmarkStart w:name="t37" w:id="1"/>
+      <w:r>
+        <w:t xml:space="preserve">N-02 · Exportación del T-Registro</w:t>
+      </w:r>
+      <w:bookmarkEnd w:id="1"/>
+    </w:p>
+    <w:tbl>
+      <w:tblPr>
+        <w:tblW w:type="dxa" w:w="9638"/>
+        <w:tblBorders>
+          <w:top w:val="single" w:color="auto" w:sz="4"/>
+          <w:left w:val="single" w:color="auto" w:sz="4"/>
+          <w:bottom w:val="single" w:color="auto" w:sz="4"/>
+          <w:right w:val="single" w:color="auto" w:sz="4"/>
+          <w:insideH w:val="single" w:color="auto" w:sz="4"/>
+          <w:insideV w:val="single" w:color="auto" w:sz="4"/>
+        </w:tblBorders>
+      </w:tblPr>
+      <w:tblGrid>
+        <w:gridCol w:w="2200"/>
+        <w:gridCol w:w="7438"/>
+      </w:tblGrid>
+      <w:tr>
+        <w:trPr>
+          <w:tblHeader/>
+        </w:trPr>
+        <w:tc>
+          <w:tcPr>
+            <w:tcW w:type="dxa" w:w="2200"/>
+            <w:tcBorders>
+              <w:top w:val="single" w:color="BFBFBF" w:sz="4"/>
+              <w:left w:val="single" w:color="BFBFBF" w:sz="4"/>
+              <w:bottom w:val="single" w:color="BFBFBF" w:sz="4"/>
+              <w:right w:val="single" w:color="BFBFBF" w:sz="4"/>
+            </w:tcBorders>
+            <w:shd w:fill="714B67" w:color="auto" w:val="clear"/>
+            <w:tcMar>
+              <w:top w:type="dxa" w:w="60"/>
+              <w:left w:type="dxa" w:w="100"/>
+              <w:bottom w:type="dxa" w:w="60"/>
+              <w:right w:type="dxa" w:w="100"/>
+            </w:tcMar>
+          </w:tcPr>
+          <w:p>
+            <w:r>
+              <w:rPr>
+                <w:b/>
+                <w:bCs/>
+                <w:color w:val="FFFFFF"/>
+                <w:sz w:val="19"/>
+                <w:szCs w:val="19"/>
+              </w:rPr>
+              <w:t xml:space="preserve">Campo</w:t>
+            </w:r>
+          </w:p>
+        </w:tc>
+        <w:tc>
+          <w:tcPr>
+            <w:tcW w:type="dxa" w:w="7438"/>
+            <w:tcBorders>
+              <w:top w:val="single" w:color="BFBFBF" w:sz="4"/>
+              <w:left w:val="single" w:color="BFBFBF" w:sz="4"/>
+              <w:bottom w:val="single" w:color="BFBFBF" w:sz="4"/>
+              <w:right w:val="single" w:color="BFBFBF" w:sz="4"/>
+            </w:tcBorders>
+            <w:shd w:fill="714B67" w:color="auto" w:val="clear"/>
+            <w:tcMar>
+              <w:top w:type="dxa" w:w="60"/>
+              <w:left w:type="dxa" w:w="100"/>
+              <w:bottom w:type="dxa" w:w="60"/>
+              <w:right w:type="dxa" w:w="100"/>
+            </w:tcMar>
+          </w:tcPr>
+          <w:p>
+            <w:r>
+              <w:rPr>
+                <w:b/>
+                <w:bCs/>
+                <w:color w:val="FFFFFF"/>
+                <w:sz w:val="19"/>
+                <w:szCs w:val="19"/>
+              </w:rPr>
+              <w:t xml:space="preserve">Detalle</w:t>
+            </w:r>
+          </w:p>
+        </w:tc>
+      </w:tr>
+      <w:tr>
+        <w:tc>
+          <w:tcPr>
+            <w:tcW w:type="dxa" w:w="2200"/>
+            <w:tcBorders>
+              <w:top w:val="single" w:color="BFBFBF" w:sz="4"/>
+              <w:left w:val="single" w:color="BFBFBF" w:sz="4"/>
+              <w:bottom w:val="single" w:color="BFBFBF" w:sz="4"/>
+              <w:right w:val="single" w:color="BFBFBF" w:sz="4"/>
+            </w:tcBorders>
+            <w:tcMar>
+              <w:top w:type="dxa" w:w="60"/>
+              <w:left w:type="dxa" w:w="100"/>
+              <w:bottom w:type="dxa" w:w="60"/>
+              <w:right w:type="dxa" w:w="100"/>
+            </w:tcMar>
+          </w:tcPr>
+          <w:p>
+            <w:r>
+              <w:rPr>
+                <w:sz w:val="19"/>
+                <w:szCs w:val="19"/>
+              </w:rPr>
+              <w:t xml:space="preserve">Prioridad</w:t>
+            </w:r>
+          </w:p>
+        </w:tc>
+        <w:tc>
+          <w:tcPr>
+            <w:tcW w:type="dxa" w:w="7438"/>
+            <w:tcBorders>
+              <w:top w:val="single" w:color="BFBFBF" w:sz="4"/>
+              <w:left w:val="single" w:color="BFBFBF" w:sz="4"/>
+              <w:bottom w:val="single" w:color="BFBFBF" w:sz="4"/>
+              <w:right w:val="single" w:color="BFBFBF" w:sz="4"/>
+            </w:tcBorders>
+            <w:tcMar>
+              <w:top w:type="dxa" w:w="60"/>
+              <w:left w:type="dxa" w:w="100"/>
+              <w:bottom w:type="dxa" w:w="60"/>
+              <w:right w:type="dxa" w:w="100"/>
+            </w:tcMar>
+          </w:tcPr>
+          <w:p>
+            <w:r>
+              <w:rPr>
+                <w:sz w:val="19"/>
+                <w:szCs w:val="19"/>
+              </w:rPr>
+              <w:t xml:space="preserve">Media (aparece en el video y el manual)</w:t>
+            </w:r>
+          </w:p>
+        </w:tc>
+      </w:tr>
+      <w:tr>
+        <w:tc>
+          <w:tcPr>
+            <w:tcW w:type="dxa" w:w="2200"/>
+            <w:tcBorders>
+              <w:top w:val="single" w:color="BFBFBF" w:sz="4"/>
+              <w:left w:val="single" w:color="BFBFBF" w:sz="4"/>
+              <w:bottom w:val="single" w:color="BFBFBF" w:sz="4"/>
+              <w:right w:val="single" w:color="BFBFBF" w:sz="4"/>
+            </w:tcBorders>
+            <w:tcMar>
+              <w:top w:type="dxa" w:w="60"/>
+              <w:left w:type="dxa" w:w="100"/>
+              <w:bottom w:type="dxa" w:w="60"/>
+              <w:right w:type="dxa" w:w="100"/>
+            </w:tcMar>
+          </w:tcPr>
+          <w:p>
+            <w:r>
+              <w:rPr>
+                <w:sz w:val="19"/>
+                <w:szCs w:val="19"/>
+              </w:rPr>
+              <w:t xml:space="preserve">Módulo / archivo</w:t>
+            </w:r>
+          </w:p>
+        </w:tc>
+        <w:tc>
+          <w:tcPr>
+            <w:tcW w:type="dxa" w:w="7438"/>
+            <w:tcBorders>
+              <w:top w:val="single" w:color="BFBFBF" w:sz="4"/>
+              <w:left w:val="single" w:color="BFBFBF" w:sz="4"/>
+              <w:bottom w:val="single" w:color="BFBFBF" w:sz="4"/>
+              <w:right w:val="single" w:color="BFBFBF" w:sz="4"/>
+            </w:tcBorders>
+            <w:tcMar>
+              <w:top w:type="dxa" w:w="60"/>
+              <w:left w:type="dxa" w:w="100"/>
+              <w:bottom w:type="dxa" w:w="60"/>
+              <w:right w:type="dxa" w:w="100"/>
+            </w:tcMar>
+          </w:tcPr>
+          <w:p>
+            <w:r>
+              <w:rPr>
+                <w:sz w:val="19"/>
+                <w:szCs w:val="19"/>
+              </w:rPr>
+              <w:t xml:space="preserve">Nuevo asistente en </w:t>
+            </w:r>
+            <w:r>
+              <w:rPr>
+                <w:rFonts w:ascii="Consolas" w:cs="Consolas" w:eastAsia="Consolas" w:hAnsi="Consolas"/>
+                <w:color w:val="444444"/>
+                <w:sz w:val="20"/>
+                <w:szCs w:val="20"/>
+              </w:rPr>
+              <w:t xml:space="preserve">solse_pe_payroll_ce</w:t>
+            </w:r>
+          </w:p>
+        </w:tc>
+      </w:tr>
+      <w:tr>
+        <w:tc>
+          <w:tcPr>
+            <w:tcW w:type="dxa" w:w="2200"/>
+            <w:tcBorders>
+              <w:top w:val="single" w:color="BFBFBF" w:sz="4"/>
+              <w:left w:val="single" w:color="BFBFBF" w:sz="4"/>
+              <w:bottom w:val="single" w:color="BFBFBF" w:sz="4"/>
+              <w:right w:val="single" w:color="BFBFBF" w:sz="4"/>
+            </w:tcBorders>
+            <w:tcMar>
+              <w:top w:type="dxa" w:w="60"/>
+              <w:left w:type="dxa" w:w="100"/>
+              <w:bottom w:type="dxa" w:w="60"/>
+              <w:right w:type="dxa" w:w="100"/>
+            </w:tcMar>
+          </w:tcPr>
+          <w:p>
+            <w:r>
+              <w:rPr>
+                <w:sz w:val="19"/>
+                <w:szCs w:val="19"/>
+              </w:rPr>
+              <w:t xml:space="preserve">Problema (medido)</w:t>
+            </w:r>
+          </w:p>
+        </w:tc>
+        <w:tc>
+          <w:tcPr>
+            <w:tcW w:type="dxa" w:w="7438"/>
+            <w:tcBorders>
+              <w:top w:val="single" w:color="BFBFBF" w:sz="4"/>
+              <w:left w:val="single" w:color="BFBFBF" w:sz="4"/>
+              <w:bottom w:val="single" w:color="BFBFBF" w:sz="4"/>
+              <w:right w:val="single" w:color="BFBFBF" w:sz="4"/>
+            </w:tcBorders>
+            <w:tcMar>
+              <w:top w:type="dxa" w:w="60"/>
+              <w:left w:type="dxa" w:w="100"/>
+              <w:bottom w:type="dxa" w:w="60"/>
+              <w:right w:type="dxa" w:w="100"/>
+            </w:tcMar>
+          </w:tcPr>
+          <w:p>
+            <w:r>
+              <w:rPr>
+                <w:sz w:val="19"/>
+                <w:szCs w:val="19"/>
+              </w:rPr>
+              <w:t xml:space="preserve">Verificado: no hay asistente ni exportación; solo campos y etiquetas «Identificación T-Registro» y «Perú - Datos laborales (T-Registro / PLAME)» (hr_employee.py:6, hr_version_views.xml:12).</w:t>
+            </w:r>
+          </w:p>
+        </w:tc>
+      </w:tr>
+      <w:tr>
+        <w:tc>
+          <w:tcPr>
+            <w:tcW w:type="dxa" w:w="2200"/>
+            <w:tcBorders>
+              <w:top w:val="single" w:color="BFBFBF" w:sz="4"/>
+              <w:left w:val="single" w:color="BFBFBF" w:sz="4"/>
+              <w:bottom w:val="single" w:color="BFBFBF" w:sz="4"/>
+              <w:right w:val="single" w:color="BFBFBF" w:sz="4"/>
+            </w:tcBorders>
+            <w:tcMar>
+              <w:top w:type="dxa" w:w="60"/>
+              <w:left w:type="dxa" w:w="100"/>
+              <w:bottom w:type="dxa" w:w="60"/>
+              <w:right w:type="dxa" w:w="100"/>
+            </w:tcMar>
+          </w:tcPr>
+          <w:p>
+            <w:r>
+              <w:rPr>
+                <w:sz w:val="19"/>
+                <w:szCs w:val="19"/>
+              </w:rPr>
+              <w:t xml:space="preserve">Propuesta</w:t>
+            </w:r>
+          </w:p>
+        </w:tc>
+        <w:tc>
+          <w:tcPr>
+            <w:tcW w:type="dxa" w:w="7438"/>
+            <w:tcBorders>
+              <w:top w:val="single" w:color="BFBFBF" w:sz="4"/>
+              <w:left w:val="single" w:color="BFBFBF" w:sz="4"/>
+              <w:bottom w:val="single" w:color="BFBFBF" w:sz="4"/>
+              <w:right w:val="single" w:color="BFBFBF" w:sz="4"/>
+            </w:tcBorders>
+            <w:tcMar>
+              <w:top w:type="dxa" w:w="60"/>
+              <w:left w:type="dxa" w:w="100"/>
+              <w:bottom w:type="dxa" w:w="60"/>
+              <w:right w:type="dxa" w:w="100"/>
+            </w:tcMar>
+          </w:tcPr>
+          <w:p>
+            <w:r>
+              <w:rPr>
+                <w:sz w:val="19"/>
+                <w:szCs w:val="19"/>
+              </w:rPr>
+              <w:t xml:space="preserve">Asistente de altas, bajas y modificaciones que genere los archivos de importación del T-Registro (estructuras de datos personales, datos laborales, periodos, derechohabientes) a partir de la ficha, el contrato y los derechohabientes ya cargados; validación previa de datos faltantes.</w:t>
+            </w:r>
+          </w:p>
+        </w:tc>
+      </w:tr>
+      <w:tr>
+        <w:tc>
+          <w:tcPr>
+            <w:tcW w:type="dxa" w:w="2200"/>
+            <w:tcBorders>
+              <w:top w:val="single" w:color="BFBFBF" w:sz="4"/>
+              <w:left w:val="single" w:color="BFBFBF" w:sz="4"/>
+              <w:bottom w:val="single" w:color="BFBFBF" w:sz="4"/>
+              <w:right w:val="single" w:color="BFBFBF" w:sz="4"/>
+            </w:tcBorders>
+            <w:tcMar>
+              <w:top w:type="dxa" w:w="60"/>
+              <w:left w:type="dxa" w:w="100"/>
+              <w:bottom w:type="dxa" w:w="60"/>
+              <w:right w:type="dxa" w:w="100"/>
+            </w:tcMar>
+          </w:tcPr>
+          <w:p>
+            <w:r>
+              <w:rPr>
+                <w:sz w:val="19"/>
+                <w:szCs w:val="19"/>
+              </w:rPr>
+              <w:t xml:space="preserve">Criterio de aceptación</w:t>
+            </w:r>
+          </w:p>
+        </w:tc>
+        <w:tc>
+          <w:tcPr>
+            <w:tcW w:type="dxa" w:w="7438"/>
+            <w:tcBorders>
+              <w:top w:val="single" w:color="BFBFBF" w:sz="4"/>
+              <w:left w:val="single" w:color="BFBFBF" w:sz="4"/>
+              <w:bottom w:val="single" w:color="BFBFBF" w:sz="4"/>
+              <w:right w:val="single" w:color="BFBFBF" w:sz="4"/>
+            </w:tcBorders>
+            <w:tcMar>
+              <w:top w:type="dxa" w:w="60"/>
+              <w:left w:type="dxa" w:w="100"/>
+              <w:bottom w:type="dxa" w:w="60"/>
+              <w:right w:type="dxa" w:w="100"/>
+            </w:tcMar>
+          </w:tcPr>
+          <w:p>
+            <w:r>
+              <w:rPr>
+                <w:sz w:val="19"/>
+                <w:szCs w:val="19"/>
+              </w:rPr>
+              <w:t xml:space="preserve">Alta de Lucía (99999901) exportada; los archivos se importan en el T-Registro de prueba sin rechazos (validación externa como el PDT).</w:t>
+            </w:r>
+          </w:p>
+        </w:tc>
+      </w:tr>
+    </w:tbl>
+    <w:p>
+      <w:pPr>
+        <w:spacing w:after="120"/>
+      </w:pPr>
+    </w:p>
+    <w:p>
+      <w:pPr>
+        <w:pStyle w:val="Heading2"/>
+      </w:pPr>
+      <w:bookmarkStart w:name="t38" w:id="1"/>
+      <w:r>
+        <w:t xml:space="preserve">N-03 · Indemnización por despido arbitrario</w:t>
+      </w:r>
+      <w:bookmarkEnd w:id="1"/>
+    </w:p>
+    <w:tbl>
+      <w:tblPr>
+        <w:tblW w:type="dxa" w:w="9638"/>
+        <w:tblBorders>
+          <w:top w:val="single" w:color="auto" w:sz="4"/>
+          <w:left w:val="single" w:color="auto" w:sz="4"/>
+          <w:bottom w:val="single" w:color="auto" w:sz="4"/>
+          <w:right w:val="single" w:color="auto" w:sz="4"/>
+          <w:insideH w:val="single" w:color="auto" w:sz="4"/>
+          <w:insideV w:val="single" w:color="auto" w:sz="4"/>
+        </w:tblBorders>
+      </w:tblPr>
+      <w:tblGrid>
+        <w:gridCol w:w="2200"/>
+        <w:gridCol w:w="7438"/>
+      </w:tblGrid>
+      <w:tr>
+        <w:trPr>
+          <w:tblHeader/>
+        </w:trPr>
+        <w:tc>
+          <w:tcPr>
+            <w:tcW w:type="dxa" w:w="2200"/>
+            <w:tcBorders>
+              <w:top w:val="single" w:color="BFBFBF" w:sz="4"/>
+              <w:left w:val="single" w:color="BFBFBF" w:sz="4"/>
+              <w:bottom w:val="single" w:color="BFBFBF" w:sz="4"/>
+              <w:right w:val="single" w:color="BFBFBF" w:sz="4"/>
+            </w:tcBorders>
+            <w:shd w:fill="714B67" w:color="auto" w:val="clear"/>
+            <w:tcMar>
+              <w:top w:type="dxa" w:w="60"/>
+              <w:left w:type="dxa" w:w="100"/>
+              <w:bottom w:type="dxa" w:w="60"/>
+              <w:right w:type="dxa" w:w="100"/>
+            </w:tcMar>
+          </w:tcPr>
+          <w:p>
+            <w:r>
+              <w:rPr>
+                <w:b/>
+                <w:bCs/>
+                <w:color w:val="FFFFFF"/>
+                <w:sz w:val="19"/>
+                <w:szCs w:val="19"/>
+              </w:rPr>
+              <w:t xml:space="preserve">Campo</w:t>
+            </w:r>
+          </w:p>
+        </w:tc>
+        <w:tc>
+          <w:tcPr>
+            <w:tcW w:type="dxa" w:w="7438"/>
+            <w:tcBorders>
+              <w:top w:val="single" w:color="BFBFBF" w:sz="4"/>
+              <w:left w:val="single" w:color="BFBFBF" w:sz="4"/>
+              <w:bottom w:val="single" w:color="BFBFBF" w:sz="4"/>
+              <w:right w:val="single" w:color="BFBFBF" w:sz="4"/>
+            </w:tcBorders>
+            <w:shd w:fill="714B67" w:color="auto" w:val="clear"/>
+            <w:tcMar>
+              <w:top w:type="dxa" w:w="60"/>
+              <w:left w:type="dxa" w:w="100"/>
+              <w:bottom w:type="dxa" w:w="60"/>
+              <w:right w:type="dxa" w:w="100"/>
+            </w:tcMar>
+          </w:tcPr>
+          <w:p>
+            <w:r>
+              <w:rPr>
+                <w:b/>
+                <w:bCs/>
+                <w:color w:val="FFFFFF"/>
+                <w:sz w:val="19"/>
+                <w:szCs w:val="19"/>
+              </w:rPr>
+              <w:t xml:space="preserve">Detalle</w:t>
+            </w:r>
+          </w:p>
+        </w:tc>
+      </w:tr>
+      <w:tr>
+        <w:tc>
+          <w:tcPr>
+            <w:tcW w:type="dxa" w:w="2200"/>
+            <w:tcBorders>
+              <w:top w:val="single" w:color="BFBFBF" w:sz="4"/>
+              <w:left w:val="single" w:color="BFBFBF" w:sz="4"/>
+              <w:bottom w:val="single" w:color="BFBFBF" w:sz="4"/>
+              <w:right w:val="single" w:color="BFBFBF" w:sz="4"/>
+            </w:tcBorders>
+            <w:tcMar>
+              <w:top w:type="dxa" w:w="60"/>
+              <w:left w:type="dxa" w:w="100"/>
+              <w:bottom w:type="dxa" w:w="60"/>
+              <w:right w:type="dxa" w:w="100"/>
+            </w:tcMar>
+          </w:tcPr>
+          <w:p>
+            <w:r>
+              <w:rPr>
+                <w:sz w:val="19"/>
+                <w:szCs w:val="19"/>
+              </w:rPr>
+              <w:t xml:space="preserve">Prioridad</w:t>
+            </w:r>
+          </w:p>
+        </w:tc>
+        <w:tc>
+          <w:tcPr>
+            <w:tcW w:type="dxa" w:w="7438"/>
+            <w:tcBorders>
+              <w:top w:val="single" w:color="BFBFBF" w:sz="4"/>
+              <w:left w:val="single" w:color="BFBFBF" w:sz="4"/>
+              <w:bottom w:val="single" w:color="BFBFBF" w:sz="4"/>
+              <w:right w:val="single" w:color="BFBFBF" w:sz="4"/>
+            </w:tcBorders>
+            <w:tcMar>
+              <w:top w:type="dxa" w:w="60"/>
+              <w:left w:type="dxa" w:w="100"/>
+              <w:bottom w:type="dxa" w:w="60"/>
+              <w:right w:type="dxa" w:w="100"/>
+            </w:tcMar>
+          </w:tcPr>
+          <w:p>
+            <w:r>
+              <w:rPr>
+                <w:sz w:val="19"/>
+                <w:szCs w:val="19"/>
+              </w:rPr>
+              <w:t xml:space="preserve">Media (aparece en el video y el manual)</w:t>
+            </w:r>
+          </w:p>
+        </w:tc>
+      </w:tr>
+      <w:tr>
+        <w:tc>
+          <w:tcPr>
+            <w:tcW w:type="dxa" w:w="2200"/>
+            <w:tcBorders>
+              <w:top w:val="single" w:color="BFBFBF" w:sz="4"/>
+              <w:left w:val="single" w:color="BFBFBF" w:sz="4"/>
+              <w:bottom w:val="single" w:color="BFBFBF" w:sz="4"/>
+              <w:right w:val="single" w:color="BFBFBF" w:sz="4"/>
+            </w:tcBorders>
+            <w:tcMar>
+              <w:top w:type="dxa" w:w="60"/>
+              <w:left w:type="dxa" w:w="100"/>
+              <w:bottom w:type="dxa" w:w="60"/>
+              <w:right w:type="dxa" w:w="100"/>
+            </w:tcMar>
+          </w:tcPr>
+          <w:p>
+            <w:r>
+              <w:rPr>
+                <w:sz w:val="19"/>
+                <w:szCs w:val="19"/>
+              </w:rPr>
+              <w:t xml:space="preserve">Módulo / archivo</w:t>
+            </w:r>
+          </w:p>
+        </w:tc>
+        <w:tc>
+          <w:tcPr>
+            <w:tcW w:type="dxa" w:w="7438"/>
+            <w:tcBorders>
+              <w:top w:val="single" w:color="BFBFBF" w:sz="4"/>
+              <w:left w:val="single" w:color="BFBFBF" w:sz="4"/>
+              <w:bottom w:val="single" w:color="BFBFBF" w:sz="4"/>
+              <w:right w:val="single" w:color="BFBFBF" w:sz="4"/>
+            </w:tcBorders>
+            <w:tcMar>
+              <w:top w:type="dxa" w:w="60"/>
+              <w:left w:type="dxa" w:w="100"/>
+              <w:bottom w:type="dxa" w:w="60"/>
+              <w:right w:type="dxa" w:w="100"/>
+            </w:tcMar>
+          </w:tcPr>
+          <w:p>
+            <w:r>
+              <w:rPr>
+                <w:sz w:val="19"/>
+                <w:szCs w:val="19"/>
+              </w:rPr>
+              <w:t xml:space="preserve">Estructura LIQ (</w:t>
+            </w:r>
+            <w:r>
+              <w:rPr>
+                <w:rFonts w:ascii="Consolas" w:cs="Consolas" w:eastAsia="Consolas" w:hAnsi="Consolas"/>
+                <w:color w:val="444444"/>
+                <w:sz w:val="20"/>
+                <w:szCs w:val="20"/>
+              </w:rPr>
+              <w:t xml:space="preserve">bloque9</w:t>
+            </w:r>
+            <w:r>
+              <w:rPr>
+                <w:sz w:val="19"/>
+                <w:szCs w:val="19"/>
+              </w:rPr>
+              <w:t xml:space="preserve">)</w:t>
+            </w:r>
+          </w:p>
+        </w:tc>
+      </w:tr>
+      <w:tr>
+        <w:tc>
+          <w:tcPr>
+            <w:tcW w:type="dxa" w:w="2200"/>
+            <w:tcBorders>
+              <w:top w:val="single" w:color="BFBFBF" w:sz="4"/>
+              <w:left w:val="single" w:color="BFBFBF" w:sz="4"/>
+              <w:bottom w:val="single" w:color="BFBFBF" w:sz="4"/>
+              <w:right w:val="single" w:color="BFBFBF" w:sz="4"/>
+            </w:tcBorders>
+            <w:tcMar>
+              <w:top w:type="dxa" w:w="60"/>
+              <w:left w:type="dxa" w:w="100"/>
+              <w:bottom w:type="dxa" w:w="60"/>
+              <w:right w:type="dxa" w:w="100"/>
+            </w:tcMar>
+          </w:tcPr>
+          <w:p>
+            <w:r>
+              <w:rPr>
+                <w:sz w:val="19"/>
+                <w:szCs w:val="19"/>
+              </w:rPr>
+              <w:t xml:space="preserve">Problema (medido)</w:t>
+            </w:r>
+          </w:p>
+        </w:tc>
+        <w:tc>
+          <w:tcPr>
+            <w:tcW w:type="dxa" w:w="7438"/>
+            <w:tcBorders>
+              <w:top w:val="single" w:color="BFBFBF" w:sz="4"/>
+              <w:left w:val="single" w:color="BFBFBF" w:sz="4"/>
+              <w:bottom w:val="single" w:color="BFBFBF" w:sz="4"/>
+              <w:right w:val="single" w:color="BFBFBF" w:sz="4"/>
+            </w:tcBorders>
+            <w:tcMar>
+              <w:top w:type="dxa" w:w="60"/>
+              <w:left w:type="dxa" w:w="100"/>
+              <w:bottom w:type="dxa" w:w="60"/>
+              <w:right w:type="dxa" w:w="100"/>
+            </w:tcMar>
+          </w:tcPr>
+          <w:p>
+            <w:r>
+              <w:rPr>
+                <w:sz w:val="19"/>
+                <w:szCs w:val="19"/>
+              </w:rPr>
+              <w:t xml:space="preserve">Verificado: la estructura Liquidación solo tiene vacaciones, gratificación, bonificación y CTS truncas (medido: Carmen, neto 3,547.22); no hay regla de indemnización.</w:t>
+            </w:r>
+          </w:p>
+        </w:tc>
+      </w:tr>
+      <w:tr>
+        <w:tc>
+          <w:tcPr>
+            <w:tcW w:type="dxa" w:w="2200"/>
+            <w:tcBorders>
+              <w:top w:val="single" w:color="BFBFBF" w:sz="4"/>
+              <w:left w:val="single" w:color="BFBFBF" w:sz="4"/>
+              <w:bottom w:val="single" w:color="BFBFBF" w:sz="4"/>
+              <w:right w:val="single" w:color="BFBFBF" w:sz="4"/>
+            </w:tcBorders>
+            <w:tcMar>
+              <w:top w:type="dxa" w:w="60"/>
+              <w:left w:type="dxa" w:w="100"/>
+              <w:bottom w:type="dxa" w:w="60"/>
+              <w:right w:type="dxa" w:w="100"/>
+            </w:tcMar>
+          </w:tcPr>
+          <w:p>
+            <w:r>
+              <w:rPr>
+                <w:sz w:val="19"/>
+                <w:szCs w:val="19"/>
+              </w:rPr>
+              <w:t xml:space="preserve">Propuesta</w:t>
+            </w:r>
+          </w:p>
+        </w:tc>
+        <w:tc>
+          <w:tcPr>
+            <w:tcW w:type="dxa" w:w="7438"/>
+            <w:tcBorders>
+              <w:top w:val="single" w:color="BFBFBF" w:sz="4"/>
+              <w:left w:val="single" w:color="BFBFBF" w:sz="4"/>
+              <w:bottom w:val="single" w:color="BFBFBF" w:sz="4"/>
+              <w:right w:val="single" w:color="BFBFBF" w:sz="4"/>
+            </w:tcBorders>
+            <w:tcMar>
+              <w:top w:type="dxa" w:w="60"/>
+              <w:left w:type="dxa" w:w="100"/>
+              <w:bottom w:type="dxa" w:w="60"/>
+              <w:right w:type="dxa" w:w="100"/>
+            </w:tcMar>
+          </w:tcPr>
+          <w:p>
+            <w:r>
+              <w:rPr>
+                <w:sz w:val="19"/>
+                <w:szCs w:val="19"/>
+              </w:rPr>
+              <w:t xml:space="preserve">Regla opcional activada por el motivo de baja (T17) o por una entrada: 1.5 remuneraciones por año completo (proporcional por meses y días) con tope de 12 remuneraciones (D.S. 003-97-TR, art. 38); para plazo fijo, 1.5 por mes restante con el mismo tope.</w:t>
+            </w:r>
+          </w:p>
+        </w:tc>
+      </w:tr>
+      <w:tr>
+        <w:tc>
+          <w:tcPr>
+            <w:tcW w:type="dxa" w:w="2200"/>
+            <w:tcBorders>
+              <w:top w:val="single" w:color="BFBFBF" w:sz="4"/>
+              <w:left w:val="single" w:color="BFBFBF" w:sz="4"/>
+              <w:bottom w:val="single" w:color="BFBFBF" w:sz="4"/>
+              <w:right w:val="single" w:color="BFBFBF" w:sz="4"/>
+            </w:tcBorders>
+            <w:tcMar>
+              <w:top w:type="dxa" w:w="60"/>
+              <w:left w:type="dxa" w:w="100"/>
+              <w:bottom w:type="dxa" w:w="60"/>
+              <w:right w:type="dxa" w:w="100"/>
+            </w:tcMar>
+          </w:tcPr>
+          <w:p>
+            <w:r>
+              <w:rPr>
+                <w:sz w:val="19"/>
+                <w:szCs w:val="19"/>
+              </w:rPr>
+              <w:t xml:space="preserve">Criterio de aceptación</w:t>
+            </w:r>
+          </w:p>
+        </w:tc>
+        <w:tc>
+          <w:tcPr>
+            <w:tcW w:type="dxa" w:w="7438"/>
+            <w:tcBorders>
+              <w:top w:val="single" w:color="BFBFBF" w:sz="4"/>
+              <w:left w:val="single" w:color="BFBFBF" w:sz="4"/>
+              <w:bottom w:val="single" w:color="BFBFBF" w:sz="4"/>
+              <w:right w:val="single" w:color="BFBFBF" w:sz="4"/>
+            </w:tcBorders>
+            <w:tcMar>
+              <w:top w:type="dxa" w:w="60"/>
+              <w:left w:type="dxa" w:w="100"/>
+              <w:bottom w:type="dxa" w:w="60"/>
+              <w:right w:type="dxa" w:w="100"/>
+            </w:tcMar>
+          </w:tcPr>
+          <w:p>
+            <w:r>
+              <w:rPr>
+                <w:sz w:val="19"/>
+                <w:szCs w:val="19"/>
+              </w:rPr>
+              <w:t xml:space="preserve">Cese con despido arbitrario de un trabajador con 1 año y 8 meses: indemnización calculada y verificada por la contadora.</w:t>
+            </w:r>
+          </w:p>
+        </w:tc>
+      </w:tr>
+    </w:tbl>
+    <w:p>
+      <w:pPr>
+        <w:spacing w:after="120"/>
+      </w:pPr>
+    </w:p>
+    <w:p>
+      <w:pPr>
+        <w:pStyle w:val="Heading2"/>
+      </w:pPr>
+      <w:bookmarkStart w:name="t39" w:id="1"/>
+      <w:r>
+        <w:t xml:space="preserve">N-04 · Regularización de la renta de 5.ª al cese</w:t>
+      </w:r>
+      <w:bookmarkEnd w:id="1"/>
+    </w:p>
+    <w:tbl>
+      <w:tblPr>
+        <w:tblW w:type="dxa" w:w="9638"/>
+        <w:tblBorders>
+          <w:top w:val="single" w:color="auto" w:sz="4"/>
+          <w:left w:val="single" w:color="auto" w:sz="4"/>
+          <w:bottom w:val="single" w:color="auto" w:sz="4"/>
+          <w:right w:val="single" w:color="auto" w:sz="4"/>
+          <w:insideH w:val="single" w:color="auto" w:sz="4"/>
+          <w:insideV w:val="single" w:color="auto" w:sz="4"/>
+        </w:tblBorders>
+      </w:tblPr>
+      <w:tblGrid>
+        <w:gridCol w:w="2200"/>
+        <w:gridCol w:w="7438"/>
+      </w:tblGrid>
+      <w:tr>
+        <w:trPr>
+          <w:tblHeader/>
+        </w:trPr>
+        <w:tc>
+          <w:tcPr>
+            <w:tcW w:type="dxa" w:w="2200"/>
+            <w:tcBorders>
+              <w:top w:val="single" w:color="BFBFBF" w:sz="4"/>
+              <w:left w:val="single" w:color="BFBFBF" w:sz="4"/>
+              <w:bottom w:val="single" w:color="BFBFBF" w:sz="4"/>
+              <w:right w:val="single" w:color="BFBFBF" w:sz="4"/>
+            </w:tcBorders>
+            <w:shd w:fill="714B67" w:color="auto" w:val="clear"/>
+            <w:tcMar>
+              <w:top w:type="dxa" w:w="60"/>
+              <w:left w:type="dxa" w:w="100"/>
+              <w:bottom w:type="dxa" w:w="60"/>
+              <w:right w:type="dxa" w:w="100"/>
+            </w:tcMar>
+          </w:tcPr>
+          <w:p>
+            <w:r>
+              <w:rPr>
+                <w:b/>
+                <w:bCs/>
+                <w:color w:val="FFFFFF"/>
+                <w:sz w:val="19"/>
+                <w:szCs w:val="19"/>
+              </w:rPr>
+              <w:t xml:space="preserve">Campo</w:t>
+            </w:r>
+          </w:p>
+        </w:tc>
+        <w:tc>
+          <w:tcPr>
+            <w:tcW w:type="dxa" w:w="7438"/>
+            <w:tcBorders>
+              <w:top w:val="single" w:color="BFBFBF" w:sz="4"/>
+              <w:left w:val="single" w:color="BFBFBF" w:sz="4"/>
+              <w:bottom w:val="single" w:color="BFBFBF" w:sz="4"/>
+              <w:right w:val="single" w:color="BFBFBF" w:sz="4"/>
+            </w:tcBorders>
+            <w:shd w:fill="714B67" w:color="auto" w:val="clear"/>
+            <w:tcMar>
+              <w:top w:type="dxa" w:w="60"/>
+              <w:left w:type="dxa" w:w="100"/>
+              <w:bottom w:type="dxa" w:w="60"/>
+              <w:right w:type="dxa" w:w="100"/>
+            </w:tcMar>
+          </w:tcPr>
+          <w:p>
+            <w:r>
+              <w:rPr>
+                <w:b/>
+                <w:bCs/>
+                <w:color w:val="FFFFFF"/>
+                <w:sz w:val="19"/>
+                <w:szCs w:val="19"/>
+              </w:rPr>
+              <w:t xml:space="preserve">Detalle</w:t>
+            </w:r>
+          </w:p>
+        </w:tc>
+      </w:tr>
+      <w:tr>
+        <w:tc>
+          <w:tcPr>
+            <w:tcW w:type="dxa" w:w="2200"/>
+            <w:tcBorders>
+              <w:top w:val="single" w:color="BFBFBF" w:sz="4"/>
+              <w:left w:val="single" w:color="BFBFBF" w:sz="4"/>
+              <w:bottom w:val="single" w:color="BFBFBF" w:sz="4"/>
+              <w:right w:val="single" w:color="BFBFBF" w:sz="4"/>
+            </w:tcBorders>
+            <w:tcMar>
+              <w:top w:type="dxa" w:w="60"/>
+              <w:left w:type="dxa" w:w="100"/>
+              <w:bottom w:type="dxa" w:w="60"/>
+              <w:right w:type="dxa" w:w="100"/>
+            </w:tcMar>
+          </w:tcPr>
+          <w:p>
+            <w:r>
+              <w:rPr>
+                <w:sz w:val="19"/>
+                <w:szCs w:val="19"/>
+              </w:rPr>
+              <w:t xml:space="preserve">Prioridad</w:t>
+            </w:r>
+          </w:p>
+        </w:tc>
+        <w:tc>
+          <w:tcPr>
+            <w:tcW w:type="dxa" w:w="7438"/>
+            <w:tcBorders>
+              <w:top w:val="single" w:color="BFBFBF" w:sz="4"/>
+              <w:left w:val="single" w:color="BFBFBF" w:sz="4"/>
+              <w:bottom w:val="single" w:color="BFBFBF" w:sz="4"/>
+              <w:right w:val="single" w:color="BFBFBF" w:sz="4"/>
+            </w:tcBorders>
+            <w:tcMar>
+              <w:top w:type="dxa" w:w="60"/>
+              <w:left w:type="dxa" w:w="100"/>
+              <w:bottom w:type="dxa" w:w="60"/>
+              <w:right w:type="dxa" w:w="100"/>
+            </w:tcMar>
+          </w:tcPr>
+          <w:p>
+            <w:r>
+              <w:rPr>
+                <w:sz w:val="19"/>
+                <w:szCs w:val="19"/>
+              </w:rPr>
+              <w:t xml:space="preserve">Media (aparece en el video y el manual)</w:t>
+            </w:r>
+          </w:p>
+        </w:tc>
+      </w:tr>
+      <w:tr>
+        <w:tc>
+          <w:tcPr>
+            <w:tcW w:type="dxa" w:w="2200"/>
+            <w:tcBorders>
+              <w:top w:val="single" w:color="BFBFBF" w:sz="4"/>
+              <w:left w:val="single" w:color="BFBFBF" w:sz="4"/>
+              <w:bottom w:val="single" w:color="BFBFBF" w:sz="4"/>
+              <w:right w:val="single" w:color="BFBFBF" w:sz="4"/>
+            </w:tcBorders>
+            <w:tcMar>
+              <w:top w:type="dxa" w:w="60"/>
+              <w:left w:type="dxa" w:w="100"/>
+              <w:bottom w:type="dxa" w:w="60"/>
+              <w:right w:type="dxa" w:w="100"/>
+            </w:tcMar>
+          </w:tcPr>
+          <w:p>
+            <w:r>
+              <w:rPr>
+                <w:sz w:val="19"/>
+                <w:szCs w:val="19"/>
+              </w:rPr>
+              <w:t xml:space="preserve">Módulo / archivo</w:t>
+            </w:r>
+          </w:p>
+        </w:tc>
+        <w:tc>
+          <w:tcPr>
+            <w:tcW w:type="dxa" w:w="7438"/>
+            <w:tcBorders>
+              <w:top w:val="single" w:color="BFBFBF" w:sz="4"/>
+              <w:left w:val="single" w:color="BFBFBF" w:sz="4"/>
+              <w:bottom w:val="single" w:color="BFBFBF" w:sz="4"/>
+              <w:right w:val="single" w:color="BFBFBF" w:sz="4"/>
+            </w:tcBorders>
+            <w:tcMar>
+              <w:top w:type="dxa" w:w="60"/>
+              <w:left w:type="dxa" w:w="100"/>
+              <w:bottom w:type="dxa" w:w="60"/>
+              <w:right w:type="dxa" w:w="100"/>
+            </w:tcMar>
+          </w:tcPr>
+          <w:p>
+            <w:r>
+              <w:rPr>
+                <w:sz w:val="19"/>
+                <w:szCs w:val="19"/>
+              </w:rPr>
+              <w:t xml:space="preserve">Estructura LIQ / R5TA_001</w:t>
+            </w:r>
+          </w:p>
+        </w:tc>
+      </w:tr>
+      <w:tr>
+        <w:tc>
+          <w:tcPr>
+            <w:tcW w:type="dxa" w:w="2200"/>
+            <w:tcBorders>
+              <w:top w:val="single" w:color="BFBFBF" w:sz="4"/>
+              <w:left w:val="single" w:color="BFBFBF" w:sz="4"/>
+              <w:bottom w:val="single" w:color="BFBFBF" w:sz="4"/>
+              <w:right w:val="single" w:color="BFBFBF" w:sz="4"/>
+            </w:tcBorders>
+            <w:tcMar>
+              <w:top w:type="dxa" w:w="60"/>
+              <w:left w:type="dxa" w:w="100"/>
+              <w:bottom w:type="dxa" w:w="60"/>
+              <w:right w:type="dxa" w:w="100"/>
+            </w:tcMar>
+          </w:tcPr>
+          <w:p>
+            <w:r>
+              <w:rPr>
+                <w:sz w:val="19"/>
+                <w:szCs w:val="19"/>
+              </w:rPr>
+              <w:t xml:space="preserve">Problema (medido)</w:t>
+            </w:r>
+          </w:p>
+        </w:tc>
+        <w:tc>
+          <w:tcPr>
+            <w:tcW w:type="dxa" w:w="7438"/>
+            <w:tcBorders>
+              <w:top w:val="single" w:color="BFBFBF" w:sz="4"/>
+              <w:left w:val="single" w:color="BFBFBF" w:sz="4"/>
+              <w:bottom w:val="single" w:color="BFBFBF" w:sz="4"/>
+              <w:right w:val="single" w:color="BFBFBF" w:sz="4"/>
+            </w:tcBorders>
+            <w:tcMar>
+              <w:top w:type="dxa" w:w="60"/>
+              <w:left w:type="dxa" w:w="100"/>
+              <w:bottom w:type="dxa" w:w="60"/>
+              <w:right w:type="dxa" w:w="100"/>
+            </w:tcMar>
+          </w:tcPr>
+          <w:p>
+            <w:r>
+              <w:rPr>
+                <w:sz w:val="19"/>
+                <w:szCs w:val="19"/>
+              </w:rPr>
+              <w:t xml:space="preserve">Verificado: la estructura LIQ excluye R5TA y no recalcula el impuesto anual con los ingresos reales del año al cese.</w:t>
+            </w:r>
+          </w:p>
+        </w:tc>
+      </w:tr>
+      <w:tr>
+        <w:tc>
+          <w:tcPr>
+            <w:tcW w:type="dxa" w:w="2200"/>
+            <w:tcBorders>
+              <w:top w:val="single" w:color="BFBFBF" w:sz="4"/>
+              <w:left w:val="single" w:color="BFBFBF" w:sz="4"/>
+              <w:bottom w:val="single" w:color="BFBFBF" w:sz="4"/>
+              <w:right w:val="single" w:color="BFBFBF" w:sz="4"/>
+            </w:tcBorders>
+            <w:tcMar>
+              <w:top w:type="dxa" w:w="60"/>
+              <w:left w:type="dxa" w:w="100"/>
+              <w:bottom w:type="dxa" w:w="60"/>
+              <w:right w:type="dxa" w:w="100"/>
+            </w:tcMar>
+          </w:tcPr>
+          <w:p>
+            <w:r>
+              <w:rPr>
+                <w:sz w:val="19"/>
+                <w:szCs w:val="19"/>
+              </w:rPr>
+              <w:t xml:space="preserve">Propuesta</w:t>
+            </w:r>
+          </w:p>
+        </w:tc>
+        <w:tc>
+          <w:tcPr>
+            <w:tcW w:type="dxa" w:w="7438"/>
+            <w:tcBorders>
+              <w:top w:val="single" w:color="BFBFBF" w:sz="4"/>
+              <w:left w:val="single" w:color="BFBFBF" w:sz="4"/>
+              <w:bottom w:val="single" w:color="BFBFBF" w:sz="4"/>
+              <w:right w:val="single" w:color="BFBFBF" w:sz="4"/>
+            </w:tcBorders>
+            <w:tcMar>
+              <w:top w:type="dxa" w:w="60"/>
+              <w:left w:type="dxa" w:w="100"/>
+              <w:bottom w:type="dxa" w:w="60"/>
+              <w:right w:type="dxa" w:w="100"/>
+            </w:tcMar>
+          </w:tcPr>
+          <w:p>
+            <w:r>
+              <w:rPr>
+                <w:sz w:val="19"/>
+                <w:szCs w:val="19"/>
+              </w:rPr>
+              <w:t xml:space="preserve">Regla en LIQ que calcule el impuesto anual con lo percibido + la liquidación (sin proyección) y retenga la diferencia contra lo ya retenido.</w:t>
+            </w:r>
+          </w:p>
+        </w:tc>
+      </w:tr>
+      <w:tr>
+        <w:tc>
+          <w:tcPr>
+            <w:tcW w:type="dxa" w:w="2200"/>
+            <w:tcBorders>
+              <w:top w:val="single" w:color="BFBFBF" w:sz="4"/>
+              <w:left w:val="single" w:color="BFBFBF" w:sz="4"/>
+              <w:bottom w:val="single" w:color="BFBFBF" w:sz="4"/>
+              <w:right w:val="single" w:color="BFBFBF" w:sz="4"/>
+            </w:tcBorders>
+            <w:tcMar>
+              <w:top w:type="dxa" w:w="60"/>
+              <w:left w:type="dxa" w:w="100"/>
+              <w:bottom w:type="dxa" w:w="60"/>
+              <w:right w:type="dxa" w:w="100"/>
+            </w:tcMar>
+          </w:tcPr>
+          <w:p>
+            <w:r>
+              <w:rPr>
+                <w:sz w:val="19"/>
+                <w:szCs w:val="19"/>
+              </w:rPr>
+              <w:t xml:space="preserve">Criterio de aceptación</w:t>
+            </w:r>
+          </w:p>
+        </w:tc>
+        <w:tc>
+          <w:tcPr>
+            <w:tcW w:type="dxa" w:w="7438"/>
+            <w:tcBorders>
+              <w:top w:val="single" w:color="BFBFBF" w:sz="4"/>
+              <w:left w:val="single" w:color="BFBFBF" w:sz="4"/>
+              <w:bottom w:val="single" w:color="BFBFBF" w:sz="4"/>
+              <w:right w:val="single" w:color="BFBFBF" w:sz="4"/>
+            </w:tcBorders>
+            <w:tcMar>
+              <w:top w:type="dxa" w:w="60"/>
+              <w:left w:type="dxa" w:w="100"/>
+              <w:bottom w:type="dxa" w:w="60"/>
+              <w:right w:type="dxa" w:w="100"/>
+            </w:tcMar>
+          </w:tcPr>
+          <w:p>
+            <w:r>
+              <w:rPr>
+                <w:sz w:val="19"/>
+                <w:szCs w:val="19"/>
+              </w:rPr>
+              <w:t xml:space="preserve">Cese en agosto: retención total del año igual al impuesto anual recalculado con los ingresos reales.</w:t>
+            </w:r>
+          </w:p>
+        </w:tc>
+      </w:tr>
+    </w:tbl>
+    <w:p>
+      <w:pPr>
+        <w:spacing w:after="120"/>
+      </w:pPr>
+    </w:p>
+    <w:p>
+      <w:pPr>
+        <w:pStyle w:val="Heading2"/>
+      </w:pPr>
+      <w:bookmarkStart w:name="t40" w:id="1"/>
+      <w:r>
+        <w:t xml:space="preserve">N-05 · Prima de Vida Ley</w:t>
+      </w:r>
+      <w:bookmarkEnd w:id="1"/>
+    </w:p>
+    <w:tbl>
+      <w:tblPr>
+        <w:tblW w:type="dxa" w:w="9638"/>
+        <w:tblBorders>
+          <w:top w:val="single" w:color="auto" w:sz="4"/>
+          <w:left w:val="single" w:color="auto" w:sz="4"/>
+          <w:bottom w:val="single" w:color="auto" w:sz="4"/>
+          <w:right w:val="single" w:color="auto" w:sz="4"/>
+          <w:insideH w:val="single" w:color="auto" w:sz="4"/>
+          <w:insideV w:val="single" w:color="auto" w:sz="4"/>
+        </w:tblBorders>
+      </w:tblPr>
+      <w:tblGrid>
+        <w:gridCol w:w="2200"/>
+        <w:gridCol w:w="7438"/>
+      </w:tblGrid>
+      <w:tr>
+        <w:trPr>
+          <w:tblHeader/>
+        </w:trPr>
+        <w:tc>
+          <w:tcPr>
+            <w:tcW w:type="dxa" w:w="2200"/>
+            <w:tcBorders>
+              <w:top w:val="single" w:color="BFBFBF" w:sz="4"/>
+              <w:left w:val="single" w:color="BFBFBF" w:sz="4"/>
+              <w:bottom w:val="single" w:color="BFBFBF" w:sz="4"/>
+              <w:right w:val="single" w:color="BFBFBF" w:sz="4"/>
+            </w:tcBorders>
+            <w:shd w:fill="714B67" w:color="auto" w:val="clear"/>
+            <w:tcMar>
+              <w:top w:type="dxa" w:w="60"/>
+              <w:left w:type="dxa" w:w="100"/>
+              <w:bottom w:type="dxa" w:w="60"/>
+              <w:right w:type="dxa" w:w="100"/>
+            </w:tcMar>
+          </w:tcPr>
+          <w:p>
+            <w:r>
+              <w:rPr>
+                <w:b/>
+                <w:bCs/>
+                <w:color w:val="FFFFFF"/>
+                <w:sz w:val="19"/>
+                <w:szCs w:val="19"/>
+              </w:rPr>
+              <w:t xml:space="preserve">Campo</w:t>
+            </w:r>
+          </w:p>
+        </w:tc>
+        <w:tc>
+          <w:tcPr>
+            <w:tcW w:type="dxa" w:w="7438"/>
+            <w:tcBorders>
+              <w:top w:val="single" w:color="BFBFBF" w:sz="4"/>
+              <w:left w:val="single" w:color="BFBFBF" w:sz="4"/>
+              <w:bottom w:val="single" w:color="BFBFBF" w:sz="4"/>
+              <w:right w:val="single" w:color="BFBFBF" w:sz="4"/>
+            </w:tcBorders>
+            <w:shd w:fill="714B67" w:color="auto" w:val="clear"/>
+            <w:tcMar>
+              <w:top w:type="dxa" w:w="60"/>
+              <w:left w:type="dxa" w:w="100"/>
+              <w:bottom w:type="dxa" w:w="60"/>
+              <w:right w:type="dxa" w:w="100"/>
+            </w:tcMar>
+          </w:tcPr>
+          <w:p>
+            <w:r>
+              <w:rPr>
+                <w:b/>
+                <w:bCs/>
+                <w:color w:val="FFFFFF"/>
+                <w:sz w:val="19"/>
+                <w:szCs w:val="19"/>
+              </w:rPr>
+              <w:t xml:space="preserve">Detalle</w:t>
+            </w:r>
+          </w:p>
+        </w:tc>
+      </w:tr>
+      <w:tr>
+        <w:tc>
+          <w:tcPr>
+            <w:tcW w:type="dxa" w:w="2200"/>
+            <w:tcBorders>
+              <w:top w:val="single" w:color="BFBFBF" w:sz="4"/>
+              <w:left w:val="single" w:color="BFBFBF" w:sz="4"/>
+              <w:bottom w:val="single" w:color="BFBFBF" w:sz="4"/>
+              <w:right w:val="single" w:color="BFBFBF" w:sz="4"/>
+            </w:tcBorders>
+            <w:tcMar>
+              <w:top w:type="dxa" w:w="60"/>
+              <w:left w:type="dxa" w:w="100"/>
+              <w:bottom w:type="dxa" w:w="60"/>
+              <w:right w:type="dxa" w:w="100"/>
+            </w:tcMar>
+          </w:tcPr>
+          <w:p>
+            <w:r>
+              <w:rPr>
+                <w:sz w:val="19"/>
+                <w:szCs w:val="19"/>
+              </w:rPr>
+              <w:t xml:space="preserve">Prioridad</w:t>
+            </w:r>
+          </w:p>
+        </w:tc>
+        <w:tc>
+          <w:tcPr>
+            <w:tcW w:type="dxa" w:w="7438"/>
+            <w:tcBorders>
+              <w:top w:val="single" w:color="BFBFBF" w:sz="4"/>
+              <w:left w:val="single" w:color="BFBFBF" w:sz="4"/>
+              <w:bottom w:val="single" w:color="BFBFBF" w:sz="4"/>
+              <w:right w:val="single" w:color="BFBFBF" w:sz="4"/>
+            </w:tcBorders>
+            <w:tcMar>
+              <w:top w:type="dxa" w:w="60"/>
+              <w:left w:type="dxa" w:w="100"/>
+              <w:bottom w:type="dxa" w:w="60"/>
+              <w:right w:type="dxa" w:w="100"/>
+            </w:tcMar>
+          </w:tcPr>
+          <w:p>
+            <w:r>
+              <w:rPr>
+                <w:sz w:val="19"/>
+                <w:szCs w:val="19"/>
+              </w:rPr>
+              <w:t xml:space="preserve">Baja</w:t>
+            </w:r>
+          </w:p>
+        </w:tc>
+      </w:tr>
+      <w:tr>
+        <w:tc>
+          <w:tcPr>
+            <w:tcW w:type="dxa" w:w="2200"/>
+            <w:tcBorders>
+              <w:top w:val="single" w:color="BFBFBF" w:sz="4"/>
+              <w:left w:val="single" w:color="BFBFBF" w:sz="4"/>
+              <w:bottom w:val="single" w:color="BFBFBF" w:sz="4"/>
+              <w:right w:val="single" w:color="BFBFBF" w:sz="4"/>
+            </w:tcBorders>
+            <w:tcMar>
+              <w:top w:type="dxa" w:w="60"/>
+              <w:left w:type="dxa" w:w="100"/>
+              <w:bottom w:type="dxa" w:w="60"/>
+              <w:right w:type="dxa" w:w="100"/>
+            </w:tcMar>
+          </w:tcPr>
+          <w:p>
+            <w:r>
+              <w:rPr>
+                <w:sz w:val="19"/>
+                <w:szCs w:val="19"/>
+              </w:rPr>
+              <w:t xml:space="preserve">Módulo / archivo</w:t>
+            </w:r>
+          </w:p>
+        </w:tc>
+        <w:tc>
+          <w:tcPr>
+            <w:tcW w:type="dxa" w:w="7438"/>
+            <w:tcBorders>
+              <w:top w:val="single" w:color="BFBFBF" w:sz="4"/>
+              <w:left w:val="single" w:color="BFBFBF" w:sz="4"/>
+              <w:bottom w:val="single" w:color="BFBFBF" w:sz="4"/>
+              <w:right w:val="single" w:color="BFBFBF" w:sz="4"/>
+            </w:tcBorders>
+            <w:tcMar>
+              <w:top w:type="dxa" w:w="60"/>
+              <w:left w:type="dxa" w:w="100"/>
+              <w:bottom w:type="dxa" w:w="60"/>
+              <w:right w:type="dxa" w:w="100"/>
+            </w:tcMar>
+          </w:tcPr>
+          <w:p>
+            <w:r>
+              <w:rPr>
+                <w:rFonts w:ascii="Consolas" w:cs="Consolas" w:eastAsia="Consolas" w:hAnsi="Consolas"/>
+                <w:color w:val="444444"/>
+                <w:sz w:val="20"/>
+                <w:szCs w:val="20"/>
+              </w:rPr>
+              <w:t xml:space="preserve">life.insurance</w:t>
+            </w:r>
+            <w:r>
+              <w:rPr>
+                <w:sz w:val="19"/>
+                <w:szCs w:val="19"/>
+              </w:rPr>
+              <w:t xml:space="preserve"> + nueva regla</w:t>
+            </w:r>
+          </w:p>
+        </w:tc>
+      </w:tr>
+      <w:tr>
+        <w:tc>
+          <w:tcPr>
+            <w:tcW w:type="dxa" w:w="2200"/>
+            <w:tcBorders>
+              <w:top w:val="single" w:color="BFBFBF" w:sz="4"/>
+              <w:left w:val="single" w:color="BFBFBF" w:sz="4"/>
+              <w:bottom w:val="single" w:color="BFBFBF" w:sz="4"/>
+              <w:right w:val="single" w:color="BFBFBF" w:sz="4"/>
+            </w:tcBorders>
+            <w:tcMar>
+              <w:top w:type="dxa" w:w="60"/>
+              <w:left w:type="dxa" w:w="100"/>
+              <w:bottom w:type="dxa" w:w="60"/>
+              <w:right w:type="dxa" w:w="100"/>
+            </w:tcMar>
+          </w:tcPr>
+          <w:p>
+            <w:r>
+              <w:rPr>
+                <w:sz w:val="19"/>
+                <w:szCs w:val="19"/>
+              </w:rPr>
+              <w:t xml:space="preserve">Problema (medido)</w:t>
+            </w:r>
+          </w:p>
+        </w:tc>
+        <w:tc>
+          <w:tcPr>
+            <w:tcW w:type="dxa" w:w="7438"/>
+            <w:tcBorders>
+              <w:top w:val="single" w:color="BFBFBF" w:sz="4"/>
+              <w:left w:val="single" w:color="BFBFBF" w:sz="4"/>
+              <w:bottom w:val="single" w:color="BFBFBF" w:sz="4"/>
+              <w:right w:val="single" w:color="BFBFBF" w:sz="4"/>
+            </w:tcBorders>
+            <w:tcMar>
+              <w:top w:type="dxa" w:w="60"/>
+              <w:left w:type="dxa" w:w="100"/>
+              <w:bottom w:type="dxa" w:w="60"/>
+              <w:right w:type="dxa" w:w="100"/>
+            </w:tcMar>
+          </w:tcPr>
+          <w:p>
+            <w:r>
+              <w:rPr>
+                <w:sz w:val="19"/>
+                <w:szCs w:val="19"/>
+              </w:rPr>
+              <w:t xml:space="preserve">Verificado: existe el catálogo (entidad, póliza, vigencia, tasa, importe, empleados) pero ninguna regla salarial lo usa; en la base el catálogo está vacío.</w:t>
+            </w:r>
+          </w:p>
+        </w:tc>
+      </w:tr>
+      <w:tr>
+        <w:tc>
+          <w:tcPr>
+            <w:tcW w:type="dxa" w:w="2200"/>
+            <w:tcBorders>
+              <w:top w:val="single" w:color="BFBFBF" w:sz="4"/>
+              <w:left w:val="single" w:color="BFBFBF" w:sz="4"/>
+              <w:bottom w:val="single" w:color="BFBFBF" w:sz="4"/>
+              <w:right w:val="single" w:color="BFBFBF" w:sz="4"/>
+            </w:tcBorders>
+            <w:tcMar>
+              <w:top w:type="dxa" w:w="60"/>
+              <w:left w:type="dxa" w:w="100"/>
+              <w:bottom w:type="dxa" w:w="60"/>
+              <w:right w:type="dxa" w:w="100"/>
+            </w:tcMar>
+          </w:tcPr>
+          <w:p>
+            <w:r>
+              <w:rPr>
+                <w:sz w:val="19"/>
+                <w:szCs w:val="19"/>
+              </w:rPr>
+              <w:t xml:space="preserve">Propuesta</w:t>
+            </w:r>
+          </w:p>
+        </w:tc>
+        <w:tc>
+          <w:tcPr>
+            <w:tcW w:type="dxa" w:w="7438"/>
+            <w:tcBorders>
+              <w:top w:val="single" w:color="BFBFBF" w:sz="4"/>
+              <w:left w:val="single" w:color="BFBFBF" w:sz="4"/>
+              <w:bottom w:val="single" w:color="BFBFBF" w:sz="4"/>
+              <w:right w:val="single" w:color="BFBFBF" w:sz="4"/>
+            </w:tcBorders>
+            <w:tcMar>
+              <w:top w:type="dxa" w:w="60"/>
+              <w:left w:type="dxa" w:w="100"/>
+              <w:bottom w:type="dxa" w:w="60"/>
+              <w:right w:type="dxa" w:w="100"/>
+            </w:tcMar>
+          </w:tcPr>
+          <w:p>
+            <w:r>
+              <w:rPr>
+                <w:sz w:val="19"/>
+                <w:szCs w:val="19"/>
+              </w:rPr>
+              <w:t xml:space="preserve">Regla de aporte del empleador (tasa sobre la remuneración o importe fijo) con cuentas 6273/46xx, solo para los empleados de la póliza vigente.</w:t>
+            </w:r>
+          </w:p>
+        </w:tc>
+      </w:tr>
+      <w:tr>
+        <w:tc>
+          <w:tcPr>
+            <w:tcW w:type="dxa" w:w="2200"/>
+            <w:tcBorders>
+              <w:top w:val="single" w:color="BFBFBF" w:sz="4"/>
+              <w:left w:val="single" w:color="BFBFBF" w:sz="4"/>
+              <w:bottom w:val="single" w:color="BFBFBF" w:sz="4"/>
+              <w:right w:val="single" w:color="BFBFBF" w:sz="4"/>
+            </w:tcBorders>
+            <w:tcMar>
+              <w:top w:type="dxa" w:w="60"/>
+              <w:left w:type="dxa" w:w="100"/>
+              <w:bottom w:type="dxa" w:w="60"/>
+              <w:right w:type="dxa" w:w="100"/>
+            </w:tcMar>
+          </w:tcPr>
+          <w:p>
+            <w:r>
+              <w:rPr>
+                <w:sz w:val="19"/>
+                <w:szCs w:val="19"/>
+              </w:rPr>
+              <w:t xml:space="preserve">Criterio de aceptación</w:t>
+            </w:r>
+          </w:p>
+        </w:tc>
+        <w:tc>
+          <w:tcPr>
+            <w:tcW w:type="dxa" w:w="7438"/>
+            <w:tcBorders>
+              <w:top w:val="single" w:color="BFBFBF" w:sz="4"/>
+              <w:left w:val="single" w:color="BFBFBF" w:sz="4"/>
+              <w:bottom w:val="single" w:color="BFBFBF" w:sz="4"/>
+              <w:right w:val="single" w:color="BFBFBF" w:sz="4"/>
+            </w:tcBorders>
+            <w:tcMar>
+              <w:top w:type="dxa" w:w="60"/>
+              <w:left w:type="dxa" w:w="100"/>
+              <w:bottom w:type="dxa" w:w="60"/>
+              <w:right w:type="dxa" w:w="100"/>
+            </w:tcMar>
+          </w:tcPr>
+          <w:p>
+            <w:r>
+              <w:rPr>
+                <w:sz w:val="19"/>
+                <w:szCs w:val="19"/>
+              </w:rPr>
+              <w:t xml:space="preserve">Trabajador en la póliza: aporte del empleador en la boleta y en el asiento.</w:t>
+            </w:r>
+          </w:p>
+        </w:tc>
+      </w:tr>
+    </w:tbl>
+    <w:p>
+      <w:pPr>
+        <w:spacing w:after="120"/>
+      </w:pPr>
+    </w:p>
+    <w:p>
+      <w:pPr>
+        <w:pStyle w:val="Heading2"/>
+      </w:pPr>
+      <w:bookmarkStart w:name="t41" w:id="1"/>
+      <w:r>
+        <w:t xml:space="preserve">N-06 · TXT de Scotiabank y Banco de la Nación</w:t>
+      </w:r>
+      <w:bookmarkEnd w:id="1"/>
+    </w:p>
+    <w:tbl>
+      <w:tblPr>
+        <w:tblW w:type="dxa" w:w="9638"/>
+        <w:tblBorders>
+          <w:top w:val="single" w:color="auto" w:sz="4"/>
+          <w:left w:val="single" w:color="auto" w:sz="4"/>
+          <w:bottom w:val="single" w:color="auto" w:sz="4"/>
+          <w:right w:val="single" w:color="auto" w:sz="4"/>
+          <w:insideH w:val="single" w:color="auto" w:sz="4"/>
+          <w:insideV w:val="single" w:color="auto" w:sz="4"/>
+        </w:tblBorders>
+      </w:tblPr>
+      <w:tblGrid>
+        <w:gridCol w:w="2200"/>
+        <w:gridCol w:w="7438"/>
+      </w:tblGrid>
+      <w:tr>
+        <w:trPr>
+          <w:tblHeader/>
+        </w:trPr>
+        <w:tc>
+          <w:tcPr>
+            <w:tcW w:type="dxa" w:w="2200"/>
+            <w:tcBorders>
+              <w:top w:val="single" w:color="BFBFBF" w:sz="4"/>
+              <w:left w:val="single" w:color="BFBFBF" w:sz="4"/>
+              <w:bottom w:val="single" w:color="BFBFBF" w:sz="4"/>
+              <w:right w:val="single" w:color="BFBFBF" w:sz="4"/>
+            </w:tcBorders>
+            <w:shd w:fill="714B67" w:color="auto" w:val="clear"/>
+            <w:tcMar>
+              <w:top w:type="dxa" w:w="60"/>
+              <w:left w:type="dxa" w:w="100"/>
+              <w:bottom w:type="dxa" w:w="60"/>
+              <w:right w:type="dxa" w:w="100"/>
+            </w:tcMar>
+          </w:tcPr>
+          <w:p>
+            <w:r>
+              <w:rPr>
+                <w:b/>
+                <w:bCs/>
+                <w:color w:val="FFFFFF"/>
+                <w:sz w:val="19"/>
+                <w:szCs w:val="19"/>
+              </w:rPr>
+              <w:t xml:space="preserve">Campo</w:t>
+            </w:r>
+          </w:p>
+        </w:tc>
+        <w:tc>
+          <w:tcPr>
+            <w:tcW w:type="dxa" w:w="7438"/>
+            <w:tcBorders>
+              <w:top w:val="single" w:color="BFBFBF" w:sz="4"/>
+              <w:left w:val="single" w:color="BFBFBF" w:sz="4"/>
+              <w:bottom w:val="single" w:color="BFBFBF" w:sz="4"/>
+              <w:right w:val="single" w:color="BFBFBF" w:sz="4"/>
+            </w:tcBorders>
+            <w:shd w:fill="714B67" w:color="auto" w:val="clear"/>
+            <w:tcMar>
+              <w:top w:type="dxa" w:w="60"/>
+              <w:left w:type="dxa" w:w="100"/>
+              <w:bottom w:type="dxa" w:w="60"/>
+              <w:right w:type="dxa" w:w="100"/>
+            </w:tcMar>
+          </w:tcPr>
+          <w:p>
+            <w:r>
+              <w:rPr>
+                <w:b/>
+                <w:bCs/>
+                <w:color w:val="FFFFFF"/>
+                <w:sz w:val="19"/>
+                <w:szCs w:val="19"/>
+              </w:rPr>
+              <w:t xml:space="preserve">Detalle</w:t>
+            </w:r>
+          </w:p>
+        </w:tc>
+      </w:tr>
+      <w:tr>
+        <w:tc>
+          <w:tcPr>
+            <w:tcW w:type="dxa" w:w="2200"/>
+            <w:tcBorders>
+              <w:top w:val="single" w:color="BFBFBF" w:sz="4"/>
+              <w:left w:val="single" w:color="BFBFBF" w:sz="4"/>
+              <w:bottom w:val="single" w:color="BFBFBF" w:sz="4"/>
+              <w:right w:val="single" w:color="BFBFBF" w:sz="4"/>
+            </w:tcBorders>
+            <w:tcMar>
+              <w:top w:type="dxa" w:w="60"/>
+              <w:left w:type="dxa" w:w="100"/>
+              <w:bottom w:type="dxa" w:w="60"/>
+              <w:right w:type="dxa" w:w="100"/>
+            </w:tcMar>
+          </w:tcPr>
+          <w:p>
+            <w:r>
+              <w:rPr>
+                <w:sz w:val="19"/>
+                <w:szCs w:val="19"/>
+              </w:rPr>
+              <w:t xml:space="preserve">Prioridad</w:t>
+            </w:r>
+          </w:p>
+        </w:tc>
+        <w:tc>
+          <w:tcPr>
+            <w:tcW w:type="dxa" w:w="7438"/>
+            <w:tcBorders>
+              <w:top w:val="single" w:color="BFBFBF" w:sz="4"/>
+              <w:left w:val="single" w:color="BFBFBF" w:sz="4"/>
+              <w:bottom w:val="single" w:color="BFBFBF" w:sz="4"/>
+              <w:right w:val="single" w:color="BFBFBF" w:sz="4"/>
+            </w:tcBorders>
+            <w:tcMar>
+              <w:top w:type="dxa" w:w="60"/>
+              <w:left w:type="dxa" w:w="100"/>
+              <w:bottom w:type="dxa" w:w="60"/>
+              <w:right w:type="dxa" w:w="100"/>
+            </w:tcMar>
+          </w:tcPr>
+          <w:p>
+            <w:r>
+              <w:rPr>
+                <w:sz w:val="19"/>
+                <w:szCs w:val="19"/>
+              </w:rPr>
+              <w:t xml:space="preserve">Media (aparece en el video y el manual)</w:t>
+            </w:r>
+          </w:p>
+        </w:tc>
+      </w:tr>
+      <w:tr>
+        <w:tc>
+          <w:tcPr>
+            <w:tcW w:type="dxa" w:w="2200"/>
+            <w:tcBorders>
+              <w:top w:val="single" w:color="BFBFBF" w:sz="4"/>
+              <w:left w:val="single" w:color="BFBFBF" w:sz="4"/>
+              <w:bottom w:val="single" w:color="BFBFBF" w:sz="4"/>
+              <w:right w:val="single" w:color="BFBFBF" w:sz="4"/>
+            </w:tcBorders>
+            <w:tcMar>
+              <w:top w:type="dxa" w:w="60"/>
+              <w:left w:type="dxa" w:w="100"/>
+              <w:bottom w:type="dxa" w:w="60"/>
+              <w:right w:type="dxa" w:w="100"/>
+            </w:tcMar>
+          </w:tcPr>
+          <w:p>
+            <w:r>
+              <w:rPr>
+                <w:sz w:val="19"/>
+                <w:szCs w:val="19"/>
+              </w:rPr>
+              <w:t xml:space="preserve">Módulo / archivo</w:t>
+            </w:r>
+          </w:p>
+        </w:tc>
+        <w:tc>
+          <w:tcPr>
+            <w:tcW w:type="dxa" w:w="7438"/>
+            <w:tcBorders>
+              <w:top w:val="single" w:color="BFBFBF" w:sz="4"/>
+              <w:left w:val="single" w:color="BFBFBF" w:sz="4"/>
+              <w:bottom w:val="single" w:color="BFBFBF" w:sz="4"/>
+              <w:right w:val="single" w:color="BFBFBF" w:sz="4"/>
+            </w:tcBorders>
+            <w:tcMar>
+              <w:top w:type="dxa" w:w="60"/>
+              <w:left w:type="dxa" w:w="100"/>
+              <w:bottom w:type="dxa" w:w="60"/>
+              <w:right w:type="dxa" w:w="100"/>
+            </w:tcMar>
+          </w:tcPr>
+          <w:p>
+            <w:r>
+              <w:rPr>
+                <w:rFonts w:ascii="Consolas" w:cs="Consolas" w:eastAsia="Consolas" w:hAnsi="Consolas"/>
+                <w:color w:val="444444"/>
+                <w:sz w:val="20"/>
+                <w:szCs w:val="20"/>
+              </w:rPr>
+              <w:t xml:space="preserve">wizard/bancos.py</w:t>
+            </w:r>
+            <w:r>
+              <w:rPr>
+                <w:sz w:val="19"/>
+                <w:szCs w:val="19"/>
+              </w:rPr>
+              <w:t xml:space="preserve"> (l. 5-13 lo declara pendiente)</w:t>
+            </w:r>
+          </w:p>
+        </w:tc>
+      </w:tr>
+      <w:tr>
+        <w:tc>
+          <w:tcPr>
+            <w:tcW w:type="dxa" w:w="2200"/>
+            <w:tcBorders>
+              <w:top w:val="single" w:color="BFBFBF" w:sz="4"/>
+              <w:left w:val="single" w:color="BFBFBF" w:sz="4"/>
+              <w:bottom w:val="single" w:color="BFBFBF" w:sz="4"/>
+              <w:right w:val="single" w:color="BFBFBF" w:sz="4"/>
+            </w:tcBorders>
+            <w:tcMar>
+              <w:top w:type="dxa" w:w="60"/>
+              <w:left w:type="dxa" w:w="100"/>
+              <w:bottom w:type="dxa" w:w="60"/>
+              <w:right w:type="dxa" w:w="100"/>
+            </w:tcMar>
+          </w:tcPr>
+          <w:p>
+            <w:r>
+              <w:rPr>
+                <w:sz w:val="19"/>
+                <w:szCs w:val="19"/>
+              </w:rPr>
+              <w:t xml:space="preserve">Problema (medido)</w:t>
+            </w:r>
+          </w:p>
+        </w:tc>
+        <w:tc>
+          <w:tcPr>
+            <w:tcW w:type="dxa" w:w="7438"/>
+            <w:tcBorders>
+              <w:top w:val="single" w:color="BFBFBF" w:sz="4"/>
+              <w:left w:val="single" w:color="BFBFBF" w:sz="4"/>
+              <w:bottom w:val="single" w:color="BFBFBF" w:sz="4"/>
+              <w:right w:val="single" w:color="BFBFBF" w:sz="4"/>
+            </w:tcBorders>
+            <w:tcMar>
+              <w:top w:type="dxa" w:w="60"/>
+              <w:left w:type="dxa" w:w="100"/>
+              <w:bottom w:type="dxa" w:w="60"/>
+              <w:right w:type="dxa" w:w="100"/>
+            </w:tcMar>
+          </w:tcPr>
+          <w:p>
+            <w:r>
+              <w:rPr>
+                <w:sz w:val="19"/>
+                <w:szCs w:val="19"/>
+              </w:rPr>
+              <w:t xml:space="preserve">Verificado: el selector ofrece BCP, Interbank y Scotiabank, y existe </w:t>
+            </w:r>
+            <w:r>
+              <w:rPr>
+                <w:rFonts w:ascii="Consolas" w:cs="Consolas" w:eastAsia="Consolas" w:hAnsi="Consolas"/>
+                <w:color w:val="444444"/>
+                <w:sz w:val="20"/>
+                <w:szCs w:val="20"/>
+              </w:rPr>
+              <w:t xml:space="preserve">_generar_scotiabank</w:t>
+            </w:r>
+            <w:r>
+              <w:rPr>
+                <w:sz w:val="19"/>
+                <w:szCs w:val="19"/>
+              </w:rPr>
+              <w:t xml:space="preserve"> (l. 272), pero nunca se llama (ver C-13). Banco de la Nación no existe.</w:t>
+            </w:r>
+          </w:p>
+        </w:tc>
+      </w:tr>
+      <w:tr>
+        <w:tc>
+          <w:tcPr>
+            <w:tcW w:type="dxa" w:w="2200"/>
+            <w:tcBorders>
+              <w:top w:val="single" w:color="BFBFBF" w:sz="4"/>
+              <w:left w:val="single" w:color="BFBFBF" w:sz="4"/>
+              <w:bottom w:val="single" w:color="BFBFBF" w:sz="4"/>
+              <w:right w:val="single" w:color="BFBFBF" w:sz="4"/>
+            </w:tcBorders>
+            <w:tcMar>
+              <w:top w:type="dxa" w:w="60"/>
+              <w:left w:type="dxa" w:w="100"/>
+              <w:bottom w:type="dxa" w:w="60"/>
+              <w:right w:type="dxa" w:w="100"/>
+            </w:tcMar>
+          </w:tcPr>
+          <w:p>
+            <w:r>
+              <w:rPr>
+                <w:sz w:val="19"/>
+                <w:szCs w:val="19"/>
+              </w:rPr>
+              <w:t xml:space="preserve">Propuesta</w:t>
+            </w:r>
+          </w:p>
+        </w:tc>
+        <w:tc>
+          <w:tcPr>
+            <w:tcW w:type="dxa" w:w="7438"/>
+            <w:tcBorders>
+              <w:top w:val="single" w:color="BFBFBF" w:sz="4"/>
+              <w:left w:val="single" w:color="BFBFBF" w:sz="4"/>
+              <w:bottom w:val="single" w:color="BFBFBF" w:sz="4"/>
+              <w:right w:val="single" w:color="BFBFBF" w:sz="4"/>
+            </w:tcBorders>
+            <w:tcMar>
+              <w:top w:type="dxa" w:w="60"/>
+              <w:left w:type="dxa" w:w="100"/>
+              <w:bottom w:type="dxa" w:w="60"/>
+              <w:right w:type="dxa" w:w="100"/>
+            </w:tcMar>
+          </w:tcPr>
+          <w:p>
+            <w:r>
+              <w:rPr>
+                <w:sz w:val="19"/>
+                <w:szCs w:val="19"/>
+              </w:rPr>
+              <w:t xml:space="preserve">Conectar Scotiabank (haberes y CTS) y agregar Banco de la Nación con sus formatos oficiales; resolver antes C-01 y C-13.</w:t>
+            </w:r>
+          </w:p>
+        </w:tc>
+      </w:tr>
+      <w:tr>
+        <w:tc>
+          <w:tcPr>
+            <w:tcW w:type="dxa" w:w="2200"/>
+            <w:tcBorders>
+              <w:top w:val="single" w:color="BFBFBF" w:sz="4"/>
+              <w:left w:val="single" w:color="BFBFBF" w:sz="4"/>
+              <w:bottom w:val="single" w:color="BFBFBF" w:sz="4"/>
+              <w:right w:val="single" w:color="BFBFBF" w:sz="4"/>
+            </w:tcBorders>
+            <w:tcMar>
+              <w:top w:type="dxa" w:w="60"/>
+              <w:left w:type="dxa" w:w="100"/>
+              <w:bottom w:type="dxa" w:w="60"/>
+              <w:right w:type="dxa" w:w="100"/>
+            </w:tcMar>
+          </w:tcPr>
+          <w:p>
+            <w:r>
+              <w:rPr>
+                <w:sz w:val="19"/>
+                <w:szCs w:val="19"/>
+              </w:rPr>
+              <w:t xml:space="preserve">Criterio de aceptación</w:t>
+            </w:r>
+          </w:p>
+        </w:tc>
+        <w:tc>
+          <w:tcPr>
+            <w:tcW w:type="dxa" w:w="7438"/>
+            <w:tcBorders>
+              <w:top w:val="single" w:color="BFBFBF" w:sz="4"/>
+              <w:left w:val="single" w:color="BFBFBF" w:sz="4"/>
+              <w:bottom w:val="single" w:color="BFBFBF" w:sz="4"/>
+              <w:right w:val="single" w:color="BFBFBF" w:sz="4"/>
+            </w:tcBorders>
+            <w:tcMar>
+              <w:top w:type="dxa" w:w="60"/>
+              <w:left w:type="dxa" w:w="100"/>
+              <w:bottom w:type="dxa" w:w="60"/>
+              <w:right w:type="dxa" w:w="100"/>
+            </w:tcMar>
+          </w:tcPr>
+          <w:p>
+            <w:r>
+              <w:rPr>
+                <w:sz w:val="19"/>
+                <w:szCs w:val="19"/>
+              </w:rPr>
+              <w:t xml:space="preserve">TXT de prueba aceptado por la banca por internet de cada banco (validación externa).</w:t>
+            </w:r>
+          </w:p>
+        </w:tc>
+      </w:tr>
+    </w:tbl>
+    <w:p>
+      <w:pPr>
+        <w:spacing w:after="120"/>
+      </w:pPr>
+    </w:p>
+    <w:p>
+      <w:pPr>
+        <w:pStyle w:val="Heading2"/>
+      </w:pPr>
+      <w:bookmarkStart w:name="t42" w:id="1"/>
+      <w:r>
+        <w:t xml:space="preserve">N-07 · Pago de la planilla</w:t>
+      </w:r>
+      <w:bookmarkEnd w:id="1"/>
+    </w:p>
+    <w:tbl>
+      <w:tblPr>
+        <w:tblW w:type="dxa" w:w="9638"/>
+        <w:tblBorders>
+          <w:top w:val="single" w:color="auto" w:sz="4"/>
+          <w:left w:val="single" w:color="auto" w:sz="4"/>
+          <w:bottom w:val="single" w:color="auto" w:sz="4"/>
+          <w:right w:val="single" w:color="auto" w:sz="4"/>
+          <w:insideH w:val="single" w:color="auto" w:sz="4"/>
+          <w:insideV w:val="single" w:color="auto" w:sz="4"/>
+        </w:tblBorders>
+      </w:tblPr>
+      <w:tblGrid>
+        <w:gridCol w:w="2200"/>
+        <w:gridCol w:w="7438"/>
+      </w:tblGrid>
+      <w:tr>
+        <w:trPr>
+          <w:tblHeader/>
+        </w:trPr>
+        <w:tc>
+          <w:tcPr>
+            <w:tcW w:type="dxa" w:w="2200"/>
+            <w:tcBorders>
+              <w:top w:val="single" w:color="BFBFBF" w:sz="4"/>
+              <w:left w:val="single" w:color="BFBFBF" w:sz="4"/>
+              <w:bottom w:val="single" w:color="BFBFBF" w:sz="4"/>
+              <w:right w:val="single" w:color="BFBFBF" w:sz="4"/>
+            </w:tcBorders>
+            <w:shd w:fill="714B67" w:color="auto" w:val="clear"/>
+            <w:tcMar>
+              <w:top w:type="dxa" w:w="60"/>
+              <w:left w:type="dxa" w:w="100"/>
+              <w:bottom w:type="dxa" w:w="60"/>
+              <w:right w:type="dxa" w:w="100"/>
+            </w:tcMar>
+          </w:tcPr>
+          <w:p>
+            <w:r>
+              <w:rPr>
+                <w:b/>
+                <w:bCs/>
+                <w:color w:val="FFFFFF"/>
+                <w:sz w:val="19"/>
+                <w:szCs w:val="19"/>
+              </w:rPr>
+              <w:t xml:space="preserve">Campo</w:t>
+            </w:r>
+          </w:p>
+        </w:tc>
+        <w:tc>
+          <w:tcPr>
+            <w:tcW w:type="dxa" w:w="7438"/>
+            <w:tcBorders>
+              <w:top w:val="single" w:color="BFBFBF" w:sz="4"/>
+              <w:left w:val="single" w:color="BFBFBF" w:sz="4"/>
+              <w:bottom w:val="single" w:color="BFBFBF" w:sz="4"/>
+              <w:right w:val="single" w:color="BFBFBF" w:sz="4"/>
+            </w:tcBorders>
+            <w:shd w:fill="714B67" w:color="auto" w:val="clear"/>
+            <w:tcMar>
+              <w:top w:type="dxa" w:w="60"/>
+              <w:left w:type="dxa" w:w="100"/>
+              <w:bottom w:type="dxa" w:w="60"/>
+              <w:right w:type="dxa" w:w="100"/>
+            </w:tcMar>
+          </w:tcPr>
+          <w:p>
+            <w:r>
+              <w:rPr>
+                <w:b/>
+                <w:bCs/>
+                <w:color w:val="FFFFFF"/>
+                <w:sz w:val="19"/>
+                <w:szCs w:val="19"/>
+              </w:rPr>
+              <w:t xml:space="preserve">Detalle</w:t>
+            </w:r>
+          </w:p>
+        </w:tc>
+      </w:tr>
+      <w:tr>
+        <w:tc>
+          <w:tcPr>
+            <w:tcW w:type="dxa" w:w="2200"/>
+            <w:tcBorders>
+              <w:top w:val="single" w:color="BFBFBF" w:sz="4"/>
+              <w:left w:val="single" w:color="BFBFBF" w:sz="4"/>
+              <w:bottom w:val="single" w:color="BFBFBF" w:sz="4"/>
+              <w:right w:val="single" w:color="BFBFBF" w:sz="4"/>
+            </w:tcBorders>
+            <w:tcMar>
+              <w:top w:type="dxa" w:w="60"/>
+              <w:left w:type="dxa" w:w="100"/>
+              <w:bottom w:type="dxa" w:w="60"/>
+              <w:right w:type="dxa" w:w="100"/>
+            </w:tcMar>
+          </w:tcPr>
+          <w:p>
+            <w:r>
+              <w:rPr>
+                <w:sz w:val="19"/>
+                <w:szCs w:val="19"/>
+              </w:rPr>
+              <w:t xml:space="preserve">Prioridad</w:t>
+            </w:r>
+          </w:p>
+        </w:tc>
+        <w:tc>
+          <w:tcPr>
+            <w:tcW w:type="dxa" w:w="7438"/>
+            <w:tcBorders>
+              <w:top w:val="single" w:color="BFBFBF" w:sz="4"/>
+              <w:left w:val="single" w:color="BFBFBF" w:sz="4"/>
+              <w:bottom w:val="single" w:color="BFBFBF" w:sz="4"/>
+              <w:right w:val="single" w:color="BFBFBF" w:sz="4"/>
+            </w:tcBorders>
+            <w:tcMar>
+              <w:top w:type="dxa" w:w="60"/>
+              <w:left w:type="dxa" w:w="100"/>
+              <w:bottom w:type="dxa" w:w="60"/>
+              <w:right w:type="dxa" w:w="100"/>
+            </w:tcMar>
+          </w:tcPr>
+          <w:p>
+            <w:r>
+              <w:rPr>
+                <w:sz w:val="19"/>
+                <w:szCs w:val="19"/>
+              </w:rPr>
+              <w:t xml:space="preserve">Baja</w:t>
+            </w:r>
+          </w:p>
+        </w:tc>
+      </w:tr>
+      <w:tr>
+        <w:tc>
+          <w:tcPr>
+            <w:tcW w:type="dxa" w:w="2200"/>
+            <w:tcBorders>
+              <w:top w:val="single" w:color="BFBFBF" w:sz="4"/>
+              <w:left w:val="single" w:color="BFBFBF" w:sz="4"/>
+              <w:bottom w:val="single" w:color="BFBFBF" w:sz="4"/>
+              <w:right w:val="single" w:color="BFBFBF" w:sz="4"/>
+            </w:tcBorders>
+            <w:tcMar>
+              <w:top w:type="dxa" w:w="60"/>
+              <w:left w:type="dxa" w:w="100"/>
+              <w:bottom w:type="dxa" w:w="60"/>
+              <w:right w:type="dxa" w:w="100"/>
+            </w:tcMar>
+          </w:tcPr>
+          <w:p>
+            <w:r>
+              <w:rPr>
+                <w:sz w:val="19"/>
+                <w:szCs w:val="19"/>
+              </w:rPr>
+              <w:t xml:space="preserve">Módulo / archivo</w:t>
+            </w:r>
+          </w:p>
+        </w:tc>
+        <w:tc>
+          <w:tcPr>
+            <w:tcW w:type="dxa" w:w="7438"/>
+            <w:tcBorders>
+              <w:top w:val="single" w:color="BFBFBF" w:sz="4"/>
+              <w:left w:val="single" w:color="BFBFBF" w:sz="4"/>
+              <w:bottom w:val="single" w:color="BFBFBF" w:sz="4"/>
+              <w:right w:val="single" w:color="BFBFBF" w:sz="4"/>
+            </w:tcBorders>
+            <w:tcMar>
+              <w:top w:type="dxa" w:w="60"/>
+              <w:left w:type="dxa" w:w="100"/>
+              <w:bottom w:type="dxa" w:w="60"/>
+              <w:right w:type="dxa" w:w="100"/>
+            </w:tcMar>
+          </w:tcPr>
+          <w:p>
+            <w:r>
+              <w:rPr>
+                <w:sz w:val="19"/>
+                <w:szCs w:val="19"/>
+              </w:rPr>
+              <w:t xml:space="preserve">hr.payslip / hr.payslip.run (Community)</w:t>
+            </w:r>
+          </w:p>
+        </w:tc>
+      </w:tr>
+      <w:tr>
+        <w:tc>
+          <w:tcPr>
+            <w:tcW w:type="dxa" w:w="2200"/>
+            <w:tcBorders>
+              <w:top w:val="single" w:color="BFBFBF" w:sz="4"/>
+              <w:left w:val="single" w:color="BFBFBF" w:sz="4"/>
+              <w:bottom w:val="single" w:color="BFBFBF" w:sz="4"/>
+              <w:right w:val="single" w:color="BFBFBF" w:sz="4"/>
+            </w:tcBorders>
+            <w:tcMar>
+              <w:top w:type="dxa" w:w="60"/>
+              <w:left w:type="dxa" w:w="100"/>
+              <w:bottom w:type="dxa" w:w="60"/>
+              <w:right w:type="dxa" w:w="100"/>
+            </w:tcMar>
+          </w:tcPr>
+          <w:p>
+            <w:r>
+              <w:rPr>
+                <w:sz w:val="19"/>
+                <w:szCs w:val="19"/>
+              </w:rPr>
+              <w:t xml:space="preserve">Problema (medido)</w:t>
+            </w:r>
+          </w:p>
+        </w:tc>
+        <w:tc>
+          <w:tcPr>
+            <w:tcW w:type="dxa" w:w="7438"/>
+            <w:tcBorders>
+              <w:top w:val="single" w:color="BFBFBF" w:sz="4"/>
+              <w:left w:val="single" w:color="BFBFBF" w:sz="4"/>
+              <w:bottom w:val="single" w:color="BFBFBF" w:sz="4"/>
+              <w:right w:val="single" w:color="BFBFBF" w:sz="4"/>
+            </w:tcBorders>
+            <w:tcMar>
+              <w:top w:type="dxa" w:w="60"/>
+              <w:left w:type="dxa" w:w="100"/>
+              <w:bottom w:type="dxa" w:w="60"/>
+              <w:right w:type="dxa" w:w="100"/>
+            </w:tcMar>
+          </w:tcPr>
+          <w:p>
+            <w:r>
+              <w:rPr>
+                <w:sz w:val="19"/>
+                <w:szCs w:val="19"/>
+              </w:rPr>
+              <w:t xml:space="preserve">Verificado: en Community no hay flujo de pagos de nómina; </w:t>
+            </w:r>
+            <w:r>
+              <w:rPr>
+                <w:rFonts w:ascii="Consolas" w:cs="Consolas" w:eastAsia="Consolas" w:hAnsi="Consolas"/>
+                <w:color w:val="444444"/>
+                <w:sz w:val="20"/>
+                <w:szCs w:val="20"/>
+              </w:rPr>
+              <w:t xml:space="preserve">paid_amount</w:t>
+            </w:r>
+            <w:r>
+              <w:rPr>
+                <w:sz w:val="19"/>
+                <w:szCs w:val="19"/>
+              </w:rPr>
+              <w:t xml:space="preserve"> es un campo manual con valor 0 (payroll_base).</w:t>
+            </w:r>
+          </w:p>
+        </w:tc>
+      </w:tr>
+      <w:tr>
+        <w:tc>
+          <w:tcPr>
+            <w:tcW w:type="dxa" w:w="2200"/>
+            <w:tcBorders>
+              <w:top w:val="single" w:color="BFBFBF" w:sz="4"/>
+              <w:left w:val="single" w:color="BFBFBF" w:sz="4"/>
+              <w:bottom w:val="single" w:color="BFBFBF" w:sz="4"/>
+              <w:right w:val="single" w:color="BFBFBF" w:sz="4"/>
+            </w:tcBorders>
+            <w:tcMar>
+              <w:top w:type="dxa" w:w="60"/>
+              <w:left w:type="dxa" w:w="100"/>
+              <w:bottom w:type="dxa" w:w="60"/>
+              <w:right w:type="dxa" w:w="100"/>
+            </w:tcMar>
+          </w:tcPr>
+          <w:p>
+            <w:r>
+              <w:rPr>
+                <w:sz w:val="19"/>
+                <w:szCs w:val="19"/>
+              </w:rPr>
+              <w:t xml:space="preserve">Propuesta</w:t>
+            </w:r>
+          </w:p>
+        </w:tc>
+        <w:tc>
+          <w:tcPr>
+            <w:tcW w:type="dxa" w:w="7438"/>
+            <w:tcBorders>
+              <w:top w:val="single" w:color="BFBFBF" w:sz="4"/>
+              <w:left w:val="single" w:color="BFBFBF" w:sz="4"/>
+              <w:bottom w:val="single" w:color="BFBFBF" w:sz="4"/>
+              <w:right w:val="single" w:color="BFBFBF" w:sz="4"/>
+            </w:tcBorders>
+            <w:tcMar>
+              <w:top w:type="dxa" w:w="60"/>
+              <w:left w:type="dxa" w:w="100"/>
+              <w:bottom w:type="dxa" w:w="60"/>
+              <w:right w:type="dxa" w:w="100"/>
+            </w:tcMar>
+          </w:tcPr>
+          <w:p>
+            <w:r>
+              <w:rPr>
+                <w:sz w:val="19"/>
+                <w:szCs w:val="19"/>
+              </w:rPr>
+              <w:t xml:space="preserve">Botón en el lote para registrar el pago (asiento 4111 contra banco) a partir del TXT generado, y marcar las boletas como pagadas.</w:t>
+            </w:r>
+          </w:p>
+        </w:tc>
+      </w:tr>
+      <w:tr>
+        <w:tc>
+          <w:tcPr>
+            <w:tcW w:type="dxa" w:w="2200"/>
+            <w:tcBorders>
+              <w:top w:val="single" w:color="BFBFBF" w:sz="4"/>
+              <w:left w:val="single" w:color="BFBFBF" w:sz="4"/>
+              <w:bottom w:val="single" w:color="BFBFBF" w:sz="4"/>
+              <w:right w:val="single" w:color="BFBFBF" w:sz="4"/>
+            </w:tcBorders>
+            <w:tcMar>
+              <w:top w:type="dxa" w:w="60"/>
+              <w:left w:type="dxa" w:w="100"/>
+              <w:bottom w:type="dxa" w:w="60"/>
+              <w:right w:type="dxa" w:w="100"/>
+            </w:tcMar>
+          </w:tcPr>
+          <w:p>
+            <w:r>
+              <w:rPr>
+                <w:sz w:val="19"/>
+                <w:szCs w:val="19"/>
+              </w:rPr>
+              <w:t xml:space="preserve">Criterio de aceptación</w:t>
+            </w:r>
+          </w:p>
+        </w:tc>
+        <w:tc>
+          <w:tcPr>
+            <w:tcW w:type="dxa" w:w="7438"/>
+            <w:tcBorders>
+              <w:top w:val="single" w:color="BFBFBF" w:sz="4"/>
+              <w:left w:val="single" w:color="BFBFBF" w:sz="4"/>
+              <w:bottom w:val="single" w:color="BFBFBF" w:sz="4"/>
+              <w:right w:val="single" w:color="BFBFBF" w:sz="4"/>
+            </w:tcBorders>
+            <w:tcMar>
+              <w:top w:type="dxa" w:w="60"/>
+              <w:left w:type="dxa" w:w="100"/>
+              <w:bottom w:type="dxa" w:w="60"/>
+              <w:right w:type="dxa" w:w="100"/>
+            </w:tcMar>
+          </w:tcPr>
+          <w:p>
+            <w:r>
+              <w:rPr>
+                <w:sz w:val="19"/>
+                <w:szCs w:val="19"/>
+              </w:rPr>
+              <w:t xml:space="preserve">Lote de diciembre pagado: cuenta 4111 en cero para esos trabajadores.</w:t>
+            </w:r>
+          </w:p>
+        </w:tc>
+      </w:tr>
+    </w:tbl>
+    <w:p>
+      <w:pPr>
+        <w:spacing w:after="120"/>
+      </w:pPr>
+    </w:p>
+    <w:p>
+      <w:pPr>
+        <w:pStyle w:val="Heading2"/>
+      </w:pPr>
+      <w:bookmarkStart w:name="t43" w:id="1"/>
+      <w:r>
+        <w:t xml:space="preserve">N-08 · Envío masivo de boletas y constancias</w:t>
+      </w:r>
+      <w:bookmarkEnd w:id="1"/>
+    </w:p>
+    <w:tbl>
+      <w:tblPr>
+        <w:tblW w:type="dxa" w:w="9638"/>
+        <w:tblBorders>
+          <w:top w:val="single" w:color="auto" w:sz="4"/>
+          <w:left w:val="single" w:color="auto" w:sz="4"/>
+          <w:bottom w:val="single" w:color="auto" w:sz="4"/>
+          <w:right w:val="single" w:color="auto" w:sz="4"/>
+          <w:insideH w:val="single" w:color="auto" w:sz="4"/>
+          <w:insideV w:val="single" w:color="auto" w:sz="4"/>
+        </w:tblBorders>
+      </w:tblPr>
+      <w:tblGrid>
+        <w:gridCol w:w="2200"/>
+        <w:gridCol w:w="7438"/>
+      </w:tblGrid>
+      <w:tr>
+        <w:trPr>
+          <w:tblHeader/>
+        </w:trPr>
+        <w:tc>
+          <w:tcPr>
+            <w:tcW w:type="dxa" w:w="2200"/>
+            <w:tcBorders>
+              <w:top w:val="single" w:color="BFBFBF" w:sz="4"/>
+              <w:left w:val="single" w:color="BFBFBF" w:sz="4"/>
+              <w:bottom w:val="single" w:color="BFBFBF" w:sz="4"/>
+              <w:right w:val="single" w:color="BFBFBF" w:sz="4"/>
+            </w:tcBorders>
+            <w:shd w:fill="714B67" w:color="auto" w:val="clear"/>
+            <w:tcMar>
+              <w:top w:type="dxa" w:w="60"/>
+              <w:left w:type="dxa" w:w="100"/>
+              <w:bottom w:type="dxa" w:w="60"/>
+              <w:right w:type="dxa" w:w="100"/>
+            </w:tcMar>
+          </w:tcPr>
+          <w:p>
+            <w:r>
+              <w:rPr>
+                <w:b/>
+                <w:bCs/>
+                <w:color w:val="FFFFFF"/>
+                <w:sz w:val="19"/>
+                <w:szCs w:val="19"/>
+              </w:rPr>
+              <w:t xml:space="preserve">Campo</w:t>
+            </w:r>
+          </w:p>
+        </w:tc>
+        <w:tc>
+          <w:tcPr>
+            <w:tcW w:type="dxa" w:w="7438"/>
+            <w:tcBorders>
+              <w:top w:val="single" w:color="BFBFBF" w:sz="4"/>
+              <w:left w:val="single" w:color="BFBFBF" w:sz="4"/>
+              <w:bottom w:val="single" w:color="BFBFBF" w:sz="4"/>
+              <w:right w:val="single" w:color="BFBFBF" w:sz="4"/>
+            </w:tcBorders>
+            <w:shd w:fill="714B67" w:color="auto" w:val="clear"/>
+            <w:tcMar>
+              <w:top w:type="dxa" w:w="60"/>
+              <w:left w:type="dxa" w:w="100"/>
+              <w:bottom w:type="dxa" w:w="60"/>
+              <w:right w:type="dxa" w:w="100"/>
+            </w:tcMar>
+          </w:tcPr>
+          <w:p>
+            <w:r>
+              <w:rPr>
+                <w:b/>
+                <w:bCs/>
+                <w:color w:val="FFFFFF"/>
+                <w:sz w:val="19"/>
+                <w:szCs w:val="19"/>
+              </w:rPr>
+              <w:t xml:space="preserve">Detalle</w:t>
+            </w:r>
+          </w:p>
+        </w:tc>
+      </w:tr>
+      <w:tr>
+        <w:tc>
+          <w:tcPr>
+            <w:tcW w:type="dxa" w:w="2200"/>
+            <w:tcBorders>
+              <w:top w:val="single" w:color="BFBFBF" w:sz="4"/>
+              <w:left w:val="single" w:color="BFBFBF" w:sz="4"/>
+              <w:bottom w:val="single" w:color="BFBFBF" w:sz="4"/>
+              <w:right w:val="single" w:color="BFBFBF" w:sz="4"/>
+            </w:tcBorders>
+            <w:tcMar>
+              <w:top w:type="dxa" w:w="60"/>
+              <w:left w:type="dxa" w:w="100"/>
+              <w:bottom w:type="dxa" w:w="60"/>
+              <w:right w:type="dxa" w:w="100"/>
+            </w:tcMar>
+          </w:tcPr>
+          <w:p>
+            <w:r>
+              <w:rPr>
+                <w:sz w:val="19"/>
+                <w:szCs w:val="19"/>
+              </w:rPr>
+              <w:t xml:space="preserve">Prioridad</w:t>
+            </w:r>
+          </w:p>
+        </w:tc>
+        <w:tc>
+          <w:tcPr>
+            <w:tcW w:type="dxa" w:w="7438"/>
+            <w:tcBorders>
+              <w:top w:val="single" w:color="BFBFBF" w:sz="4"/>
+              <w:left w:val="single" w:color="BFBFBF" w:sz="4"/>
+              <w:bottom w:val="single" w:color="BFBFBF" w:sz="4"/>
+              <w:right w:val="single" w:color="BFBFBF" w:sz="4"/>
+            </w:tcBorders>
+            <w:tcMar>
+              <w:top w:type="dxa" w:w="60"/>
+              <w:left w:type="dxa" w:w="100"/>
+              <w:bottom w:type="dxa" w:w="60"/>
+              <w:right w:type="dxa" w:w="100"/>
+            </w:tcMar>
+          </w:tcPr>
+          <w:p>
+            <w:r>
+              <w:rPr>
+                <w:sz w:val="19"/>
+                <w:szCs w:val="19"/>
+              </w:rPr>
+              <w:t xml:space="preserve">Baja</w:t>
+            </w:r>
+          </w:p>
+        </w:tc>
+      </w:tr>
+      <w:tr>
+        <w:tc>
+          <w:tcPr>
+            <w:tcW w:type="dxa" w:w="2200"/>
+            <w:tcBorders>
+              <w:top w:val="single" w:color="BFBFBF" w:sz="4"/>
+              <w:left w:val="single" w:color="BFBFBF" w:sz="4"/>
+              <w:bottom w:val="single" w:color="BFBFBF" w:sz="4"/>
+              <w:right w:val="single" w:color="BFBFBF" w:sz="4"/>
+            </w:tcBorders>
+            <w:tcMar>
+              <w:top w:type="dxa" w:w="60"/>
+              <w:left w:type="dxa" w:w="100"/>
+              <w:bottom w:type="dxa" w:w="60"/>
+              <w:right w:type="dxa" w:w="100"/>
+            </w:tcMar>
+          </w:tcPr>
+          <w:p>
+            <w:r>
+              <w:rPr>
+                <w:sz w:val="19"/>
+                <w:szCs w:val="19"/>
+              </w:rPr>
+              <w:t xml:space="preserve">Módulo / archivo</w:t>
+            </w:r>
+          </w:p>
+        </w:tc>
+        <w:tc>
+          <w:tcPr>
+            <w:tcW w:type="dxa" w:w="7438"/>
+            <w:tcBorders>
+              <w:top w:val="single" w:color="BFBFBF" w:sz="4"/>
+              <w:left w:val="single" w:color="BFBFBF" w:sz="4"/>
+              <w:bottom w:val="single" w:color="BFBFBF" w:sz="4"/>
+              <w:right w:val="single" w:color="BFBFBF" w:sz="4"/>
+            </w:tcBorders>
+            <w:tcMar>
+              <w:top w:type="dxa" w:w="60"/>
+              <w:left w:type="dxa" w:w="100"/>
+              <w:bottom w:type="dxa" w:w="60"/>
+              <w:right w:type="dxa" w:w="100"/>
+            </w:tcMar>
+          </w:tcPr>
+          <w:p>
+            <w:r>
+              <w:rPr>
+                <w:sz w:val="19"/>
+                <w:szCs w:val="19"/>
+              </w:rPr>
+              <w:t xml:space="preserve">hr.payslip.run · reportes</w:t>
+            </w:r>
+          </w:p>
+        </w:tc>
+      </w:tr>
+      <w:tr>
+        <w:tc>
+          <w:tcPr>
+            <w:tcW w:type="dxa" w:w="2200"/>
+            <w:tcBorders>
+              <w:top w:val="single" w:color="BFBFBF" w:sz="4"/>
+              <w:left w:val="single" w:color="BFBFBF" w:sz="4"/>
+              <w:bottom w:val="single" w:color="BFBFBF" w:sz="4"/>
+              <w:right w:val="single" w:color="BFBFBF" w:sz="4"/>
+            </w:tcBorders>
+            <w:tcMar>
+              <w:top w:type="dxa" w:w="60"/>
+              <w:left w:type="dxa" w:w="100"/>
+              <w:bottom w:type="dxa" w:w="60"/>
+              <w:right w:type="dxa" w:w="100"/>
+            </w:tcMar>
+          </w:tcPr>
+          <w:p>
+            <w:r>
+              <w:rPr>
+                <w:sz w:val="19"/>
+                <w:szCs w:val="19"/>
+              </w:rPr>
+              <w:t xml:space="preserve">Problema (medido)</w:t>
+            </w:r>
+          </w:p>
+        </w:tc>
+        <w:tc>
+          <w:tcPr>
+            <w:tcW w:type="dxa" w:w="7438"/>
+            <w:tcBorders>
+              <w:top w:val="single" w:color="BFBFBF" w:sz="4"/>
+              <w:left w:val="single" w:color="BFBFBF" w:sz="4"/>
+              <w:bottom w:val="single" w:color="BFBFBF" w:sz="4"/>
+              <w:right w:val="single" w:color="BFBFBF" w:sz="4"/>
+            </w:tcBorders>
+            <w:tcMar>
+              <w:top w:type="dxa" w:w="60"/>
+              <w:left w:type="dxa" w:w="100"/>
+              <w:bottom w:type="dxa" w:w="60"/>
+              <w:right w:type="dxa" w:w="100"/>
+            </w:tcMar>
+          </w:tcPr>
+          <w:p>
+            <w:r>
+              <w:rPr>
+                <w:sz w:val="19"/>
+                <w:szCs w:val="19"/>
+              </w:rPr>
+              <w:t xml:space="preserve">La boleta se imprime una por una; om_hr_payroll tiene </w:t>
+            </w:r>
+            <w:r>
+              <w:rPr>
+                <w:rFonts w:ascii="Consolas" w:cs="Consolas" w:eastAsia="Consolas" w:hAnsi="Consolas"/>
+                <w:color w:val="444444"/>
+                <w:sz w:val="20"/>
+                <w:szCs w:val="20"/>
+              </w:rPr>
+              <w:t xml:space="preserve">action_send_email</w:t>
+            </w:r>
+            <w:r>
+              <w:rPr>
+                <w:sz w:val="19"/>
+                <w:szCs w:val="19"/>
+              </w:rPr>
+              <w:t xml:space="preserve"> por boleta pero no hay envío desde el lote con la boleta PE, ni constancia de depósito de CTS ni certificado de retenciones de 5.ª.</w:t>
+            </w:r>
+          </w:p>
+        </w:tc>
+      </w:tr>
+      <w:tr>
+        <w:tc>
+          <w:tcPr>
+            <w:tcW w:type="dxa" w:w="2200"/>
+            <w:tcBorders>
+              <w:top w:val="single" w:color="BFBFBF" w:sz="4"/>
+              <w:left w:val="single" w:color="BFBFBF" w:sz="4"/>
+              <w:bottom w:val="single" w:color="BFBFBF" w:sz="4"/>
+              <w:right w:val="single" w:color="BFBFBF" w:sz="4"/>
+            </w:tcBorders>
+            <w:tcMar>
+              <w:top w:type="dxa" w:w="60"/>
+              <w:left w:type="dxa" w:w="100"/>
+              <w:bottom w:type="dxa" w:w="60"/>
+              <w:right w:type="dxa" w:w="100"/>
+            </w:tcMar>
+          </w:tcPr>
+          <w:p>
+            <w:r>
+              <w:rPr>
+                <w:sz w:val="19"/>
+                <w:szCs w:val="19"/>
+              </w:rPr>
+              <w:t xml:space="preserve">Propuesta</w:t>
+            </w:r>
+          </w:p>
+        </w:tc>
+        <w:tc>
+          <w:tcPr>
+            <w:tcW w:type="dxa" w:w="7438"/>
+            <w:tcBorders>
+              <w:top w:val="single" w:color="BFBFBF" w:sz="4"/>
+              <w:left w:val="single" w:color="BFBFBF" w:sz="4"/>
+              <w:bottom w:val="single" w:color="BFBFBF" w:sz="4"/>
+              <w:right w:val="single" w:color="BFBFBF" w:sz="4"/>
+            </w:tcBorders>
+            <w:tcMar>
+              <w:top w:type="dxa" w:w="60"/>
+              <w:left w:type="dxa" w:w="100"/>
+              <w:bottom w:type="dxa" w:w="60"/>
+              <w:right w:type="dxa" w:w="100"/>
+            </w:tcMar>
+          </w:tcPr>
+          <w:p>
+            <w:r>
+              <w:rPr>
+                <w:sz w:val="19"/>
+                <w:szCs w:val="19"/>
+              </w:rPr>
+              <w:t xml:space="preserve">Envío desde el lote con la plantilla «Boleta de Pago (PE)»; reportes de constancia de CTS y certificado anual de 5.ª.</w:t>
+            </w:r>
+          </w:p>
+        </w:tc>
+      </w:tr>
+      <w:tr>
+        <w:tc>
+          <w:tcPr>
+            <w:tcW w:type="dxa" w:w="2200"/>
+            <w:tcBorders>
+              <w:top w:val="single" w:color="BFBFBF" w:sz="4"/>
+              <w:left w:val="single" w:color="BFBFBF" w:sz="4"/>
+              <w:bottom w:val="single" w:color="BFBFBF" w:sz="4"/>
+              <w:right w:val="single" w:color="BFBFBF" w:sz="4"/>
+            </w:tcBorders>
+            <w:tcMar>
+              <w:top w:type="dxa" w:w="60"/>
+              <w:left w:type="dxa" w:w="100"/>
+              <w:bottom w:type="dxa" w:w="60"/>
+              <w:right w:type="dxa" w:w="100"/>
+            </w:tcMar>
+          </w:tcPr>
+          <w:p>
+            <w:r>
+              <w:rPr>
+                <w:sz w:val="19"/>
+                <w:szCs w:val="19"/>
+              </w:rPr>
+              <w:t xml:space="preserve">Criterio de aceptación</w:t>
+            </w:r>
+          </w:p>
+        </w:tc>
+        <w:tc>
+          <w:tcPr>
+            <w:tcW w:type="dxa" w:w="7438"/>
+            <w:tcBorders>
+              <w:top w:val="single" w:color="BFBFBF" w:sz="4"/>
+              <w:left w:val="single" w:color="BFBFBF" w:sz="4"/>
+              <w:bottom w:val="single" w:color="BFBFBF" w:sz="4"/>
+              <w:right w:val="single" w:color="BFBFBF" w:sz="4"/>
+            </w:tcBorders>
+            <w:tcMar>
+              <w:top w:type="dxa" w:w="60"/>
+              <w:left w:type="dxa" w:w="100"/>
+              <w:bottom w:type="dxa" w:w="60"/>
+              <w:right w:type="dxa" w:w="100"/>
+            </w:tcMar>
+          </w:tcPr>
+          <w:p>
+            <w:r>
+              <w:rPr>
+                <w:sz w:val="19"/>
+                <w:szCs w:val="19"/>
+              </w:rPr>
+              <w:t xml:space="preserve">Lote de diciembre: cada trabajador recibe su boleta en PDF.</w:t>
+            </w:r>
+          </w:p>
+        </w:tc>
+      </w:tr>
+    </w:tbl>
+    <w:p>
+      <w:pPr>
+        <w:spacing w:after="120"/>
+      </w:pPr>
+    </w:p>
+    <w:p>
+      <w:pPr>
+        <w:pStyle w:val="Heading2"/>
+      </w:pPr>
+      <w:bookmarkStart w:name="t44" w:id="1"/>
+      <w:r>
+        <w:t xml:space="preserve">Q-05 · Cobertura pendiente de medición</w:t>
+      </w:r>
+      <w:bookmarkEnd w:id="1"/>
+    </w:p>
+    <w:tbl>
+      <w:tblPr>
+        <w:tblW w:type="dxa" w:w="9638"/>
+        <w:tblBorders>
+          <w:top w:val="single" w:color="auto" w:sz="4"/>
+          <w:left w:val="single" w:color="auto" w:sz="4"/>
+          <w:bottom w:val="single" w:color="auto" w:sz="4"/>
+          <w:right w:val="single" w:color="auto" w:sz="4"/>
+          <w:insideH w:val="single" w:color="auto" w:sz="4"/>
+          <w:insideV w:val="single" w:color="auto" w:sz="4"/>
+        </w:tblBorders>
+      </w:tblPr>
+      <w:tblGrid>
+        <w:gridCol w:w="2200"/>
+        <w:gridCol w:w="7438"/>
+      </w:tblGrid>
+      <w:tr>
+        <w:trPr>
+          <w:tblHeader/>
+        </w:trPr>
+        <w:tc>
+          <w:tcPr>
+            <w:tcW w:type="dxa" w:w="2200"/>
+            <w:tcBorders>
+              <w:top w:val="single" w:color="BFBFBF" w:sz="4"/>
+              <w:left w:val="single" w:color="BFBFBF" w:sz="4"/>
+              <w:bottom w:val="single" w:color="BFBFBF" w:sz="4"/>
+              <w:right w:val="single" w:color="BFBFBF" w:sz="4"/>
+            </w:tcBorders>
+            <w:shd w:fill="714B67" w:color="auto" w:val="clear"/>
+            <w:tcMar>
+              <w:top w:type="dxa" w:w="60"/>
+              <w:left w:type="dxa" w:w="100"/>
+              <w:bottom w:type="dxa" w:w="60"/>
+              <w:right w:type="dxa" w:w="100"/>
+            </w:tcMar>
+          </w:tcPr>
+          <w:p>
+            <w:r>
+              <w:rPr>
+                <w:b/>
+                <w:bCs/>
+                <w:color w:val="FFFFFF"/>
+                <w:sz w:val="19"/>
+                <w:szCs w:val="19"/>
+              </w:rPr>
+              <w:t xml:space="preserve">Campo</w:t>
+            </w:r>
+          </w:p>
+        </w:tc>
+        <w:tc>
+          <w:tcPr>
+            <w:tcW w:type="dxa" w:w="7438"/>
+            <w:tcBorders>
+              <w:top w:val="single" w:color="BFBFBF" w:sz="4"/>
+              <w:left w:val="single" w:color="BFBFBF" w:sz="4"/>
+              <w:bottom w:val="single" w:color="BFBFBF" w:sz="4"/>
+              <w:right w:val="single" w:color="BFBFBF" w:sz="4"/>
+            </w:tcBorders>
+            <w:shd w:fill="714B67" w:color="auto" w:val="clear"/>
+            <w:tcMar>
+              <w:top w:type="dxa" w:w="60"/>
+              <w:left w:type="dxa" w:w="100"/>
+              <w:bottom w:type="dxa" w:w="60"/>
+              <w:right w:type="dxa" w:w="100"/>
+            </w:tcMar>
+          </w:tcPr>
+          <w:p>
+            <w:r>
+              <w:rPr>
+                <w:b/>
+                <w:bCs/>
+                <w:color w:val="FFFFFF"/>
+                <w:sz w:val="19"/>
+                <w:szCs w:val="19"/>
+              </w:rPr>
+              <w:t xml:space="preserve">Detalle</w:t>
+            </w:r>
+          </w:p>
+        </w:tc>
+      </w:tr>
+      <w:tr>
+        <w:tc>
+          <w:tcPr>
+            <w:tcW w:type="dxa" w:w="2200"/>
+            <w:tcBorders>
+              <w:top w:val="single" w:color="BFBFBF" w:sz="4"/>
+              <w:left w:val="single" w:color="BFBFBF" w:sz="4"/>
+              <w:bottom w:val="single" w:color="BFBFBF" w:sz="4"/>
+              <w:right w:val="single" w:color="BFBFBF" w:sz="4"/>
+            </w:tcBorders>
+            <w:tcMar>
+              <w:top w:type="dxa" w:w="60"/>
+              <w:left w:type="dxa" w:w="100"/>
+              <w:bottom w:type="dxa" w:w="60"/>
+              <w:right w:type="dxa" w:w="100"/>
+            </w:tcMar>
+          </w:tcPr>
+          <w:p>
+            <w:r>
+              <w:rPr>
+                <w:sz w:val="19"/>
+                <w:szCs w:val="19"/>
+              </w:rPr>
+              <w:t xml:space="preserve">Prioridad</w:t>
+            </w:r>
+          </w:p>
+        </w:tc>
+        <w:tc>
+          <w:tcPr>
+            <w:tcW w:type="dxa" w:w="7438"/>
+            <w:tcBorders>
+              <w:top w:val="single" w:color="BFBFBF" w:sz="4"/>
+              <w:left w:val="single" w:color="BFBFBF" w:sz="4"/>
+              <w:bottom w:val="single" w:color="BFBFBF" w:sz="4"/>
+              <w:right w:val="single" w:color="BFBFBF" w:sz="4"/>
+            </w:tcBorders>
+            <w:tcMar>
+              <w:top w:type="dxa" w:w="60"/>
+              <w:left w:type="dxa" w:w="100"/>
+              <w:bottom w:type="dxa" w:w="60"/>
+              <w:right w:type="dxa" w:w="100"/>
+            </w:tcMar>
+          </w:tcPr>
+          <w:p>
+            <w:r>
+              <w:rPr>
+                <w:sz w:val="19"/>
+                <w:szCs w:val="19"/>
+              </w:rPr>
+              <w:t xml:space="preserve">Media</w:t>
+            </w:r>
+          </w:p>
+        </w:tc>
+      </w:tr>
+      <w:tr>
+        <w:tc>
+          <w:tcPr>
+            <w:tcW w:type="dxa" w:w="2200"/>
+            <w:tcBorders>
+              <w:top w:val="single" w:color="BFBFBF" w:sz="4"/>
+              <w:left w:val="single" w:color="BFBFBF" w:sz="4"/>
+              <w:bottom w:val="single" w:color="BFBFBF" w:sz="4"/>
+              <w:right w:val="single" w:color="BFBFBF" w:sz="4"/>
+            </w:tcBorders>
+            <w:tcMar>
+              <w:top w:type="dxa" w:w="60"/>
+              <w:left w:type="dxa" w:w="100"/>
+              <w:bottom w:type="dxa" w:w="60"/>
+              <w:right w:type="dxa" w:w="100"/>
+            </w:tcMar>
+          </w:tcPr>
+          <w:p>
+            <w:r>
+              <w:rPr>
+                <w:sz w:val="19"/>
+                <w:szCs w:val="19"/>
+              </w:rPr>
+              <w:t xml:space="preserve">Módulo / archivo</w:t>
+            </w:r>
+          </w:p>
+        </w:tc>
+        <w:tc>
+          <w:tcPr>
+            <w:tcW w:type="dxa" w:w="7438"/>
+            <w:tcBorders>
+              <w:top w:val="single" w:color="BFBFBF" w:sz="4"/>
+              <w:left w:val="single" w:color="BFBFBF" w:sz="4"/>
+              <w:bottom w:val="single" w:color="BFBFBF" w:sz="4"/>
+              <w:right w:val="single" w:color="BFBFBF" w:sz="4"/>
+            </w:tcBorders>
+            <w:tcMar>
+              <w:top w:type="dxa" w:w="60"/>
+              <w:left w:type="dxa" w:w="100"/>
+              <w:bottom w:type="dxa" w:w="60"/>
+              <w:right w:type="dxa" w:w="100"/>
+            </w:tcMar>
+          </w:tcPr>
+          <w:p>
+            <w:r>
+              <w:rPr>
+                <w:sz w:val="19"/>
+                <w:szCs w:val="19"/>
+              </w:rPr>
+              <w:t xml:space="preserve">Laboratorio (</w:t>
+            </w:r>
+            <w:r>
+              <w:rPr>
+                <w:rFonts w:ascii="Consolas" w:cs="Consolas" w:eastAsia="Consolas" w:hAnsi="Consolas"/>
+                <w:color w:val="444444"/>
+                <w:sz w:val="20"/>
+                <w:szCs w:val="20"/>
+              </w:rPr>
+              <w:t xml:space="preserve">solse_pe_demo_libros</w:t>
+            </w:r>
+            <w:r>
+              <w:rPr>
+                <w:sz w:val="19"/>
+                <w:szCs w:val="19"/>
+              </w:rPr>
+              <w:t xml:space="preserve">) y casos de </w:t>
+            </w:r>
+            <w:r>
+              <w:rPr>
+                <w:rFonts w:ascii="Consolas" w:cs="Consolas" w:eastAsia="Consolas" w:hAnsi="Consolas"/>
+                <w:color w:val="444444"/>
+                <w:sz w:val="20"/>
+                <w:szCs w:val="20"/>
+              </w:rPr>
+              <w:t xml:space="preserve">solse_pe_payroll_ce_demo</w:t>
+            </w:r>
+          </w:p>
+        </w:tc>
+      </w:tr>
+      <w:tr>
+        <w:tc>
+          <w:tcPr>
+            <w:tcW w:type="dxa" w:w="2200"/>
+            <w:tcBorders>
+              <w:top w:val="single" w:color="BFBFBF" w:sz="4"/>
+              <w:left w:val="single" w:color="BFBFBF" w:sz="4"/>
+              <w:bottom w:val="single" w:color="BFBFBF" w:sz="4"/>
+              <w:right w:val="single" w:color="BFBFBF" w:sz="4"/>
+            </w:tcBorders>
+            <w:tcMar>
+              <w:top w:type="dxa" w:w="60"/>
+              <w:left w:type="dxa" w:w="100"/>
+              <w:bottom w:type="dxa" w:w="60"/>
+              <w:right w:type="dxa" w:w="100"/>
+            </w:tcMar>
+          </w:tcPr>
+          <w:p>
+            <w:r>
+              <w:rPr>
+                <w:sz w:val="19"/>
+                <w:szCs w:val="19"/>
+              </w:rPr>
+              <w:t xml:space="preserve">Problema</w:t>
+            </w:r>
+          </w:p>
+        </w:tc>
+        <w:tc>
+          <w:tcPr>
+            <w:tcW w:type="dxa" w:w="7438"/>
+            <w:tcBorders>
+              <w:top w:val="single" w:color="BFBFBF" w:sz="4"/>
+              <w:left w:val="single" w:color="BFBFBF" w:sz="4"/>
+              <w:bottom w:val="single" w:color="BFBFBF" w:sz="4"/>
+              <w:right w:val="single" w:color="BFBFBF" w:sz="4"/>
+            </w:tcBorders>
+            <w:tcMar>
+              <w:top w:type="dxa" w:w="60"/>
+              <w:left w:type="dxa" w:w="100"/>
+              <w:bottom w:type="dxa" w:w="60"/>
+              <w:right w:type="dxa" w:w="100"/>
+            </w:tcMar>
+          </w:tcPr>
+          <w:p>
+            <w:r>
+              <w:rPr>
+                <w:sz w:val="19"/>
+                <w:szCs w:val="19"/>
+              </w:rPr>
+              <w:t xml:space="preserve">Funciones que existen pero que ni el laboratorio ni este manual midieron: </w:t>
+            </w:r>
+            <w:r>
+              <w:rPr>
+                <w:b/>
+                <w:bCs/>
+                <w:sz w:val="19"/>
+                <w:szCs w:val="19"/>
+              </w:rPr>
+              <w:t xml:space="preserve">reparto de utilidades</w:t>
+            </w:r>
+            <w:r>
+              <w:rPr>
+                <w:sz w:val="19"/>
+                <w:szCs w:val="19"/>
+              </w:rPr>
+              <w:t xml:space="preserve"> (asistente D.Leg. 892), </w:t>
+            </w:r>
+            <w:r>
+              <w:rPr>
+                <w:b/>
+                <w:bCs/>
+                <w:sz w:val="19"/>
+                <w:szCs w:val="19"/>
+              </w:rPr>
+              <w:t xml:space="preserve">microempresa</w:t>
+            </w:r>
+            <w:r>
+              <w:rPr>
+                <w:sz w:val="19"/>
+                <w:szCs w:val="19"/>
+              </w:rPr>
+              <w:t xml:space="preserve"> (sin gratificación ni CTS), </w:t>
+            </w:r>
+            <w:r>
+              <w:rPr>
+                <w:b/>
+                <w:bCs/>
+                <w:sz w:val="19"/>
+                <w:szCs w:val="19"/>
+              </w:rPr>
+              <w:t xml:space="preserve">alerta de la RMA</w:t>
+            </w:r>
+            <w:r>
+              <w:rPr>
+                <w:sz w:val="19"/>
+                <w:szCs w:val="19"/>
+              </w:rPr>
+              <w:t xml:space="preserve"> a los 95 días, </w:t>
+            </w:r>
+            <w:r>
+              <w:rPr>
+                <w:b/>
+                <w:bCs/>
+                <w:sz w:val="19"/>
+                <w:szCs w:val="19"/>
+              </w:rPr>
+              <w:t xml:space="preserve">AFPnet</w:t>
+            </w:r>
+            <w:r>
+              <w:rPr>
+                <w:sz w:val="19"/>
+                <w:szCs w:val="19"/>
+              </w:rPr>
+              <w:t xml:space="preserve"> solo con afiliados con CUSPP, </w:t>
+            </w:r>
+            <w:r>
+              <w:rPr>
+                <w:b/>
+                <w:bCs/>
+                <w:sz w:val="19"/>
+                <w:szCs w:val="19"/>
+              </w:rPr>
+              <w:t xml:space="preserve">checksum</w:t>
+            </w:r>
+            <w:r>
+              <w:rPr>
+                <w:sz w:val="19"/>
+                <w:szCs w:val="19"/>
+              </w:rPr>
+              <w:t xml:space="preserve"> del TXT BCP, nómina </w:t>
+            </w:r>
+            <w:r>
+              <w:rPr>
+                <w:b/>
+                <w:bCs/>
+                <w:sz w:val="19"/>
+                <w:szCs w:val="19"/>
+              </w:rPr>
+              <w:t xml:space="preserve">semanal</w:t>
+            </w:r>
+            <w:r>
+              <w:rPr>
+                <w:sz w:val="19"/>
+                <w:szCs w:val="19"/>
+              </w:rPr>
+              <w:t xml:space="preserve"> de obreros en FM SYSTEMS y </w:t>
+            </w:r>
+            <w:r>
+              <w:rPr>
+                <w:b/>
+                <w:bCs/>
+                <w:sz w:val="19"/>
+                <w:szCs w:val="19"/>
+              </w:rPr>
+              <w:t xml:space="preserve">descuento judicial / cuota sindical</w:t>
+            </w:r>
+            <w:r>
+              <w:rPr>
+                <w:sz w:val="19"/>
+                <w:szCs w:val="19"/>
+              </w:rPr>
+              <w:t xml:space="preserve"> fuera de la demo. Son los casos 7, 15, 16, 17 y 19 abiertos en la biblia (§6).</w:t>
+            </w:r>
+          </w:p>
+        </w:tc>
+      </w:tr>
+      <w:tr>
+        <w:tc>
+          <w:tcPr>
+            <w:tcW w:type="dxa" w:w="2200"/>
+            <w:tcBorders>
+              <w:top w:val="single" w:color="BFBFBF" w:sz="4"/>
+              <w:left w:val="single" w:color="BFBFBF" w:sz="4"/>
+              <w:bottom w:val="single" w:color="BFBFBF" w:sz="4"/>
+              <w:right w:val="single" w:color="BFBFBF" w:sz="4"/>
+            </w:tcBorders>
+            <w:tcMar>
+              <w:top w:type="dxa" w:w="60"/>
+              <w:left w:type="dxa" w:w="100"/>
+              <w:bottom w:type="dxa" w:w="60"/>
+              <w:right w:type="dxa" w:w="100"/>
+            </w:tcMar>
+          </w:tcPr>
+          <w:p>
+            <w:r>
+              <w:rPr>
+                <w:sz w:val="19"/>
+                <w:szCs w:val="19"/>
+              </w:rPr>
+              <w:t xml:space="preserve">Propuesta</w:t>
+            </w:r>
+          </w:p>
+        </w:tc>
+        <w:tc>
+          <w:tcPr>
+            <w:tcW w:type="dxa" w:w="7438"/>
+            <w:tcBorders>
+              <w:top w:val="single" w:color="BFBFBF" w:sz="4"/>
+              <w:left w:val="single" w:color="BFBFBF" w:sz="4"/>
+              <w:bottom w:val="single" w:color="BFBFBF" w:sz="4"/>
+              <w:right w:val="single" w:color="BFBFBF" w:sz="4"/>
+            </w:tcBorders>
+            <w:tcMar>
+              <w:top w:type="dxa" w:w="60"/>
+              <w:left w:type="dxa" w:w="100"/>
+              <w:bottom w:type="dxa" w:w="60"/>
+              <w:right w:type="dxa" w:w="100"/>
+            </w:tcMar>
+          </w:tcPr>
+          <w:p>
+            <w:r>
+              <w:rPr>
+                <w:sz w:val="19"/>
+                <w:szCs w:val="19"/>
+              </w:rPr>
+              <w:t xml:space="preserve">Agregar estas filas a los casos NOMINA y PLAME (o un caso BANCOS, ver Q-04).</w:t>
+            </w:r>
+          </w:p>
+        </w:tc>
+      </w:tr>
+      <w:tr>
+        <w:tc>
+          <w:tcPr>
+            <w:tcW w:type="dxa" w:w="2200"/>
+            <w:tcBorders>
+              <w:top w:val="single" w:color="BFBFBF" w:sz="4"/>
+              <w:left w:val="single" w:color="BFBFBF" w:sz="4"/>
+              <w:bottom w:val="single" w:color="BFBFBF" w:sz="4"/>
+              <w:right w:val="single" w:color="BFBFBF" w:sz="4"/>
+            </w:tcBorders>
+            <w:tcMar>
+              <w:top w:type="dxa" w:w="60"/>
+              <w:left w:type="dxa" w:w="100"/>
+              <w:bottom w:type="dxa" w:w="60"/>
+              <w:right w:type="dxa" w:w="100"/>
+            </w:tcMar>
+          </w:tcPr>
+          <w:p>
+            <w:r>
+              <w:rPr>
+                <w:sz w:val="19"/>
+                <w:szCs w:val="19"/>
+              </w:rPr>
+              <w:t xml:space="preserve">Criterio de aceptación</w:t>
+            </w:r>
+          </w:p>
+        </w:tc>
+        <w:tc>
+          <w:tcPr>
+            <w:tcW w:type="dxa" w:w="7438"/>
+            <w:tcBorders>
+              <w:top w:val="single" w:color="BFBFBF" w:sz="4"/>
+              <w:left w:val="single" w:color="BFBFBF" w:sz="4"/>
+              <w:bottom w:val="single" w:color="BFBFBF" w:sz="4"/>
+              <w:right w:val="single" w:color="BFBFBF" w:sz="4"/>
+            </w:tcBorders>
+            <w:tcMar>
+              <w:top w:type="dxa" w:w="60"/>
+              <w:left w:type="dxa" w:w="100"/>
+              <w:bottom w:type="dxa" w:w="60"/>
+              <w:right w:type="dxa" w:w="100"/>
+            </w:tcMar>
+          </w:tcPr>
+          <w:p>
+            <w:r>
+              <w:rPr>
+                <w:sz w:val="19"/>
+                <w:szCs w:val="19"/>
+              </w:rPr>
+              <w:t xml:space="preserve">Cada función con al menos un valor esperado comparado en el laboratorio.</w:t>
+            </w:r>
+          </w:p>
+        </w:tc>
+      </w:tr>
+    </w:tbl>
+    <w:p>
+      <w:pPr>
+        <w:spacing w:after="120"/>
+      </w:pPr>
+    </w:p>
+    <w:p>
+      <w:pPr>
+        <w:pStyle w:val="Heading1"/>
+        <w:pageBreakBefore/>
+      </w:pPr>
+      <w:bookmarkStart w:name="t45" w:id="1"/>
+      <w:r>
+        <w:t xml:space="preserve">6. Al confirmar los cambios: qué se vuelve a correr</w:t>
+      </w:r>
+      <w:bookmarkEnd w:id="1"/>
+    </w:p>
+    <w:p>
+      <w:pPr>
+        <w:spacing w:after="120"/>
+      </w:pPr>
+      <w:r>
+        <w:t xml:space="preserve">Cuando el chat de desarrollo entregue las correcciones, la sesión del manual vuelve a medir y actualiza manual y videos con este orden:</w:t>
+      </w:r>
+    </w:p>
+    <w:p>
+      <w:pPr>
+        <w:pStyle w:val="ListParagraph"/>
+        <w:numPr>
+          <w:ilvl w:val="0"/>
+          <w:numId w:val="2"/>
+        </w:numPr>
+        <w:spacing w:after="80"/>
+      </w:pPr>
+      <w:r>
+        <w:t xml:space="preserve">Actualizar los módulos en contable19 (antes, rechazar las vacaciones aprobadas de prueba: N-6 de la biblia).</w:t>
+      </w:r>
+    </w:p>
+    <w:p>
+      <w:pPr>
+        <w:pStyle w:val="ListParagraph"/>
+        <w:numPr>
+          <w:ilvl w:val="0"/>
+          <w:numId w:val="2"/>
+        </w:numPr>
+        <w:spacing w:after="80"/>
+      </w:pPr>
+      <w:r>
+        <w:t xml:space="preserve">Laboratorio: Limpiar, Sembrar, Generar y Comparar los cuatro casos (deben seguir al 100 %) y los casos nuevos de Q-04 y Q-05.</w:t>
+      </w:r>
+    </w:p>
+    <w:p>
+      <w:pPr>
+        <w:pStyle w:val="ListParagraph"/>
+        <w:numPr>
+          <w:ilvl w:val="0"/>
+          <w:numId w:val="2"/>
+        </w:numPr>
+        <w:spacing w:after="80"/>
+      </w:pPr>
+      <w:r>
+        <w:t xml:space="preserve">FM SYSTEMS: recalcular la planilla de enero de 2025 a diciembre de 2026 (borrar y regenerar las 64 boletas) y comparar contra </w:t>
+      </w:r>
+      <w:r>
+        <w:rPr>
+          <w:rFonts w:ascii="Consolas" w:cs="Consolas" w:eastAsia="Consolas" w:hAnsi="Consolas"/>
+          <w:color w:val="444444"/>
+          <w:sz w:val="20"/>
+          <w:szCs w:val="20"/>
+        </w:rPr>
+        <w:t xml:space="preserve">anio_completo_fm.json</w:t>
+      </w:r>
+      <w:r>
+        <w:t xml:space="preserve">. Las diferencias esperadas son solo las de C-03, C-04, C-05 y C-11.</w:t>
+      </w:r>
+    </w:p>
+    <w:p>
+      <w:pPr>
+        <w:pStyle w:val="ListParagraph"/>
+        <w:numPr>
+          <w:ilvl w:val="0"/>
+          <w:numId w:val="2"/>
+        </w:numPr>
+        <w:spacing w:after="80"/>
+      </w:pPr>
+      <w:r>
+        <w:t xml:space="preserve">Repetir los archivos legales: PLAME, AFPnet, planilla y TXT de haberes y de CTS (C-01, C-08 y C-12).</w:t>
+      </w:r>
+    </w:p>
+    <w:p>
+      <w:pPr>
+        <w:pStyle w:val="ListParagraph"/>
+        <w:numPr>
+          <w:ilvl w:val="0"/>
+          <w:numId w:val="2"/>
+        </w:numPr>
+        <w:spacing w:after="80"/>
+      </w:pPr>
+      <w:r>
+        <w:t xml:space="preserve">Recapturar las pantallas afectadas por U-01 a U-09 y por las funcionalidades nuevas, y volver a difuminar.</w:t>
+      </w:r>
+    </w:p>
+    <w:p>
+      <w:pPr>
+        <w:pStyle w:val="ListParagraph"/>
+        <w:numPr>
+          <w:ilvl w:val="0"/>
+          <w:numId w:val="2"/>
+        </w:numPr>
+        <w:spacing w:after="80"/>
+      </w:pPr>
+      <w:r>
+        <w:t xml:space="preserve">Manual: actualizar los capítulos 4, 10, 13, 15, 17, 21 y 23, y el Anexo A (cerrar las observaciones resueltas).</w:t>
+      </w:r>
+    </w:p>
+    <w:p>
+      <w:pPr>
+        <w:pStyle w:val="ListParagraph"/>
+        <w:numPr>
+          <w:ilvl w:val="0"/>
+          <w:numId w:val="2"/>
+        </w:numPr>
+        <w:spacing w:after="80"/>
+      </w:pPr>
+      <w:r>
+        <w:t xml:space="preserve">Video resumen: regrabar los clips afectados y cambiar la tarjeta «Lo que hoy no cubre» según lo que se haya implementado. Promo: agregar escenas si entran N-01 o N-02.</w:t>
       </w:r>
     </w:p>
     <w:tbl>
@@ -15596,9 +20254,9 @@
         </w:tblBorders>
       </w:tblPr>
       <w:tblGrid>
-        <w:gridCol w:w="1000"/>
-        <w:gridCol w:w="3200"/>
-        <w:gridCol w:w="5438"/>
+        <w:gridCol w:w="3000"/>
+        <w:gridCol w:w="3600"/>
+        <w:gridCol w:w="3038"/>
       </w:tblGrid>
       <w:tr>
         <w:trPr>
@@ -15606,7 +20264,7 @@
         </w:trPr>
         <w:tc>
           <w:tcPr>
-            <w:tcW w:type="dxa" w:w="1000"/>
+            <w:tcW w:type="dxa" w:w="3000"/>
             <w:tcBorders>
               <w:top w:val="single" w:color="BFBFBF" w:sz="4"/>
               <w:left w:val="single" w:color="BFBFBF" w:sz="4"/>
@@ -15630,13 +20288,13 @@
                 <w:sz w:val="19"/>
                 <w:szCs w:val="19"/>
               </w:rPr>
-              <w:t xml:space="preserve">ID</w:t>
-            </w:r>
-          </w:p>
-        </w:tc>
-        <w:tc>
-          <w:tcPr>
-            <w:tcW w:type="dxa" w:w="3200"/>
+              <w:t xml:space="preserve">Mejora</w:t>
+            </w:r>
+          </w:p>
+        </w:tc>
+        <w:tc>
+          <w:tcPr>
+            <w:tcW w:type="dxa" w:w="3600"/>
             <w:tcBorders>
               <w:top w:val="single" w:color="BFBFBF" w:sz="4"/>
               <w:left w:val="single" w:color="BFBFBF" w:sz="4"/>
@@ -15660,13 +20318,13 @@
                 <w:sz w:val="19"/>
                 <w:szCs w:val="19"/>
               </w:rPr>
-              <w:t xml:space="preserve">Funcionalidad</w:t>
-            </w:r>
-          </w:p>
-        </w:tc>
-        <w:tc>
-          <w:tcPr>
-            <w:tcW w:type="dxa" w:w="5438"/>
+              <w:t xml:space="preserve">Capítulo del manual</w:t>
+            </w:r>
+          </w:p>
+        </w:tc>
+        <w:tc>
+          <w:tcPr>
+            <w:tcW w:type="dxa" w:w="3038"/>
             <w:tcBorders>
               <w:top w:val="single" w:color="BFBFBF" w:sz="4"/>
               <w:left w:val="single" w:color="BFBFBF" w:sz="4"/>
@@ -15690,711 +20348,567 @@
                 <w:sz w:val="19"/>
                 <w:szCs w:val="19"/>
               </w:rPr>
-              <w:t xml:space="preserve">Alcance sugerido</w:t>
-            </w:r>
-          </w:p>
-        </w:tc>
-      </w:tr>
-      <w:tr>
-        <w:tc>
-          <w:tcPr>
-            <w:tcW w:type="dxa" w:w="1000"/>
-            <w:tcBorders>
-              <w:top w:val="single" w:color="BFBFBF" w:sz="4"/>
-              <w:left w:val="single" w:color="BFBFBF" w:sz="4"/>
-              <w:bottom w:val="single" w:color="BFBFBF" w:sz="4"/>
-              <w:right w:val="single" w:color="BFBFBF" w:sz="4"/>
-            </w:tcBorders>
-            <w:tcMar>
-              <w:top w:type="dxa" w:w="60"/>
-              <w:left w:type="dxa" w:w="100"/>
-              <w:bottom w:type="dxa" w:w="60"/>
-              <w:right w:type="dxa" w:w="100"/>
-            </w:tcMar>
-          </w:tcPr>
-          <w:p>
-            <w:r>
-              <w:rPr>
-                <w:sz w:val="19"/>
-                <w:szCs w:val="19"/>
-              </w:rPr>
-              <w:t xml:space="preserve">N-01</w:t>
-            </w:r>
-          </w:p>
-        </w:tc>
-        <w:tc>
-          <w:tcPr>
-            <w:tcW w:type="dxa" w:w="3200"/>
-            <w:tcBorders>
-              <w:top w:val="single" w:color="BFBFBF" w:sz="4"/>
-              <w:left w:val="single" w:color="BFBFBF" w:sz="4"/>
-              <w:bottom w:val="single" w:color="BFBFBF" w:sz="4"/>
-              <w:right w:val="single" w:color="BFBFBF" w:sz="4"/>
-            </w:tcBorders>
-            <w:tcMar>
-              <w:top w:type="dxa" w:w="60"/>
-              <w:left w:type="dxa" w:w="100"/>
-              <w:bottom w:type="dxa" w:w="60"/>
-              <w:right w:type="dxa" w:w="100"/>
-            </w:tcMar>
-          </w:tcPr>
-          <w:p>
-            <w:r>
-              <w:rPr>
-                <w:sz w:val="19"/>
-                <w:szCs w:val="19"/>
-              </w:rPr>
-              <w:t xml:space="preserve">Subsidios (incapacidad temporal, maternidad)</w:t>
-            </w:r>
-          </w:p>
-        </w:tc>
-        <w:tc>
-          <w:tcPr>
-            <w:tcW w:type="dxa" w:w="5438"/>
-            <w:tcBorders>
-              <w:top w:val="single" w:color="BFBFBF" w:sz="4"/>
-              <w:left w:val="single" w:color="BFBFBF" w:sz="4"/>
-              <w:bottom w:val="single" w:color="BFBFBF" w:sz="4"/>
-              <w:right w:val="single" w:color="BFBFBF" w:sz="4"/>
-            </w:tcBorders>
-            <w:tcMar>
-              <w:top w:type="dxa" w:w="60"/>
-              <w:left w:type="dxa" w:w="100"/>
-              <w:bottom w:type="dxa" w:w="60"/>
-              <w:right w:type="dxa" w:w="100"/>
-            </w:tcMar>
-          </w:tcPr>
-          <w:p>
-            <w:r>
-              <w:rPr>
-                <w:sz w:val="19"/>
-                <w:szCs w:val="19"/>
-              </w:rPr>
-              <w:t xml:space="preserve">Tipos de ausencia subsidiada, días subsidiados en la boleta y en el </w:t>
-            </w:r>
-            <w:r>
-              <w:rPr>
-                <w:rFonts w:ascii="Consolas" w:cs="Consolas" w:eastAsia="Consolas" w:hAnsi="Consolas"/>
-                <w:color w:val="444444"/>
-                <w:sz w:val="20"/>
-                <w:szCs w:val="20"/>
-              </w:rPr>
-              <w:t xml:space="preserve">.snl</w:t>
-            </w:r>
-            <w:r>
-              <w:rPr>
-                <w:sz w:val="19"/>
-                <w:szCs w:val="19"/>
-              </w:rPr>
-              <w:t xml:space="preserve">; hoy el </w:t>
-            </w:r>
-            <w:r>
-              <w:rPr>
-                <w:rFonts w:ascii="Consolas" w:cs="Consolas" w:eastAsia="Consolas" w:hAnsi="Consolas"/>
-                <w:color w:val="444444"/>
-                <w:sz w:val="20"/>
-                <w:szCs w:val="20"/>
-              </w:rPr>
-              <w:t xml:space="preserve">.snl</w:t>
-            </w:r>
-            <w:r>
-              <w:rPr>
-                <w:sz w:val="19"/>
-                <w:szCs w:val="19"/>
-              </w:rPr>
-              <w:t xml:space="preserve"> sale vacío y la categoría «subsidio» no se usa</w:t>
-            </w:r>
-          </w:p>
-        </w:tc>
-      </w:tr>
-      <w:tr>
-        <w:tc>
-          <w:tcPr>
-            <w:tcW w:type="dxa" w:w="1000"/>
-            <w:tcBorders>
-              <w:top w:val="single" w:color="BFBFBF" w:sz="4"/>
-              <w:left w:val="single" w:color="BFBFBF" w:sz="4"/>
-              <w:bottom w:val="single" w:color="BFBFBF" w:sz="4"/>
-              <w:right w:val="single" w:color="BFBFBF" w:sz="4"/>
-            </w:tcBorders>
-            <w:tcMar>
-              <w:top w:type="dxa" w:w="60"/>
-              <w:left w:type="dxa" w:w="100"/>
-              <w:bottom w:type="dxa" w:w="60"/>
-              <w:right w:type="dxa" w:w="100"/>
-            </w:tcMar>
-          </w:tcPr>
-          <w:p>
-            <w:r>
-              <w:rPr>
-                <w:sz w:val="19"/>
-                <w:szCs w:val="19"/>
-              </w:rPr>
-              <w:t xml:space="preserve">N-02</w:t>
-            </w:r>
-          </w:p>
-        </w:tc>
-        <w:tc>
-          <w:tcPr>
-            <w:tcW w:type="dxa" w:w="3200"/>
-            <w:tcBorders>
-              <w:top w:val="single" w:color="BFBFBF" w:sz="4"/>
-              <w:left w:val="single" w:color="BFBFBF" w:sz="4"/>
-              <w:bottom w:val="single" w:color="BFBFBF" w:sz="4"/>
-              <w:right w:val="single" w:color="BFBFBF" w:sz="4"/>
-            </w:tcBorders>
-            <w:tcMar>
-              <w:top w:type="dxa" w:w="60"/>
-              <w:left w:type="dxa" w:w="100"/>
-              <w:bottom w:type="dxa" w:w="60"/>
-              <w:right w:type="dxa" w:w="100"/>
-            </w:tcMar>
-          </w:tcPr>
-          <w:p>
-            <w:r>
-              <w:rPr>
-                <w:sz w:val="19"/>
-                <w:szCs w:val="19"/>
-              </w:rPr>
-              <w:t xml:space="preserve">T-Registro</w:t>
-            </w:r>
-          </w:p>
-        </w:tc>
-        <w:tc>
-          <w:tcPr>
-            <w:tcW w:type="dxa" w:w="5438"/>
-            <w:tcBorders>
-              <w:top w:val="single" w:color="BFBFBF" w:sz="4"/>
-              <w:left w:val="single" w:color="BFBFBF" w:sz="4"/>
-              <w:bottom w:val="single" w:color="BFBFBF" w:sz="4"/>
-              <w:right w:val="single" w:color="BFBFBF" w:sz="4"/>
-            </w:tcBorders>
-            <w:tcMar>
-              <w:top w:type="dxa" w:w="60"/>
-              <w:left w:type="dxa" w:w="100"/>
-              <w:bottom w:type="dxa" w:w="60"/>
-              <w:right w:type="dxa" w:w="100"/>
-            </w:tcMar>
-          </w:tcPr>
-          <w:p>
-            <w:r>
-              <w:rPr>
-                <w:sz w:val="19"/>
-                <w:szCs w:val="19"/>
-              </w:rPr>
-              <w:t xml:space="preserve">Exportación de altas, bajas y modificaciones desde los datos ya cargados (trabajador, contrato, derechohabientes)</w:t>
-            </w:r>
-          </w:p>
-        </w:tc>
-      </w:tr>
-      <w:tr>
-        <w:tc>
-          <w:tcPr>
-            <w:tcW w:type="dxa" w:w="1000"/>
-            <w:tcBorders>
-              <w:top w:val="single" w:color="BFBFBF" w:sz="4"/>
-              <w:left w:val="single" w:color="BFBFBF" w:sz="4"/>
-              <w:bottom w:val="single" w:color="BFBFBF" w:sz="4"/>
-              <w:right w:val="single" w:color="BFBFBF" w:sz="4"/>
-            </w:tcBorders>
-            <w:tcMar>
-              <w:top w:type="dxa" w:w="60"/>
-              <w:left w:type="dxa" w:w="100"/>
-              <w:bottom w:type="dxa" w:w="60"/>
-              <w:right w:type="dxa" w:w="100"/>
-            </w:tcMar>
-          </w:tcPr>
-          <w:p>
-            <w:r>
-              <w:rPr>
-                <w:sz w:val="19"/>
-                <w:szCs w:val="19"/>
-              </w:rPr>
-              <w:t xml:space="preserve">N-03</w:t>
-            </w:r>
-          </w:p>
-        </w:tc>
-        <w:tc>
-          <w:tcPr>
-            <w:tcW w:type="dxa" w:w="3200"/>
-            <w:tcBorders>
-              <w:top w:val="single" w:color="BFBFBF" w:sz="4"/>
-              <w:left w:val="single" w:color="BFBFBF" w:sz="4"/>
-              <w:bottom w:val="single" w:color="BFBFBF" w:sz="4"/>
-              <w:right w:val="single" w:color="BFBFBF" w:sz="4"/>
-            </w:tcBorders>
-            <w:tcMar>
-              <w:top w:type="dxa" w:w="60"/>
-              <w:left w:type="dxa" w:w="100"/>
-              <w:bottom w:type="dxa" w:w="60"/>
-              <w:right w:type="dxa" w:w="100"/>
-            </w:tcMar>
-          </w:tcPr>
-          <w:p>
-            <w:r>
-              <w:rPr>
-                <w:sz w:val="19"/>
-                <w:szCs w:val="19"/>
-              </w:rPr>
-              <w:t xml:space="preserve">Indemnización por despido arbitrario</w:t>
-            </w:r>
-          </w:p>
-        </w:tc>
-        <w:tc>
-          <w:tcPr>
-            <w:tcW w:type="dxa" w:w="5438"/>
-            <w:tcBorders>
-              <w:top w:val="single" w:color="BFBFBF" w:sz="4"/>
-              <w:left w:val="single" w:color="BFBFBF" w:sz="4"/>
-              <w:bottom w:val="single" w:color="BFBFBF" w:sz="4"/>
-              <w:right w:val="single" w:color="BFBFBF" w:sz="4"/>
-            </w:tcBorders>
-            <w:tcMar>
-              <w:top w:type="dxa" w:w="60"/>
-              <w:left w:type="dxa" w:w="100"/>
-              <w:bottom w:type="dxa" w:w="60"/>
-              <w:right w:type="dxa" w:w="100"/>
-            </w:tcMar>
-          </w:tcPr>
-          <w:p>
-            <w:r>
-              <w:rPr>
-                <w:sz w:val="19"/>
-                <w:szCs w:val="19"/>
-              </w:rPr>
-              <w:t xml:space="preserve">Regla en la estructura LIQ con tope de 12 remuneraciones</w:t>
-            </w:r>
-          </w:p>
-        </w:tc>
-      </w:tr>
-      <w:tr>
-        <w:tc>
-          <w:tcPr>
-            <w:tcW w:type="dxa" w:w="1000"/>
-            <w:tcBorders>
-              <w:top w:val="single" w:color="BFBFBF" w:sz="4"/>
-              <w:left w:val="single" w:color="BFBFBF" w:sz="4"/>
-              <w:bottom w:val="single" w:color="BFBFBF" w:sz="4"/>
-              <w:right w:val="single" w:color="BFBFBF" w:sz="4"/>
-            </w:tcBorders>
-            <w:tcMar>
-              <w:top w:type="dxa" w:w="60"/>
-              <w:left w:type="dxa" w:w="100"/>
-              <w:bottom w:type="dxa" w:w="60"/>
-              <w:right w:type="dxa" w:w="100"/>
-            </w:tcMar>
-          </w:tcPr>
-          <w:p>
-            <w:r>
-              <w:rPr>
-                <w:sz w:val="19"/>
-                <w:szCs w:val="19"/>
-              </w:rPr>
-              <w:t xml:space="preserve">N-04</w:t>
-            </w:r>
-          </w:p>
-        </w:tc>
-        <w:tc>
-          <w:tcPr>
-            <w:tcW w:type="dxa" w:w="3200"/>
-            <w:tcBorders>
-              <w:top w:val="single" w:color="BFBFBF" w:sz="4"/>
-              <w:left w:val="single" w:color="BFBFBF" w:sz="4"/>
-              <w:bottom w:val="single" w:color="BFBFBF" w:sz="4"/>
-              <w:right w:val="single" w:color="BFBFBF" w:sz="4"/>
-            </w:tcBorders>
-            <w:tcMar>
-              <w:top w:type="dxa" w:w="60"/>
-              <w:left w:type="dxa" w:w="100"/>
-              <w:bottom w:type="dxa" w:w="60"/>
-              <w:right w:type="dxa" w:w="100"/>
-            </w:tcMar>
-          </w:tcPr>
-          <w:p>
-            <w:r>
-              <w:rPr>
-                <w:sz w:val="19"/>
-                <w:szCs w:val="19"/>
-              </w:rPr>
-              <w:t xml:space="preserve">Regularización de 5.ª al cese</w:t>
-            </w:r>
-          </w:p>
-        </w:tc>
-        <w:tc>
-          <w:tcPr>
-            <w:tcW w:type="dxa" w:w="5438"/>
-            <w:tcBorders>
-              <w:top w:val="single" w:color="BFBFBF" w:sz="4"/>
-              <w:left w:val="single" w:color="BFBFBF" w:sz="4"/>
-              <w:bottom w:val="single" w:color="BFBFBF" w:sz="4"/>
-              <w:right w:val="single" w:color="BFBFBF" w:sz="4"/>
-            </w:tcBorders>
-            <w:tcMar>
-              <w:top w:type="dxa" w:w="60"/>
-              <w:left w:type="dxa" w:w="100"/>
-              <w:bottom w:type="dxa" w:w="60"/>
-              <w:right w:type="dxa" w:w="100"/>
-            </w:tcMar>
-          </w:tcPr>
-          <w:p>
-            <w:r>
-              <w:rPr>
-                <w:sz w:val="19"/>
-                <w:szCs w:val="19"/>
-              </w:rPr>
-              <w:t xml:space="preserve">Recalcular la renta anual en la liquidación</w:t>
-            </w:r>
-          </w:p>
-        </w:tc>
-      </w:tr>
-      <w:tr>
-        <w:tc>
-          <w:tcPr>
-            <w:tcW w:type="dxa" w:w="1000"/>
-            <w:tcBorders>
-              <w:top w:val="single" w:color="BFBFBF" w:sz="4"/>
-              <w:left w:val="single" w:color="BFBFBF" w:sz="4"/>
-              <w:bottom w:val="single" w:color="BFBFBF" w:sz="4"/>
-              <w:right w:val="single" w:color="BFBFBF" w:sz="4"/>
-            </w:tcBorders>
-            <w:tcMar>
-              <w:top w:type="dxa" w:w="60"/>
-              <w:left w:type="dxa" w:w="100"/>
-              <w:bottom w:type="dxa" w:w="60"/>
-              <w:right w:type="dxa" w:w="100"/>
-            </w:tcMar>
-          </w:tcPr>
-          <w:p>
-            <w:r>
-              <w:rPr>
-                <w:sz w:val="19"/>
-                <w:szCs w:val="19"/>
-              </w:rPr>
-              <w:t xml:space="preserve">N-05</w:t>
-            </w:r>
-          </w:p>
-        </w:tc>
-        <w:tc>
-          <w:tcPr>
-            <w:tcW w:type="dxa" w:w="3200"/>
-            <w:tcBorders>
-              <w:top w:val="single" w:color="BFBFBF" w:sz="4"/>
-              <w:left w:val="single" w:color="BFBFBF" w:sz="4"/>
-              <w:bottom w:val="single" w:color="BFBFBF" w:sz="4"/>
-              <w:right w:val="single" w:color="BFBFBF" w:sz="4"/>
-            </w:tcBorders>
-            <w:tcMar>
-              <w:top w:type="dxa" w:w="60"/>
-              <w:left w:type="dxa" w:w="100"/>
-              <w:bottom w:type="dxa" w:w="60"/>
-              <w:right w:type="dxa" w:w="100"/>
-            </w:tcMar>
-          </w:tcPr>
-          <w:p>
-            <w:r>
-              <w:rPr>
-                <w:sz w:val="19"/>
-                <w:szCs w:val="19"/>
-              </w:rPr>
-              <w:t xml:space="preserve">Prima de Vida Ley</w:t>
-            </w:r>
-          </w:p>
-        </w:tc>
-        <w:tc>
-          <w:tcPr>
-            <w:tcW w:type="dxa" w:w="5438"/>
-            <w:tcBorders>
-              <w:top w:val="single" w:color="BFBFBF" w:sz="4"/>
-              <w:left w:val="single" w:color="BFBFBF" w:sz="4"/>
-              <w:bottom w:val="single" w:color="BFBFBF" w:sz="4"/>
-              <w:right w:val="single" w:color="BFBFBF" w:sz="4"/>
-            </w:tcBorders>
-            <w:tcMar>
-              <w:top w:type="dxa" w:w="60"/>
-              <w:left w:type="dxa" w:w="100"/>
-              <w:bottom w:type="dxa" w:w="60"/>
-              <w:right w:type="dxa" w:w="100"/>
-            </w:tcMar>
-          </w:tcPr>
-          <w:p>
-            <w:r>
-              <w:rPr>
-                <w:sz w:val="19"/>
-                <w:szCs w:val="19"/>
-              </w:rPr>
-              <w:t xml:space="preserve">Regla de aporte del empleador desde el catálogo (hoy solo catálogo)</w:t>
-            </w:r>
-          </w:p>
-        </w:tc>
-      </w:tr>
-      <w:tr>
-        <w:tc>
-          <w:tcPr>
-            <w:tcW w:type="dxa" w:w="1000"/>
-            <w:tcBorders>
-              <w:top w:val="single" w:color="BFBFBF" w:sz="4"/>
-              <w:left w:val="single" w:color="BFBFBF" w:sz="4"/>
-              <w:bottom w:val="single" w:color="BFBFBF" w:sz="4"/>
-              <w:right w:val="single" w:color="BFBFBF" w:sz="4"/>
-            </w:tcBorders>
-            <w:tcMar>
-              <w:top w:type="dxa" w:w="60"/>
-              <w:left w:type="dxa" w:w="100"/>
-              <w:bottom w:type="dxa" w:w="60"/>
-              <w:right w:type="dxa" w:w="100"/>
-            </w:tcMar>
-          </w:tcPr>
-          <w:p>
-            <w:r>
-              <w:rPr>
-                <w:sz w:val="19"/>
-                <w:szCs w:val="19"/>
-              </w:rPr>
-              <w:t xml:space="preserve">N-06</w:t>
-            </w:r>
-          </w:p>
-        </w:tc>
-        <w:tc>
-          <w:tcPr>
-            <w:tcW w:type="dxa" w:w="3200"/>
-            <w:tcBorders>
-              <w:top w:val="single" w:color="BFBFBF" w:sz="4"/>
-              <w:left w:val="single" w:color="BFBFBF" w:sz="4"/>
-              <w:bottom w:val="single" w:color="BFBFBF" w:sz="4"/>
-              <w:right w:val="single" w:color="BFBFBF" w:sz="4"/>
-            </w:tcBorders>
-            <w:tcMar>
-              <w:top w:type="dxa" w:w="60"/>
-              <w:left w:type="dxa" w:w="100"/>
-              <w:bottom w:type="dxa" w:w="60"/>
-              <w:right w:type="dxa" w:w="100"/>
-            </w:tcMar>
-          </w:tcPr>
-          <w:p>
-            <w:r>
-              <w:rPr>
-                <w:sz w:val="19"/>
-                <w:szCs w:val="19"/>
-              </w:rPr>
-              <w:t xml:space="preserve">TXT Scotiabank y Banco de la Nación</w:t>
-            </w:r>
-          </w:p>
-        </w:tc>
-        <w:tc>
-          <w:tcPr>
-            <w:tcW w:type="dxa" w:w="5438"/>
-            <w:tcBorders>
-              <w:top w:val="single" w:color="BFBFBF" w:sz="4"/>
-              <w:left w:val="single" w:color="BFBFBF" w:sz="4"/>
-              <w:bottom w:val="single" w:color="BFBFBF" w:sz="4"/>
-              <w:right w:val="single" w:color="BFBFBF" w:sz="4"/>
-            </w:tcBorders>
-            <w:tcMar>
-              <w:top w:type="dxa" w:w="60"/>
-              <w:left w:type="dxa" w:w="100"/>
-              <w:bottom w:type="dxa" w:w="60"/>
-              <w:right w:type="dxa" w:w="100"/>
-            </w:tcMar>
-          </w:tcPr>
-          <w:p>
-            <w:r>
-              <w:rPr>
-                <w:sz w:val="19"/>
-                <w:szCs w:val="19"/>
-              </w:rPr>
-              <w:t xml:space="preserve">Formatos pendientes según </w:t>
-            </w:r>
-            <w:r>
-              <w:rPr>
-                <w:rFonts w:ascii="Consolas" w:cs="Consolas" w:eastAsia="Consolas" w:hAnsi="Consolas"/>
-                <w:color w:val="444444"/>
-                <w:sz w:val="20"/>
-                <w:szCs w:val="20"/>
-              </w:rPr>
-              <w:t xml:space="preserve">bancos.py</w:t>
-            </w:r>
-            <w:r>
-              <w:rPr>
-                <w:sz w:val="19"/>
-                <w:szCs w:val="19"/>
-              </w:rPr>
-              <w:t xml:space="preserve"> (l. 5-13)</w:t>
-            </w:r>
-          </w:p>
-        </w:tc>
-      </w:tr>
-      <w:tr>
-        <w:tc>
-          <w:tcPr>
-            <w:tcW w:type="dxa" w:w="1000"/>
-            <w:tcBorders>
-              <w:top w:val="single" w:color="BFBFBF" w:sz="4"/>
-              <w:left w:val="single" w:color="BFBFBF" w:sz="4"/>
-              <w:bottom w:val="single" w:color="BFBFBF" w:sz="4"/>
-              <w:right w:val="single" w:color="BFBFBF" w:sz="4"/>
-            </w:tcBorders>
-            <w:tcMar>
-              <w:top w:type="dxa" w:w="60"/>
-              <w:left w:type="dxa" w:w="100"/>
-              <w:bottom w:type="dxa" w:w="60"/>
-              <w:right w:type="dxa" w:w="100"/>
-            </w:tcMar>
-          </w:tcPr>
-          <w:p>
-            <w:r>
-              <w:rPr>
-                <w:sz w:val="19"/>
-                <w:szCs w:val="19"/>
-              </w:rPr>
-              <w:t xml:space="preserve">N-07</w:t>
-            </w:r>
-          </w:p>
-        </w:tc>
-        <w:tc>
-          <w:tcPr>
-            <w:tcW w:type="dxa" w:w="3200"/>
-            <w:tcBorders>
-              <w:top w:val="single" w:color="BFBFBF" w:sz="4"/>
-              <w:left w:val="single" w:color="BFBFBF" w:sz="4"/>
-              <w:bottom w:val="single" w:color="BFBFBF" w:sz="4"/>
-              <w:right w:val="single" w:color="BFBFBF" w:sz="4"/>
-            </w:tcBorders>
-            <w:tcMar>
-              <w:top w:type="dxa" w:w="60"/>
-              <w:left w:type="dxa" w:w="100"/>
-              <w:bottom w:type="dxa" w:w="60"/>
-              <w:right w:type="dxa" w:w="100"/>
-            </w:tcMar>
-          </w:tcPr>
-          <w:p>
-            <w:r>
-              <w:rPr>
-                <w:sz w:val="19"/>
-                <w:szCs w:val="19"/>
-              </w:rPr>
-              <w:t xml:space="preserve">Pago de la planilla</w:t>
-            </w:r>
-          </w:p>
-        </w:tc>
-        <w:tc>
-          <w:tcPr>
-            <w:tcW w:type="dxa" w:w="5438"/>
-            <w:tcBorders>
-              <w:top w:val="single" w:color="BFBFBF" w:sz="4"/>
-              <w:left w:val="single" w:color="BFBFBF" w:sz="4"/>
-              <w:bottom w:val="single" w:color="BFBFBF" w:sz="4"/>
-              <w:right w:val="single" w:color="BFBFBF" w:sz="4"/>
-            </w:tcBorders>
-            <w:tcMar>
-              <w:top w:type="dxa" w:w="60"/>
-              <w:left w:type="dxa" w:w="100"/>
-              <w:bottom w:type="dxa" w:w="60"/>
-              <w:right w:type="dxa" w:w="100"/>
-            </w:tcMar>
-          </w:tcPr>
-          <w:p>
-            <w:r>
-              <w:rPr>
-                <w:sz w:val="19"/>
-                <w:szCs w:val="19"/>
-              </w:rPr>
-              <w:t xml:space="preserve">Registrar el pago desde el lote (en Community </w:t>
-            </w:r>
-            <w:r>
-              <w:rPr>
-                <w:rFonts w:ascii="Consolas" w:cs="Consolas" w:eastAsia="Consolas" w:hAnsi="Consolas"/>
-                <w:color w:val="444444"/>
-                <w:sz w:val="20"/>
-                <w:szCs w:val="20"/>
-              </w:rPr>
-              <w:t xml:space="preserve">paid_amount</w:t>
-            </w:r>
-            <w:r>
-              <w:rPr>
-                <w:sz w:val="19"/>
-                <w:szCs w:val="19"/>
-              </w:rPr>
-              <w:t xml:space="preserve"> es manual)</w:t>
-            </w:r>
-          </w:p>
-        </w:tc>
-      </w:tr>
-      <w:tr>
-        <w:tc>
-          <w:tcPr>
-            <w:tcW w:type="dxa" w:w="1000"/>
-            <w:tcBorders>
-              <w:top w:val="single" w:color="BFBFBF" w:sz="4"/>
-              <w:left w:val="single" w:color="BFBFBF" w:sz="4"/>
-              <w:bottom w:val="single" w:color="BFBFBF" w:sz="4"/>
-              <w:right w:val="single" w:color="BFBFBF" w:sz="4"/>
-            </w:tcBorders>
-            <w:tcMar>
-              <w:top w:type="dxa" w:w="60"/>
-              <w:left w:type="dxa" w:w="100"/>
-              <w:bottom w:type="dxa" w:w="60"/>
-              <w:right w:type="dxa" w:w="100"/>
-            </w:tcMar>
-          </w:tcPr>
-          <w:p>
-            <w:r>
-              <w:rPr>
-                <w:sz w:val="19"/>
-                <w:szCs w:val="19"/>
-              </w:rPr>
-              <w:t xml:space="preserve">N-08</w:t>
-            </w:r>
-          </w:p>
-        </w:tc>
-        <w:tc>
-          <w:tcPr>
-            <w:tcW w:type="dxa" w:w="3200"/>
-            <w:tcBorders>
-              <w:top w:val="single" w:color="BFBFBF" w:sz="4"/>
-              <w:left w:val="single" w:color="BFBFBF" w:sz="4"/>
-              <w:bottom w:val="single" w:color="BFBFBF" w:sz="4"/>
-              <w:right w:val="single" w:color="BFBFBF" w:sz="4"/>
-            </w:tcBorders>
-            <w:tcMar>
-              <w:top w:type="dxa" w:w="60"/>
-              <w:left w:type="dxa" w:w="100"/>
-              <w:bottom w:type="dxa" w:w="60"/>
-              <w:right w:type="dxa" w:w="100"/>
-            </w:tcMar>
-          </w:tcPr>
-          <w:p>
-            <w:r>
-              <w:rPr>
-                <w:sz w:val="19"/>
-                <w:szCs w:val="19"/>
-              </w:rPr>
-              <w:t xml:space="preserve">Envío masivo de boletas y constancias</w:t>
-            </w:r>
-          </w:p>
-        </w:tc>
-        <w:tc>
-          <w:tcPr>
-            <w:tcW w:type="dxa" w:w="5438"/>
-            <w:tcBorders>
-              <w:top w:val="single" w:color="BFBFBF" w:sz="4"/>
-              <w:left w:val="single" w:color="BFBFBF" w:sz="4"/>
-              <w:bottom w:val="single" w:color="BFBFBF" w:sz="4"/>
-              <w:right w:val="single" w:color="BFBFBF" w:sz="4"/>
-            </w:tcBorders>
-            <w:tcMar>
-              <w:top w:type="dxa" w:w="60"/>
-              <w:left w:type="dxa" w:w="100"/>
-              <w:bottom w:type="dxa" w:w="60"/>
-              <w:right w:type="dxa" w:w="100"/>
-            </w:tcMar>
-          </w:tcPr>
-          <w:p>
-            <w:r>
-              <w:rPr>
-                <w:sz w:val="19"/>
-                <w:szCs w:val="19"/>
-              </w:rPr>
-              <w:t xml:space="preserve">Boletas por correo desde el lote; constancia de CTS y certificado de 5.ª</w:t>
+              <w:t xml:space="preserve">Segmento del video</w:t>
+            </w:r>
+          </w:p>
+        </w:tc>
+      </w:tr>
+      <w:tr>
+        <w:tc>
+          <w:tcPr>
+            <w:tcW w:type="dxa" w:w="3000"/>
+            <w:tcBorders>
+              <w:top w:val="single" w:color="BFBFBF" w:sz="4"/>
+              <w:left w:val="single" w:color="BFBFBF" w:sz="4"/>
+              <w:bottom w:val="single" w:color="BFBFBF" w:sz="4"/>
+              <w:right w:val="single" w:color="BFBFBF" w:sz="4"/>
+            </w:tcBorders>
+            <w:tcMar>
+              <w:top w:type="dxa" w:w="60"/>
+              <w:left w:type="dxa" w:w="100"/>
+              <w:bottom w:type="dxa" w:w="60"/>
+              <w:right w:type="dxa" w:w="100"/>
+            </w:tcMar>
+          </w:tcPr>
+          <w:p>
+            <w:r>
+              <w:rPr>
+                <w:sz w:val="19"/>
+                <w:szCs w:val="19"/>
+              </w:rPr>
+              <w:t xml:space="preserve">C-01, C-08, C-12, N-06</w:t>
+            </w:r>
+          </w:p>
+        </w:tc>
+        <w:tc>
+          <w:tcPr>
+            <w:tcW w:type="dxa" w:w="3600"/>
+            <w:tcBorders>
+              <w:top w:val="single" w:color="BFBFBF" w:sz="4"/>
+              <w:left w:val="single" w:color="BFBFBF" w:sz="4"/>
+              <w:bottom w:val="single" w:color="BFBFBF" w:sz="4"/>
+              <w:right w:val="single" w:color="BFBFBF" w:sz="4"/>
+            </w:tcBorders>
+            <w:tcMar>
+              <w:top w:type="dxa" w:w="60"/>
+              <w:left w:type="dxa" w:w="100"/>
+              <w:bottom w:type="dxa" w:w="60"/>
+              <w:right w:type="dxa" w:w="100"/>
+            </w:tcMar>
+          </w:tcPr>
+          <w:p>
+            <w:r>
+              <w:rPr>
+                <w:sz w:val="19"/>
+                <w:szCs w:val="19"/>
+              </w:rPr>
+              <w:t xml:space="preserve">21 Reportes (pago a bancos), 15 CTS</w:t>
+            </w:r>
+          </w:p>
+        </w:tc>
+        <w:tc>
+          <w:tcPr>
+            <w:tcW w:type="dxa" w:w="3038"/>
+            <w:tcBorders>
+              <w:top w:val="single" w:color="BFBFBF" w:sz="4"/>
+              <w:left w:val="single" w:color="BFBFBF" w:sz="4"/>
+              <w:bottom w:val="single" w:color="BFBFBF" w:sz="4"/>
+              <w:right w:val="single" w:color="BFBFBF" w:sz="4"/>
+            </w:tcBorders>
+            <w:tcMar>
+              <w:top w:type="dxa" w:w="60"/>
+              <w:left w:type="dxa" w:w="100"/>
+              <w:bottom w:type="dxa" w:w="60"/>
+              <w:right w:type="dxa" w:w="100"/>
+            </w:tcMar>
+          </w:tcPr>
+          <w:p>
+            <w:r>
+              <w:rPr>
+                <w:sz w:val="19"/>
+                <w:szCs w:val="19"/>
+              </w:rPr>
+              <w:t xml:space="preserve">Nuevo clip de pago a bancos</w:t>
+            </w:r>
+          </w:p>
+        </w:tc>
+      </w:tr>
+      <w:tr>
+        <w:tc>
+          <w:tcPr>
+            <w:tcW w:type="dxa" w:w="3000"/>
+            <w:tcBorders>
+              <w:top w:val="single" w:color="BFBFBF" w:sz="4"/>
+              <w:left w:val="single" w:color="BFBFBF" w:sz="4"/>
+              <w:bottom w:val="single" w:color="BFBFBF" w:sz="4"/>
+              <w:right w:val="single" w:color="BFBFBF" w:sz="4"/>
+            </w:tcBorders>
+            <w:tcMar>
+              <w:top w:type="dxa" w:w="60"/>
+              <w:left w:type="dxa" w:w="100"/>
+              <w:bottom w:type="dxa" w:w="60"/>
+              <w:right w:type="dxa" w:w="100"/>
+            </w:tcMar>
+          </w:tcPr>
+          <w:p>
+            <w:r>
+              <w:rPr>
+                <w:sz w:val="19"/>
+                <w:szCs w:val="19"/>
+              </w:rPr>
+              <w:t xml:space="preserve">C-02, V-01, V-02, U-08</w:t>
+            </w:r>
+          </w:p>
+        </w:tc>
+        <w:tc>
+          <w:tcPr>
+            <w:tcW w:type="dxa" w:w="3600"/>
+            <w:tcBorders>
+              <w:top w:val="single" w:color="BFBFBF" w:sz="4"/>
+              <w:left w:val="single" w:color="BFBFBF" w:sz="4"/>
+              <w:bottom w:val="single" w:color="BFBFBF" w:sz="4"/>
+              <w:right w:val="single" w:color="BFBFBF" w:sz="4"/>
+            </w:tcBorders>
+            <w:tcMar>
+              <w:top w:type="dxa" w:w="60"/>
+              <w:left w:type="dxa" w:w="100"/>
+              <w:bottom w:type="dxa" w:w="60"/>
+              <w:right w:type="dxa" w:w="100"/>
+            </w:tcMar>
+          </w:tcPr>
+          <w:p>
+            <w:r>
+              <w:rPr>
+                <w:sz w:val="19"/>
+                <w:szCs w:val="19"/>
+              </w:rPr>
+              <w:t xml:space="preserve">4 Parámetros</w:t>
+            </w:r>
+          </w:p>
+        </w:tc>
+        <w:tc>
+          <w:tcPr>
+            <w:tcW w:type="dxa" w:w="3038"/>
+            <w:tcBorders>
+              <w:top w:val="single" w:color="BFBFBF" w:sz="4"/>
+              <w:left w:val="single" w:color="BFBFBF" w:sz="4"/>
+              <w:bottom w:val="single" w:color="BFBFBF" w:sz="4"/>
+              <w:right w:val="single" w:color="BFBFBF" w:sz="4"/>
+            </w:tcBorders>
+            <w:tcMar>
+              <w:top w:type="dxa" w:w="60"/>
+              <w:left w:type="dxa" w:w="100"/>
+              <w:bottom w:type="dxa" w:w="60"/>
+              <w:right w:type="dxa" w:w="100"/>
+            </w:tcMar>
+          </w:tcPr>
+          <w:p>
+            <w:r>
+              <w:rPr>
+                <w:sz w:val="19"/>
+                <w:szCs w:val="19"/>
+              </w:rPr>
+              <w:t xml:space="preserve">Parámetros con vigencia</w:t>
+            </w:r>
+          </w:p>
+        </w:tc>
+      </w:tr>
+      <w:tr>
+        <w:tc>
+          <w:tcPr>
+            <w:tcW w:type="dxa" w:w="3000"/>
+            <w:tcBorders>
+              <w:top w:val="single" w:color="BFBFBF" w:sz="4"/>
+              <w:left w:val="single" w:color="BFBFBF" w:sz="4"/>
+              <w:bottom w:val="single" w:color="BFBFBF" w:sz="4"/>
+              <w:right w:val="single" w:color="BFBFBF" w:sz="4"/>
+            </w:tcBorders>
+            <w:tcMar>
+              <w:top w:type="dxa" w:w="60"/>
+              <w:left w:type="dxa" w:w="100"/>
+              <w:bottom w:type="dxa" w:w="60"/>
+              <w:right w:type="dxa" w:w="100"/>
+            </w:tcMar>
+          </w:tcPr>
+          <w:p>
+            <w:r>
+              <w:rPr>
+                <w:sz w:val="19"/>
+                <w:szCs w:val="19"/>
+              </w:rPr>
+              <w:t xml:space="preserve">C-03, C-11</w:t>
+            </w:r>
+          </w:p>
+        </w:tc>
+        <w:tc>
+          <w:tcPr>
+            <w:tcW w:type="dxa" w:w="3600"/>
+            <w:tcBorders>
+              <w:top w:val="single" w:color="BFBFBF" w:sz="4"/>
+              <w:left w:val="single" w:color="BFBFBF" w:sz="4"/>
+              <w:bottom w:val="single" w:color="BFBFBF" w:sz="4"/>
+              <w:right w:val="single" w:color="BFBFBF" w:sz="4"/>
+            </w:tcBorders>
+            <w:tcMar>
+              <w:top w:type="dxa" w:w="60"/>
+              <w:left w:type="dxa" w:w="100"/>
+              <w:bottom w:type="dxa" w:w="60"/>
+              <w:right w:type="dxa" w:w="100"/>
+            </w:tcMar>
+          </w:tcPr>
+          <w:p>
+            <w:r>
+              <w:rPr>
+                <w:sz w:val="19"/>
+                <w:szCs w:val="19"/>
+              </w:rPr>
+              <w:t xml:space="preserve">13 Renta de 5.ª</w:t>
+            </w:r>
+          </w:p>
+        </w:tc>
+        <w:tc>
+          <w:tcPr>
+            <w:tcW w:type="dxa" w:w="3038"/>
+            <w:tcBorders>
+              <w:top w:val="single" w:color="BFBFBF" w:sz="4"/>
+              <w:left w:val="single" w:color="BFBFBF" w:sz="4"/>
+              <w:bottom w:val="single" w:color="BFBFBF" w:sz="4"/>
+              <w:right w:val="single" w:color="BFBFBF" w:sz="4"/>
+            </w:tcBorders>
+            <w:tcMar>
+              <w:top w:type="dxa" w:w="60"/>
+              <w:left w:type="dxa" w:w="100"/>
+              <w:bottom w:type="dxa" w:w="60"/>
+              <w:right w:type="dxa" w:w="100"/>
+            </w:tcMar>
+          </w:tcPr>
+          <w:p>
+            <w:r>
+              <w:rPr>
+                <w:sz w:val="19"/>
+                <w:szCs w:val="19"/>
+              </w:rPr>
+              <w:t xml:space="preserve">—</w:t>
+            </w:r>
+          </w:p>
+        </w:tc>
+      </w:tr>
+      <w:tr>
+        <w:tc>
+          <w:tcPr>
+            <w:tcW w:type="dxa" w:w="3000"/>
+            <w:tcBorders>
+              <w:top w:val="single" w:color="BFBFBF" w:sz="4"/>
+              <w:left w:val="single" w:color="BFBFBF" w:sz="4"/>
+              <w:bottom w:val="single" w:color="BFBFBF" w:sz="4"/>
+              <w:right w:val="single" w:color="BFBFBF" w:sz="4"/>
+            </w:tcBorders>
+            <w:tcMar>
+              <w:top w:type="dxa" w:w="60"/>
+              <w:left w:type="dxa" w:w="100"/>
+              <w:bottom w:type="dxa" w:w="60"/>
+              <w:right w:type="dxa" w:w="100"/>
+            </w:tcMar>
+          </w:tcPr>
+          <w:p>
+            <w:r>
+              <w:rPr>
+                <w:sz w:val="19"/>
+                <w:szCs w:val="19"/>
+              </w:rPr>
+              <w:t xml:space="preserve">C-04, C-09</w:t>
+            </w:r>
+          </w:p>
+        </w:tc>
+        <w:tc>
+          <w:tcPr>
+            <w:tcW w:type="dxa" w:w="3600"/>
+            <w:tcBorders>
+              <w:top w:val="single" w:color="BFBFBF" w:sz="4"/>
+              <w:left w:val="single" w:color="BFBFBF" w:sz="4"/>
+              <w:bottom w:val="single" w:color="BFBFBF" w:sz="4"/>
+              <w:right w:val="single" w:color="BFBFBF" w:sz="4"/>
+            </w:tcBorders>
+            <w:tcMar>
+              <w:top w:type="dxa" w:w="60"/>
+              <w:left w:type="dxa" w:w="100"/>
+              <w:bottom w:type="dxa" w:w="60"/>
+              <w:right w:type="dxa" w:w="100"/>
+            </w:tcMar>
+          </w:tcPr>
+          <w:p>
+            <w:r>
+              <w:rPr>
+                <w:sz w:val="19"/>
+                <w:szCs w:val="19"/>
+              </w:rPr>
+              <w:t xml:space="preserve">17 Vacaciones, 18 Feriados</w:t>
+            </w:r>
+          </w:p>
+        </w:tc>
+        <w:tc>
+          <w:tcPr>
+            <w:tcW w:type="dxa" w:w="3038"/>
+            <w:tcBorders>
+              <w:top w:val="single" w:color="BFBFBF" w:sz="4"/>
+              <w:left w:val="single" w:color="BFBFBF" w:sz="4"/>
+              <w:bottom w:val="single" w:color="BFBFBF" w:sz="4"/>
+              <w:right w:val="single" w:color="BFBFBF" w:sz="4"/>
+            </w:tcBorders>
+            <w:tcMar>
+              <w:top w:type="dxa" w:w="60"/>
+              <w:left w:type="dxa" w:w="100"/>
+              <w:bottom w:type="dxa" w:w="60"/>
+              <w:right w:type="dxa" w:w="100"/>
+            </w:tcMar>
+          </w:tcPr>
+          <w:p>
+            <w:r>
+              <w:rPr>
+                <w:sz w:val="19"/>
+                <w:szCs w:val="19"/>
+              </w:rPr>
+              <w:t xml:space="preserve">Vacaciones</w:t>
+            </w:r>
+          </w:p>
+        </w:tc>
+      </w:tr>
+      <w:tr>
+        <w:tc>
+          <w:tcPr>
+            <w:tcW w:type="dxa" w:w="3000"/>
+            <w:tcBorders>
+              <w:top w:val="single" w:color="BFBFBF" w:sz="4"/>
+              <w:left w:val="single" w:color="BFBFBF" w:sz="4"/>
+              <w:bottom w:val="single" w:color="BFBFBF" w:sz="4"/>
+              <w:right w:val="single" w:color="BFBFBF" w:sz="4"/>
+            </w:tcBorders>
+            <w:tcMar>
+              <w:top w:type="dxa" w:w="60"/>
+              <w:left w:type="dxa" w:w="100"/>
+              <w:bottom w:type="dxa" w:w="60"/>
+              <w:right w:type="dxa" w:w="100"/>
+            </w:tcMar>
+          </w:tcPr>
+          <w:p>
+            <w:r>
+              <w:rPr>
+                <w:sz w:val="19"/>
+                <w:szCs w:val="19"/>
+              </w:rPr>
+              <w:t xml:space="preserve">C-05, C-06, C-07</w:t>
+            </w:r>
+          </w:p>
+        </w:tc>
+        <w:tc>
+          <w:tcPr>
+            <w:tcW w:type="dxa" w:w="3600"/>
+            <w:tcBorders>
+              <w:top w:val="single" w:color="BFBFBF" w:sz="4"/>
+              <w:left w:val="single" w:color="BFBFBF" w:sz="4"/>
+              <w:bottom w:val="single" w:color="BFBFBF" w:sz="4"/>
+              <w:right w:val="single" w:color="BFBFBF" w:sz="4"/>
+            </w:tcBorders>
+            <w:tcMar>
+              <w:top w:type="dxa" w:w="60"/>
+              <w:left w:type="dxa" w:w="100"/>
+              <w:bottom w:type="dxa" w:w="60"/>
+              <w:right w:type="dxa" w:w="100"/>
+            </w:tcMar>
+          </w:tcPr>
+          <w:p>
+            <w:r>
+              <w:rPr>
+                <w:sz w:val="19"/>
+                <w:szCs w:val="19"/>
+              </w:rPr>
+              <w:t xml:space="preserve">7 Contabilidad, 8 Alta, 10 Boleta</w:t>
+            </w:r>
+          </w:p>
+        </w:tc>
+        <w:tc>
+          <w:tcPr>
+            <w:tcW w:type="dxa" w:w="3038"/>
+            <w:tcBorders>
+              <w:top w:val="single" w:color="BFBFBF" w:sz="4"/>
+              <w:left w:val="single" w:color="BFBFBF" w:sz="4"/>
+              <w:bottom w:val="single" w:color="BFBFBF" w:sz="4"/>
+              <w:right w:val="single" w:color="BFBFBF" w:sz="4"/>
+            </w:tcBorders>
+            <w:tcMar>
+              <w:top w:type="dxa" w:w="60"/>
+              <w:left w:type="dxa" w:w="100"/>
+              <w:bottom w:type="dxa" w:w="60"/>
+              <w:right w:type="dxa" w:w="100"/>
+            </w:tcMar>
+          </w:tcPr>
+          <w:p>
+            <w:r>
+              <w:rPr>
+                <w:sz w:val="19"/>
+                <w:szCs w:val="19"/>
+              </w:rPr>
+              <w:t xml:space="preserve">Alta del trabajador; boleta, asiento y PDF</w:t>
+            </w:r>
+          </w:p>
+        </w:tc>
+      </w:tr>
+      <w:tr>
+        <w:tc>
+          <w:tcPr>
+            <w:tcW w:type="dxa" w:w="3000"/>
+            <w:tcBorders>
+              <w:top w:val="single" w:color="BFBFBF" w:sz="4"/>
+              <w:left w:val="single" w:color="BFBFBF" w:sz="4"/>
+              <w:bottom w:val="single" w:color="BFBFBF" w:sz="4"/>
+              <w:right w:val="single" w:color="BFBFBF" w:sz="4"/>
+            </w:tcBorders>
+            <w:tcMar>
+              <w:top w:type="dxa" w:w="60"/>
+              <w:left w:type="dxa" w:w="100"/>
+              <w:bottom w:type="dxa" w:w="60"/>
+              <w:right w:type="dxa" w:w="100"/>
+            </w:tcMar>
+          </w:tcPr>
+          <w:p>
+            <w:r>
+              <w:rPr>
+                <w:sz w:val="19"/>
+                <w:szCs w:val="19"/>
+              </w:rPr>
+              <w:t xml:space="preserve">U-01 a U-07, U-09</w:t>
+            </w:r>
+          </w:p>
+        </w:tc>
+        <w:tc>
+          <w:tcPr>
+            <w:tcW w:type="dxa" w:w="3600"/>
+            <w:tcBorders>
+              <w:top w:val="single" w:color="BFBFBF" w:sz="4"/>
+              <w:left w:val="single" w:color="BFBFBF" w:sz="4"/>
+              <w:bottom w:val="single" w:color="BFBFBF" w:sz="4"/>
+              <w:right w:val="single" w:color="BFBFBF" w:sz="4"/>
+            </w:tcBorders>
+            <w:tcMar>
+              <w:top w:type="dxa" w:w="60"/>
+              <w:left w:type="dxa" w:w="100"/>
+              <w:bottom w:type="dxa" w:w="60"/>
+              <w:right w:type="dxa" w:w="100"/>
+            </w:tcMar>
+          </w:tcPr>
+          <w:p>
+            <w:r>
+              <w:rPr>
+                <w:sz w:val="19"/>
+                <w:szCs w:val="19"/>
+              </w:rPr>
+              <w:t xml:space="preserve">3, 5, 6, 8, 9</w:t>
+            </w:r>
+          </w:p>
+        </w:tc>
+        <w:tc>
+          <w:tcPr>
+            <w:tcW w:type="dxa" w:w="3038"/>
+            <w:tcBorders>
+              <w:top w:val="single" w:color="BFBFBF" w:sz="4"/>
+              <w:left w:val="single" w:color="BFBFBF" w:sz="4"/>
+              <w:bottom w:val="single" w:color="BFBFBF" w:sz="4"/>
+              <w:right w:val="single" w:color="BFBFBF" w:sz="4"/>
+            </w:tcBorders>
+            <w:tcMar>
+              <w:top w:type="dxa" w:w="60"/>
+              <w:left w:type="dxa" w:w="100"/>
+              <w:bottom w:type="dxa" w:w="60"/>
+              <w:right w:type="dxa" w:w="100"/>
+            </w:tcMar>
+          </w:tcPr>
+          <w:p>
+            <w:r>
+              <w:rPr>
+                <w:sz w:val="19"/>
+                <w:szCs w:val="19"/>
+              </w:rPr>
+              <w:t xml:space="preserve">Menú Nómina PE</w:t>
+            </w:r>
+          </w:p>
+        </w:tc>
+      </w:tr>
+      <w:tr>
+        <w:tc>
+          <w:tcPr>
+            <w:tcW w:type="dxa" w:w="3000"/>
+            <w:tcBorders>
+              <w:top w:val="single" w:color="BFBFBF" w:sz="4"/>
+              <w:left w:val="single" w:color="BFBFBF" w:sz="4"/>
+              <w:bottom w:val="single" w:color="BFBFBF" w:sz="4"/>
+              <w:right w:val="single" w:color="BFBFBF" w:sz="4"/>
+            </w:tcBorders>
+            <w:tcMar>
+              <w:top w:type="dxa" w:w="60"/>
+              <w:left w:type="dxa" w:w="100"/>
+              <w:bottom w:type="dxa" w:w="60"/>
+              <w:right w:type="dxa" w:w="100"/>
+            </w:tcMar>
+          </w:tcPr>
+          <w:p>
+            <w:r>
+              <w:rPr>
+                <w:sz w:val="19"/>
+                <w:szCs w:val="19"/>
+              </w:rPr>
+              <w:t xml:space="preserve">N-01 a N-05, N-07, N-08</w:t>
+            </w:r>
+          </w:p>
+        </w:tc>
+        <w:tc>
+          <w:tcPr>
+            <w:tcW w:type="dxa" w:w="3600"/>
+            <w:tcBorders>
+              <w:top w:val="single" w:color="BFBFBF" w:sz="4"/>
+              <w:left w:val="single" w:color="BFBFBF" w:sz="4"/>
+              <w:bottom w:val="single" w:color="BFBFBF" w:sz="4"/>
+              <w:right w:val="single" w:color="BFBFBF" w:sz="4"/>
+            </w:tcBorders>
+            <w:tcMar>
+              <w:top w:type="dxa" w:w="60"/>
+              <w:left w:type="dxa" w:w="100"/>
+              <w:bottom w:type="dxa" w:w="60"/>
+              <w:right w:type="dxa" w:w="100"/>
+            </w:tcMar>
+          </w:tcPr>
+          <w:p>
+            <w:r>
+              <w:rPr>
+                <w:sz w:val="19"/>
+                <w:szCs w:val="19"/>
+              </w:rPr>
+              <w:t xml:space="preserve">16 Liquidación, 21, 23</w:t>
+            </w:r>
+          </w:p>
+        </w:tc>
+        <w:tc>
+          <w:tcPr>
+            <w:tcW w:type="dxa" w:w="3038"/>
+            <w:tcBorders>
+              <w:top w:val="single" w:color="BFBFBF" w:sz="4"/>
+              <w:left w:val="single" w:color="BFBFBF" w:sz="4"/>
+              <w:bottom w:val="single" w:color="BFBFBF" w:sz="4"/>
+              <w:right w:val="single" w:color="BFBFBF" w:sz="4"/>
+            </w:tcBorders>
+            <w:tcMar>
+              <w:top w:type="dxa" w:w="60"/>
+              <w:left w:type="dxa" w:w="100"/>
+              <w:bottom w:type="dxa" w:w="60"/>
+              <w:right w:type="dxa" w:w="100"/>
+            </w:tcMar>
+          </w:tcPr>
+          <w:p>
+            <w:r>
+              <w:rPr>
+                <w:sz w:val="19"/>
+                <w:szCs w:val="19"/>
+              </w:rPr>
+              <w:t xml:space="preserve">Tarjeta «Alcance» y clips nuevos</w:t>
             </w:r>
           </w:p>
         </w:tc>
@@ -16651,6 +21165,12 @@
       <w:startOverride w:val="1"/>
     </w:lvlOverride>
   </w:num>
+  <w:num w:numId="2">
+    <w:abstractNumId w:val="2"/>
+    <w:lvlOverride w:ilvl="0">
+      <w:startOverride w:val="1"/>
+    </w:lvlOverride>
+  </w:num>
 </w:numbering>
 </file>
 
